--- a/docs/Asiah_Crutchfield_Resume_ZH.docx
+++ b/docs/Asiah_Crutchfield_Resume_ZH.docx
@@ -12,7 +12,7 @@
           <w:right w:val="nil"/>
           <w:between w:val="nil"/>
         </w:pBdr>
-        <w:spacing w:after="0"/>
+        <w:spacing w:after="0" w:line="240" w:lineRule="auto"/>
         <w:rPr>
           <w:rFonts w:ascii="Gungsuh" w:eastAsia="Gungsuh" w:hAnsi="Gungsuh" w:cs="Gungsuh"/>
           <w:b/>
@@ -88,32 +88,57 @@
           <w:right w:val="nil"/>
           <w:between w:val="nil"/>
         </w:pBdr>
-        <w:spacing w:after="0"/>
+        <w:spacing w:after="0" w:line="240" w:lineRule="auto"/>
         <w:rPr>
           <w:rFonts w:cs="Garamond"/>
           <w:color w:val="0000FF"/>
-          <w:sz w:val="22"/>
+          <w:sz w:val="20"/>
+          <w:szCs w:val="20"/>
           <w:lang w:eastAsia="zh-CN"/>
         </w:rPr>
       </w:pPr>
       <w:r>
         <w:rPr>
           <w:rFonts w:eastAsia="Microsoft JhengHei"/>
-          <w:sz w:val="22"/>
+          <w:sz w:val="20"/>
+          <w:szCs w:val="20"/>
         </w:rPr>
         <w:t xml:space="preserve">asiah@asiahcrutchfield.com | 0901-008-567 | </w:t>
       </w:r>
+      <w:proofErr w:type="spellStart"/>
       <w:r>
         <w:rPr>
           <w:rFonts w:eastAsia="Microsoft JhengHei"/>
-          <w:sz w:val="22"/>
-        </w:rPr>
-        <w:t>台灣桃園市</w:t>
+          <w:sz w:val="20"/>
+          <w:szCs w:val="20"/>
+        </w:rPr>
+        <w:t>台灣</w:t>
       </w:r>
+      <w:proofErr w:type="spellEnd"/>
       <w:r>
         <w:rPr>
           <w:rFonts w:eastAsia="Microsoft JhengHei"/>
-          <w:sz w:val="22"/>
+          <w:sz w:val="20"/>
+          <w:szCs w:val="20"/>
+          <w:lang w:eastAsia="zh-TW"/>
+        </w:rPr>
+        <w:t>，</w:t>
+      </w:r>
+      <w:proofErr w:type="spellStart"/>
+      <w:r>
+        <w:rPr>
+          <w:rFonts w:eastAsia="Microsoft JhengHei"/>
+          <w:sz w:val="20"/>
+          <w:szCs w:val="20"/>
+        </w:rPr>
+        <w:t>桃園市</w:t>
+      </w:r>
+      <w:proofErr w:type="spellEnd"/>
+      <w:r>
+        <w:rPr>
+          <w:rFonts w:eastAsia="Microsoft JhengHei"/>
+          <w:sz w:val="20"/>
+          <w:szCs w:val="20"/>
         </w:rPr>
         <w:t xml:space="preserve"> | </w:t>
       </w:r>
@@ -122,15 +147,28 @@
           <w:rPr>
             <w:rStyle w:val="Hyperlink"/>
             <w:rFonts w:eastAsia="Microsoft JhengHei"/>
-            <w:sz w:val="22"/>
+            <w:sz w:val="20"/>
+            <w:szCs w:val="20"/>
           </w:rPr>
-          <w:t>asiahcrutchfield.com</w:t>
+          <w:t>linkedin.com/in/</w:t>
         </w:r>
+        <w:proofErr w:type="spellStart"/>
+        <w:r>
+          <w:rPr>
+            <w:rStyle w:val="Hyperlink"/>
+            <w:rFonts w:eastAsia="Microsoft JhengHei"/>
+            <w:sz w:val="20"/>
+            <w:szCs w:val="20"/>
+          </w:rPr>
+          <w:t>asiahcrutchfield</w:t>
+        </w:r>
+        <w:proofErr w:type="spellEnd"/>
       </w:hyperlink>
       <w:r>
         <w:rPr>
           <w:rFonts w:eastAsia="Microsoft JhengHei"/>
-          <w:sz w:val="22"/>
+          <w:sz w:val="20"/>
+          <w:szCs w:val="20"/>
         </w:rPr>
         <w:t xml:space="preserve"> | </w:t>
       </w:r>
@@ -139,10 +177,22 @@
           <w:rPr>
             <w:rStyle w:val="Hyperlink"/>
             <w:rFonts w:eastAsia="Microsoft JhengHei"/>
-            <w:sz w:val="22"/>
+            <w:sz w:val="20"/>
+            <w:szCs w:val="20"/>
           </w:rPr>
-          <w:t>github.com/asiahcrutchfield</w:t>
+          <w:t>github.com/</w:t>
         </w:r>
+        <w:proofErr w:type="spellStart"/>
+        <w:r>
+          <w:rPr>
+            <w:rStyle w:val="Hyperlink"/>
+            <w:rFonts w:eastAsia="Microsoft JhengHei"/>
+            <w:sz w:val="20"/>
+            <w:szCs w:val="20"/>
+          </w:rPr>
+          <w:t>asiahcrutchfield</w:t>
+        </w:r>
+        <w:proofErr w:type="spellEnd"/>
       </w:hyperlink>
     </w:p>
     <w:p>
@@ -173,6 +223,7 @@
           <w:szCs w:val="24"/>
         </w:rPr>
       </w:pPr>
+      <w:proofErr w:type="spellStart"/>
       <w:r>
         <w:rPr>
           <w:rFonts w:eastAsia="Microsoft JhengHei"/>
@@ -183,6 +234,7 @@
         </w:rPr>
         <w:t>資訊學程學生</w:t>
       </w:r>
+      <w:proofErr w:type="spellEnd"/>
       <w:r>
         <w:rPr>
           <w:rFonts w:eastAsia="Microsoft JhengHei"/>
@@ -193,6 +245,7 @@
         </w:rPr>
         <w:t xml:space="preserve"> | </w:t>
       </w:r>
+      <w:proofErr w:type="spellStart"/>
       <w:r>
         <w:rPr>
           <w:rFonts w:eastAsia="Microsoft JhengHei"/>
@@ -203,6 +256,7 @@
         </w:rPr>
         <w:t>軟體／工程實習申請者</w:t>
       </w:r>
+      <w:proofErr w:type="spellEnd"/>
     </w:p>
     <w:p>
       <w:pPr>
@@ -221,6 +275,7 @@
           <w:szCs w:val="24"/>
         </w:rPr>
       </w:pPr>
+      <w:proofErr w:type="spellStart"/>
       <w:r>
         <w:rPr>
           <w:rFonts w:eastAsia="Microsoft JhengHei"/>
@@ -229,6 +284,7 @@
         </w:rPr>
         <w:t>前端與網頁專案</w:t>
       </w:r>
+      <w:proofErr w:type="spellEnd"/>
       <w:r>
         <w:rPr>
           <w:rFonts w:eastAsia="Microsoft JhengHei"/>
@@ -237,6 +293,7 @@
         </w:rPr>
         <w:t xml:space="preserve"> | IT </w:t>
       </w:r>
+      <w:proofErr w:type="spellStart"/>
       <w:r>
         <w:rPr>
           <w:rFonts w:eastAsia="Microsoft JhengHei"/>
@@ -245,13 +302,23 @@
         </w:rPr>
         <w:t>支援</w:t>
       </w:r>
+      <w:proofErr w:type="spellEnd"/>
       <w:r>
         <w:rPr>
           <w:rFonts w:eastAsia="Microsoft JhengHei"/>
           <w:sz w:val="24"/>
           <w:szCs w:val="24"/>
         </w:rPr>
-        <w:t xml:space="preserve"> | QA</w:t>
+        <w:t xml:space="preserve"> | </w:t>
+      </w:r>
+      <w:proofErr w:type="spellStart"/>
+      <w:r>
+        <w:rPr>
+          <w:rFonts w:eastAsia="Microsoft JhengHei"/>
+          <w:sz w:val="24"/>
+          <w:szCs w:val="24"/>
+        </w:rPr>
+        <w:t>QA</w:t>
       </w:r>
       <w:r>
         <w:rPr>
@@ -261,6 +328,7 @@
         </w:rPr>
         <w:t>／測試</w:t>
       </w:r>
+      <w:proofErr w:type="spellEnd"/>
       <w:r>
         <w:rPr>
           <w:rFonts w:eastAsia="Microsoft JhengHei"/>
@@ -269,6 +337,7 @@
         </w:rPr>
         <w:t xml:space="preserve"> | AI </w:t>
       </w:r>
+      <w:proofErr w:type="spellStart"/>
       <w:r>
         <w:rPr>
           <w:rFonts w:eastAsia="Microsoft JhengHei"/>
@@ -277,6 +346,7 @@
         </w:rPr>
         <w:t>輔助流程</w:t>
       </w:r>
+      <w:proofErr w:type="spellEnd"/>
     </w:p>
     <w:p>
       <w:pPr>
@@ -439,13 +509,23 @@
         </w:rPr>
         <w:t>輔助流程。</w:t>
       </w:r>
+      <w:proofErr w:type="spellStart"/>
       <w:r>
         <w:rPr>
           <w:rFonts w:eastAsia="Microsoft JhengHei"/>
           <w:sz w:val="24"/>
           <w:szCs w:val="24"/>
         </w:rPr>
-        <w:t>持有台灣學生工作許可。</w:t>
+        <w:t>持有台灣學生工作許可</w:t>
+      </w:r>
+      <w:proofErr w:type="spellEnd"/>
+      <w:r>
+        <w:rPr>
+          <w:rFonts w:eastAsia="Microsoft JhengHei"/>
+          <w:sz w:val="24"/>
+          <w:szCs w:val="24"/>
+        </w:rPr>
+        <w:t>。</w:t>
       </w:r>
     </w:p>
     <w:p>
@@ -468,6 +548,7 @@
           <w:szCs w:val="24"/>
         </w:rPr>
       </w:pPr>
+      <w:proofErr w:type="spellStart"/>
       <w:r>
         <w:rPr>
           <w:rFonts w:eastAsia="Microsoft JhengHei"/>
@@ -476,6 +557,153 @@
           <w:szCs w:val="24"/>
         </w:rPr>
         <w:t>技術技能</w:t>
+      </w:r>
+      <w:proofErr w:type="spellEnd"/>
+    </w:p>
+    <w:p>
+      <w:pPr>
+        <w:pStyle w:val="ListParagraph"/>
+        <w:numPr>
+          <w:ilvl w:val="0"/>
+          <w:numId w:val="10"/>
+        </w:numPr>
+        <w:spacing w:after="0" w:line="240" w:lineRule="auto"/>
+        <w:rPr>
+          <w:sz w:val="24"/>
+          <w:szCs w:val="24"/>
+        </w:rPr>
+      </w:pPr>
+      <w:proofErr w:type="spellStart"/>
+      <w:r>
+        <w:rPr>
+          <w:rFonts w:eastAsia="Microsoft JhengHei"/>
+          <w:sz w:val="24"/>
+          <w:szCs w:val="24"/>
+        </w:rPr>
+        <w:t>程式語言：</w:t>
+      </w:r>
+      <w:r>
+        <w:rPr>
+          <w:rFonts w:eastAsia="Microsoft JhengHei"/>
+          <w:sz w:val="24"/>
+          <w:szCs w:val="24"/>
+        </w:rPr>
+        <w:t>JavaScript</w:t>
+      </w:r>
+      <w:r>
+        <w:rPr>
+          <w:rFonts w:eastAsia="Microsoft JhengHei"/>
+          <w:sz w:val="24"/>
+          <w:szCs w:val="24"/>
+        </w:rPr>
+        <w:t>、</w:t>
+      </w:r>
+      <w:r>
+        <w:rPr>
+          <w:rFonts w:eastAsia="Microsoft JhengHei"/>
+          <w:sz w:val="24"/>
+          <w:szCs w:val="24"/>
+        </w:rPr>
+        <w:t>TypeScript</w:t>
+      </w:r>
+      <w:r>
+        <w:rPr>
+          <w:rFonts w:eastAsia="Microsoft JhengHei"/>
+          <w:sz w:val="24"/>
+          <w:szCs w:val="24"/>
+        </w:rPr>
+        <w:t>、</w:t>
+      </w:r>
+      <w:r>
+        <w:rPr>
+          <w:rFonts w:eastAsia="Microsoft JhengHei"/>
+          <w:sz w:val="24"/>
+          <w:szCs w:val="24"/>
+        </w:rPr>
+        <w:t>HTML</w:t>
+      </w:r>
+      <w:r>
+        <w:rPr>
+          <w:rFonts w:eastAsia="Microsoft JhengHei"/>
+          <w:sz w:val="24"/>
+          <w:szCs w:val="24"/>
+        </w:rPr>
+        <w:t>、</w:t>
+      </w:r>
+      <w:r>
+        <w:rPr>
+          <w:rFonts w:eastAsia="Microsoft JhengHei"/>
+          <w:sz w:val="24"/>
+          <w:szCs w:val="24"/>
+        </w:rPr>
+        <w:t>CSS</w:t>
+      </w:r>
+      <w:r>
+        <w:rPr>
+          <w:rFonts w:eastAsia="Microsoft JhengHei"/>
+          <w:sz w:val="24"/>
+          <w:szCs w:val="24"/>
+        </w:rPr>
+        <w:t>；</w:t>
+      </w:r>
+      <w:r>
+        <w:rPr>
+          <w:rFonts w:eastAsia="Microsoft JhengHei"/>
+          <w:sz w:val="24"/>
+          <w:szCs w:val="24"/>
+        </w:rPr>
+        <w:t>C</w:t>
+      </w:r>
+      <w:proofErr w:type="spellEnd"/>
+      <w:r>
+        <w:rPr>
+          <w:rFonts w:eastAsia="Microsoft JhengHei"/>
+          <w:sz w:val="24"/>
+          <w:szCs w:val="24"/>
+        </w:rPr>
+        <w:t xml:space="preserve">++ </w:t>
+      </w:r>
+      <w:r>
+        <w:rPr>
+          <w:rFonts w:eastAsia="Microsoft JhengHei"/>
+          <w:sz w:val="24"/>
+          <w:szCs w:val="24"/>
+        </w:rPr>
+        <w:t>與</w:t>
+      </w:r>
+      <w:r>
+        <w:rPr>
+          <w:rFonts w:eastAsia="Microsoft JhengHei"/>
+          <w:sz w:val="24"/>
+          <w:szCs w:val="24"/>
+        </w:rPr>
+        <w:t xml:space="preserve"> </w:t>
+      </w:r>
+      <w:proofErr w:type="spellStart"/>
+      <w:r>
+        <w:rPr>
+          <w:rFonts w:eastAsia="Microsoft JhengHei"/>
+          <w:sz w:val="24"/>
+          <w:szCs w:val="24"/>
+        </w:rPr>
+        <w:t>Python</w:t>
+      </w:r>
+      <w:r>
+        <w:rPr>
+          <w:rFonts w:eastAsia="Microsoft JhengHei"/>
+          <w:sz w:val="24"/>
+          <w:szCs w:val="24"/>
+        </w:rPr>
+        <w:t>（課程／基礎</w:t>
+      </w:r>
+      <w:proofErr w:type="spellEnd"/>
+      <w:r>
+        <w:rPr>
+          <w:rFonts w:eastAsia="Microsoft JhengHei"/>
+          <w:sz w:val="24"/>
+          <w:szCs w:val="24"/>
+        </w:rPr>
+        <w:t>）</w:t>
       </w:r>
     </w:p>
     <w:p>
@@ -491,13 +719,14 @@
           <w:szCs w:val="24"/>
         </w:rPr>
       </w:pPr>
+      <w:proofErr w:type="spellStart"/>
       <w:r>
         <w:rPr>
           <w:rFonts w:eastAsia="Microsoft JhengHei"/>
           <w:sz w:val="24"/>
           <w:szCs w:val="24"/>
         </w:rPr>
-        <w:t>程式語言：</w:t>
+        <w:t>工具：</w:t>
       </w:r>
       <w:r>
         <w:rPr>
@@ -505,7 +734,7 @@
           <w:sz w:val="24"/>
           <w:szCs w:val="24"/>
         </w:rPr>
-        <w:t>JavaScript</w:t>
+        <w:t>Git</w:t>
       </w:r>
       <w:r>
         <w:rPr>
@@ -521,7 +750,7 @@
           <w:sz w:val="24"/>
           <w:szCs w:val="24"/>
         </w:rPr>
-        <w:t>TypeScript</w:t>
+        <w:t>GitHub</w:t>
       </w:r>
       <w:r>
         <w:rPr>
@@ -537,7 +766,25 @@
           <w:sz w:val="24"/>
           <w:szCs w:val="24"/>
         </w:rPr>
-        <w:t>HTML</w:t>
+        <w:t>VS</w:t>
+      </w:r>
+      <w:proofErr w:type="spellEnd"/>
+      <w:r>
+        <w:rPr>
+          <w:rFonts w:eastAsia="Microsoft JhengHei"/>
+          <w:sz w:val="24"/>
+          <w:szCs w:val="24"/>
+        </w:rPr>
+        <w:t xml:space="preserve"> </w:t>
+      </w:r>
+      <w:proofErr w:type="spellStart"/>
+      <w:r>
+        <w:rPr>
+          <w:rFonts w:eastAsia="Microsoft JhengHei"/>
+          <w:sz w:val="24"/>
+          <w:szCs w:val="24"/>
+        </w:rPr>
+        <w:t>Code</w:t>
       </w:r>
       <w:r>
         <w:rPr>
@@ -553,7 +800,7 @@
           <w:sz w:val="24"/>
           <w:szCs w:val="24"/>
         </w:rPr>
-        <w:t>CSS</w:t>
+        <w:t>Excel</w:t>
       </w:r>
       <w:r>
         <w:rPr>
@@ -561,7 +808,7 @@
           <w:sz w:val="24"/>
           <w:szCs w:val="24"/>
         </w:rPr>
-        <w:t>；</w:t>
+        <w:t>、</w:t>
       </w:r>
       <w:r>
         <w:rPr>
@@ -569,7 +816,7 @@
           <w:sz w:val="24"/>
           <w:szCs w:val="24"/>
         </w:rPr>
-        <w:t xml:space="preserve">C++ </w:t>
+        <w:t>Windows</w:t>
       </w:r>
       <w:r>
         <w:rPr>
@@ -577,7 +824,7 @@
           <w:sz w:val="24"/>
           <w:szCs w:val="24"/>
         </w:rPr>
-        <w:t>與</w:t>
+        <w:t>、</w:t>
       </w:r>
       <w:r>
         <w:rPr>
@@ -585,7 +832,7 @@
           <w:sz w:val="24"/>
           <w:szCs w:val="24"/>
         </w:rPr>
-        <w:t xml:space="preserve"> Python</w:t>
+        <w:t>macOS</w:t>
       </w:r>
       <w:r>
         <w:rPr>
@@ -593,8 +840,17 @@
           <w:sz w:val="24"/>
           <w:szCs w:val="24"/>
         </w:rPr>
-        <w:t>（課程／基礎）</w:t>
+        <w:t>、</w:t>
       </w:r>
+      <w:r>
+        <w:rPr>
+          <w:rFonts w:eastAsia="Microsoft JhengHei"/>
+          <w:sz w:val="24"/>
+          <w:szCs w:val="24"/>
+        </w:rPr>
+        <w:t>Vite</w:t>
+      </w:r>
+      <w:proofErr w:type="spellEnd"/>
     </w:p>
     <w:p>
       <w:pPr>
@@ -607,132 +863,6 @@
         <w:rPr>
           <w:sz w:val="24"/>
           <w:szCs w:val="24"/>
-        </w:rPr>
-      </w:pPr>
-      <w:r>
-        <w:rPr>
-          <w:rFonts w:eastAsia="Microsoft JhengHei"/>
-          <w:sz w:val="24"/>
-          <w:szCs w:val="24"/>
-        </w:rPr>
-        <w:t>工具：</w:t>
-      </w:r>
-      <w:r>
-        <w:rPr>
-          <w:rFonts w:eastAsia="Microsoft JhengHei"/>
-          <w:sz w:val="24"/>
-          <w:szCs w:val="24"/>
-        </w:rPr>
-        <w:t>Git</w:t>
-      </w:r>
-      <w:r>
-        <w:rPr>
-          <w:rFonts w:eastAsia="Microsoft JhengHei"/>
-          <w:sz w:val="24"/>
-          <w:szCs w:val="24"/>
-        </w:rPr>
-        <w:t>、</w:t>
-      </w:r>
-      <w:r>
-        <w:rPr>
-          <w:rFonts w:eastAsia="Microsoft JhengHei"/>
-          <w:sz w:val="24"/>
-          <w:szCs w:val="24"/>
-        </w:rPr>
-        <w:t>GitHub</w:t>
-      </w:r>
-      <w:r>
-        <w:rPr>
-          <w:rFonts w:eastAsia="Microsoft JhengHei"/>
-          <w:sz w:val="24"/>
-          <w:szCs w:val="24"/>
-        </w:rPr>
-        <w:t>、</w:t>
-      </w:r>
-      <w:r>
-        <w:rPr>
-          <w:rFonts w:eastAsia="Microsoft JhengHei"/>
-          <w:sz w:val="24"/>
-          <w:szCs w:val="24"/>
-        </w:rPr>
-        <w:t>VS Code</w:t>
-      </w:r>
-      <w:r>
-        <w:rPr>
-          <w:rFonts w:eastAsia="Microsoft JhengHei"/>
-          <w:sz w:val="24"/>
-          <w:szCs w:val="24"/>
-        </w:rPr>
-        <w:t>、</w:t>
-      </w:r>
-      <w:r>
-        <w:rPr>
-          <w:rFonts w:eastAsia="Microsoft JhengHei"/>
-          <w:sz w:val="24"/>
-          <w:szCs w:val="24"/>
-        </w:rPr>
-        <w:t>Excel</w:t>
-      </w:r>
-      <w:r>
-        <w:rPr>
-          <w:rFonts w:eastAsia="Microsoft JhengHei"/>
-          <w:sz w:val="24"/>
-          <w:szCs w:val="24"/>
-        </w:rPr>
-        <w:t>、</w:t>
-      </w:r>
-      <w:r>
-        <w:rPr>
-          <w:rFonts w:eastAsia="Microsoft JhengHei"/>
-          <w:sz w:val="24"/>
-          <w:szCs w:val="24"/>
-        </w:rPr>
-        <w:t>Windows</w:t>
-      </w:r>
-      <w:r>
-        <w:rPr>
-          <w:rFonts w:eastAsia="Microsoft JhengHei"/>
-          <w:sz w:val="24"/>
-          <w:szCs w:val="24"/>
-        </w:rPr>
-        <w:t>、</w:t>
-      </w:r>
-      <w:r>
-        <w:rPr>
-          <w:rFonts w:eastAsia="Microsoft JhengHei"/>
-          <w:sz w:val="24"/>
-          <w:szCs w:val="24"/>
-        </w:rPr>
-        <w:t>macOS</w:t>
-      </w:r>
-      <w:r>
-        <w:rPr>
-          <w:rFonts w:eastAsia="Microsoft JhengHei"/>
-          <w:sz w:val="24"/>
-          <w:szCs w:val="24"/>
-        </w:rPr>
-        <w:t>、</w:t>
-      </w:r>
-      <w:r>
-        <w:rPr>
-          <w:rFonts w:eastAsia="Microsoft JhengHei"/>
-          <w:sz w:val="24"/>
-          <w:szCs w:val="24"/>
-        </w:rPr>
-        <w:t>Vite</w:t>
-      </w:r>
-    </w:p>
-    <w:p>
-      <w:pPr>
-        <w:pStyle w:val="ListParagraph"/>
-        <w:numPr>
-          <w:ilvl w:val="0"/>
-          <w:numId w:val="10"/>
-        </w:numPr>
-        <w:spacing w:after="0" w:line="240" w:lineRule="auto"/>
-        <w:rPr>
-          <w:sz w:val="24"/>
-          <w:szCs w:val="24"/>
           <w:lang w:eastAsia="zh-TW"/>
         </w:rPr>
       </w:pPr>
@@ -784,6 +914,7 @@
           <w:szCs w:val="24"/>
         </w:rPr>
       </w:pPr>
+      <w:proofErr w:type="spellStart"/>
       <w:r>
         <w:rPr>
           <w:rFonts w:eastAsia="Microsoft JhengHei"/>
@@ -793,6 +924,7 @@
         </w:rPr>
         <w:t>專案</w:t>
       </w:r>
+      <w:proofErr w:type="spellEnd"/>
     </w:p>
     <w:tbl>
       <w:tblPr>
@@ -1346,6 +1478,7 @@
           <w:szCs w:val="24"/>
         </w:rPr>
       </w:pPr>
+      <w:proofErr w:type="spellStart"/>
       <w:r>
         <w:rPr>
           <w:rFonts w:eastAsia="Microsoft JhengHei"/>
@@ -1355,6 +1488,7 @@
         </w:rPr>
         <w:t>工作經驗</w:t>
       </w:r>
+      <w:proofErr w:type="spellEnd"/>
     </w:p>
     <w:tbl>
       <w:tblPr>
@@ -1452,6 +1586,7 @@
               </w:rPr>
               <w:t xml:space="preserve">IT </w:t>
             </w:r>
+            <w:proofErr w:type="spellStart"/>
             <w:r>
               <w:rPr>
                 <w:rFonts w:eastAsia="Microsoft JhengHei"/>
@@ -1461,6 +1596,7 @@
               </w:rPr>
               <w:t>專員</w:t>
             </w:r>
+            <w:proofErr w:type="spellEnd"/>
           </w:p>
         </w:tc>
         <w:tc>
@@ -1700,6 +1836,7 @@
           <w:szCs w:val="24"/>
         </w:rPr>
       </w:pPr>
+      <w:proofErr w:type="spellStart"/>
       <w:r>
         <w:rPr>
           <w:rFonts w:eastAsia="Microsoft JhengHei"/>
@@ -1709,6 +1846,7 @@
         </w:rPr>
         <w:t>其他經驗</w:t>
       </w:r>
+      <w:proofErr w:type="spellEnd"/>
     </w:p>
     <w:p>
       <w:pPr>
@@ -1727,6 +1865,7 @@
         <w:lastRenderedPageBreak/>
         <w:t xml:space="preserve">Pontchartrain Partners — </w:t>
       </w:r>
+      <w:proofErr w:type="spellStart"/>
       <w:r>
         <w:rPr>
           <w:rFonts w:eastAsia="Microsoft JhengHei"/>
@@ -1735,6 +1874,7 @@
         </w:rPr>
         <w:t>設施維護專員</w:t>
       </w:r>
+      <w:proofErr w:type="spellEnd"/>
       <w:r>
         <w:rPr>
           <w:rFonts w:eastAsia="Microsoft JhengHei"/>
@@ -1817,6 +1957,7 @@
         <w:br/>
         <w:t xml:space="preserve">Canal Street Veterinary Hospital — </w:t>
       </w:r>
+      <w:proofErr w:type="spellStart"/>
       <w:r>
         <w:rPr>
           <w:rFonts w:eastAsia="Microsoft JhengHei"/>
@@ -1825,6 +1966,7 @@
         </w:rPr>
         <w:t>獸醫助理</w:t>
       </w:r>
+      <w:proofErr w:type="spellEnd"/>
       <w:r>
         <w:rPr>
           <w:rFonts w:eastAsia="Microsoft JhengHei"/>
@@ -1910,6 +2052,7 @@
           <w:szCs w:val="24"/>
         </w:rPr>
       </w:pPr>
+      <w:proofErr w:type="spellStart"/>
       <w:r>
         <w:rPr>
           <w:rFonts w:eastAsia="Microsoft JhengHei"/>
@@ -1919,6 +2062,7 @@
         </w:rPr>
         <w:t>教育背景</w:t>
       </w:r>
+      <w:proofErr w:type="spellEnd"/>
     </w:p>
     <w:tbl>
       <w:tblPr>
@@ -1951,6 +2095,7 @@
                 <w:szCs w:val="24"/>
               </w:rPr>
             </w:pPr>
+            <w:proofErr w:type="spellStart"/>
             <w:r>
               <w:rPr>
                 <w:rFonts w:eastAsia="Microsoft JhengHei"/>
@@ -1960,6 +2105,7 @@
               </w:rPr>
               <w:t>元智大學</w:t>
             </w:r>
+            <w:proofErr w:type="spellEnd"/>
           </w:p>
         </w:tc>
         <w:tc>
@@ -1975,6 +2121,7 @@
                 <w:szCs w:val="24"/>
               </w:rPr>
             </w:pPr>
+            <w:proofErr w:type="spellStart"/>
             <w:r>
               <w:rPr>
                 <w:rFonts w:eastAsia="Microsoft JhengHei"/>
@@ -1984,6 +2131,7 @@
               </w:rPr>
               <w:t>預計</w:t>
             </w:r>
+            <w:proofErr w:type="spellEnd"/>
             <w:r>
               <w:rPr>
                 <w:rFonts w:eastAsia="Microsoft JhengHei"/>
@@ -1993,6 +2141,7 @@
               </w:rPr>
               <w:t xml:space="preserve"> 2028 </w:t>
             </w:r>
+            <w:proofErr w:type="spellStart"/>
             <w:r>
               <w:rPr>
                 <w:rFonts w:eastAsia="Microsoft JhengHei"/>
@@ -2002,6 +2151,7 @@
               </w:rPr>
               <w:t>畢業</w:t>
             </w:r>
+            <w:proofErr w:type="spellEnd"/>
           </w:p>
         </w:tc>
       </w:tr>
@@ -2018,6 +2168,7 @@
                 <w:szCs w:val="24"/>
               </w:rPr>
             </w:pPr>
+            <w:proofErr w:type="spellStart"/>
             <w:r>
               <w:rPr>
                 <w:rFonts w:eastAsia="Microsoft JhengHei"/>
@@ -2027,6 +2178,7 @@
               </w:rPr>
               <w:t>資訊學士</w:t>
             </w:r>
+            <w:proofErr w:type="spellEnd"/>
           </w:p>
         </w:tc>
         <w:tc>
@@ -2042,6 +2194,7 @@
                 <w:szCs w:val="24"/>
               </w:rPr>
             </w:pPr>
+            <w:proofErr w:type="spellStart"/>
             <w:r>
               <w:rPr>
                 <w:rFonts w:eastAsia="Microsoft JhengHei"/>
@@ -2051,6 +2204,7 @@
               </w:rPr>
               <w:t>台灣桃園市</w:t>
             </w:r>
+            <w:proofErr w:type="spellEnd"/>
           </w:p>
         </w:tc>
       </w:tr>
@@ -2066,6 +2220,7 @@
           <w:szCs w:val="24"/>
         </w:rPr>
       </w:pPr>
+      <w:proofErr w:type="spellStart"/>
       <w:r>
         <w:rPr>
           <w:rFonts w:eastAsia="Microsoft JhengHei"/>
@@ -2075,6 +2230,7 @@
         </w:rPr>
         <w:t>證照與語言</w:t>
       </w:r>
+      <w:proofErr w:type="spellEnd"/>
     </w:p>
     <w:p>
       <w:pPr>

--- a/docs/Asiah_Crutchfield_Resume_ZH.docx
+++ b/docs/Asiah_Crutchfield_Resume_ZH.docx
@@ -197,7 +197,7 @@
     </w:p>
     <w:p>
       <w:pPr>
-        <w:spacing w:after="0"/>
+        <w:spacing w:after="0" w:line="240" w:lineRule="auto"/>
         <w:jc w:val="center"/>
         <w:rPr>
           <w:b/>
@@ -216,11 +216,10 @@
           <w:right w:val="nil"/>
           <w:between w:val="nil"/>
         </w:pBdr>
-        <w:spacing w:after="0" w:line="252" w:lineRule="auto"/>
+        <w:spacing w:after="0" w:line="240" w:lineRule="auto"/>
         <w:jc w:val="center"/>
         <w:rPr>
-          <w:sz w:val="24"/>
-          <w:szCs w:val="24"/>
+          <w:sz w:val="22"/>
         </w:rPr>
       </w:pPr>
       <w:proofErr w:type="spellStart"/>
@@ -229,8 +228,7 @@
           <w:rFonts w:eastAsia="Microsoft JhengHei"/>
           <w:b/>
           <w:i/>
-          <w:sz w:val="24"/>
-          <w:szCs w:val="24"/>
+          <w:sz w:val="22"/>
         </w:rPr>
         <w:t>資訊學程學生</w:t>
       </w:r>
@@ -240,8 +238,7 @@
           <w:rFonts w:eastAsia="Microsoft JhengHei"/>
           <w:b/>
           <w:i/>
-          <w:sz w:val="24"/>
-          <w:szCs w:val="24"/>
+          <w:sz w:val="22"/>
         </w:rPr>
         <w:t xml:space="preserve"> | </w:t>
       </w:r>
@@ -251,8 +248,7 @@
           <w:rFonts w:eastAsia="Microsoft JhengHei"/>
           <w:b/>
           <w:i/>
-          <w:sz w:val="24"/>
-          <w:szCs w:val="24"/>
+          <w:sz w:val="22"/>
         </w:rPr>
         <w:t>軟體／工程實習申請者</w:t>
       </w:r>
@@ -268,85 +264,69 @@
           <w:right w:val="nil"/>
           <w:between w:val="nil"/>
         </w:pBdr>
-        <w:spacing w:after="0" w:line="252" w:lineRule="auto"/>
+        <w:spacing w:after="0" w:line="240" w:lineRule="auto"/>
         <w:jc w:val="center"/>
         <w:rPr>
-          <w:sz w:val="24"/>
-          <w:szCs w:val="24"/>
+          <w:sz w:val="22"/>
+          <w:lang w:eastAsia="zh-TW"/>
         </w:rPr>
       </w:pPr>
-      <w:proofErr w:type="spellStart"/>
       <w:r>
         <w:rPr>
           <w:rFonts w:eastAsia="Microsoft JhengHei"/>
-          <w:sz w:val="24"/>
-          <w:szCs w:val="24"/>
+          <w:sz w:val="22"/>
+          <w:lang w:eastAsia="zh-TW"/>
         </w:rPr>
         <w:t>前端與網頁專案</w:t>
       </w:r>
-      <w:proofErr w:type="spellEnd"/>
       <w:r>
         <w:rPr>
           <w:rFonts w:eastAsia="Microsoft JhengHei"/>
-          <w:sz w:val="24"/>
-          <w:szCs w:val="24"/>
+          <w:sz w:val="22"/>
+          <w:lang w:eastAsia="zh-TW"/>
         </w:rPr>
         <w:t xml:space="preserve"> | IT </w:t>
       </w:r>
-      <w:proofErr w:type="spellStart"/>
       <w:r>
         <w:rPr>
           <w:rFonts w:eastAsia="Microsoft JhengHei"/>
-          <w:sz w:val="24"/>
-          <w:szCs w:val="24"/>
+          <w:sz w:val="22"/>
+          <w:lang w:eastAsia="zh-TW"/>
         </w:rPr>
         <w:t>支援</w:t>
       </w:r>
-      <w:proofErr w:type="spellEnd"/>
       <w:r>
         <w:rPr>
           <w:rFonts w:eastAsia="Microsoft JhengHei"/>
-          <w:sz w:val="24"/>
-          <w:szCs w:val="24"/>
-        </w:rPr>
-        <w:t xml:space="preserve"> | </w:t>
-      </w:r>
-      <w:proofErr w:type="spellStart"/>
-      <w:r>
-        <w:rPr>
-          <w:rFonts w:eastAsia="Microsoft JhengHei"/>
-          <w:sz w:val="24"/>
-          <w:szCs w:val="24"/>
-        </w:rPr>
-        <w:t>QA</w:t>
+          <w:sz w:val="22"/>
+          <w:lang w:eastAsia="zh-TW"/>
+        </w:rPr>
+        <w:t xml:space="preserve"> | QA</w:t>
       </w:r>
       <w:r>
         <w:rPr>
           <w:rFonts w:eastAsia="Microsoft JhengHei"/>
-          <w:sz w:val="24"/>
-          <w:szCs w:val="24"/>
+          <w:sz w:val="22"/>
+          <w:lang w:eastAsia="zh-TW"/>
         </w:rPr>
         <w:t>／測試</w:t>
       </w:r>
-      <w:proofErr w:type="spellEnd"/>
       <w:r>
         <w:rPr>
           <w:rFonts w:eastAsia="Microsoft JhengHei"/>
-          <w:sz w:val="24"/>
-          <w:szCs w:val="24"/>
+          <w:sz w:val="22"/>
+          <w:lang w:eastAsia="zh-TW"/>
         </w:rPr>
         <w:t xml:space="preserve"> | AI </w:t>
       </w:r>
-      <w:proofErr w:type="spellStart"/>
       <w:r>
         <w:rPr>
           <w:rFonts w:eastAsia="Microsoft JhengHei"/>
-          <w:sz w:val="24"/>
-          <w:szCs w:val="24"/>
+          <w:sz w:val="22"/>
+          <w:lang w:eastAsia="zh-TW"/>
         </w:rPr>
         <w:t>輔助流程</w:t>
       </w:r>
-      <w:proofErr w:type="spellEnd"/>
     </w:p>
     <w:p>
       <w:pPr>
@@ -358,11 +338,11 @@
           <w:right w:val="nil"/>
           <w:between w:val="nil"/>
         </w:pBdr>
-        <w:spacing w:after="0" w:line="252" w:lineRule="auto"/>
+        <w:spacing w:after="0" w:line="240" w:lineRule="auto"/>
         <w:jc w:val="center"/>
         <w:rPr>
-          <w:sz w:val="24"/>
-          <w:szCs w:val="24"/>
+          <w:sz w:val="22"/>
+          <w:lang w:eastAsia="zh-TW"/>
         </w:rPr>
       </w:pPr>
     </w:p>
@@ -370,15 +350,13 @@
       <w:pPr>
         <w:spacing w:after="60" w:line="240" w:lineRule="auto"/>
         <w:rPr>
-          <w:sz w:val="24"/>
-          <w:szCs w:val="24"/>
+          <w:sz w:val="22"/>
         </w:rPr>
       </w:pPr>
       <w:r>
         <w:rPr>
           <w:rFonts w:eastAsia="Microsoft JhengHei"/>
-          <w:sz w:val="24"/>
-          <w:szCs w:val="24"/>
+          <w:sz w:val="22"/>
           <w:lang w:eastAsia="zh-TW"/>
         </w:rPr>
         <w:t>元智大學資訊相關科系學生，具</w:t>
@@ -386,8 +364,7 @@
       <w:r>
         <w:rPr>
           <w:rFonts w:eastAsia="Microsoft JhengHei"/>
-          <w:sz w:val="24"/>
-          <w:szCs w:val="24"/>
+          <w:sz w:val="22"/>
           <w:lang w:eastAsia="zh-TW"/>
         </w:rPr>
         <w:t xml:space="preserve"> IT </w:t>
@@ -395,8 +372,7 @@
       <w:r>
         <w:rPr>
           <w:rFonts w:eastAsia="Microsoft JhengHei"/>
-          <w:sz w:val="24"/>
-          <w:szCs w:val="24"/>
+          <w:sz w:val="22"/>
           <w:lang w:eastAsia="zh-TW"/>
         </w:rPr>
         <w:t>支援、資料報表、疑難排解與網頁專案經驗。使用</w:t>
@@ -404,8 +380,7 @@
       <w:r>
         <w:rPr>
           <w:rFonts w:eastAsia="Microsoft JhengHei"/>
-          <w:sz w:val="24"/>
-          <w:szCs w:val="24"/>
+          <w:sz w:val="22"/>
           <w:lang w:eastAsia="zh-TW"/>
         </w:rPr>
         <w:t xml:space="preserve"> JavaScript</w:t>
@@ -413,8 +388,7 @@
       <w:r>
         <w:rPr>
           <w:rFonts w:eastAsia="Microsoft JhengHei"/>
-          <w:sz w:val="24"/>
-          <w:szCs w:val="24"/>
+          <w:sz w:val="22"/>
           <w:lang w:eastAsia="zh-TW"/>
         </w:rPr>
         <w:t>、</w:t>
@@ -422,8 +396,7 @@
       <w:r>
         <w:rPr>
           <w:rFonts w:eastAsia="Microsoft JhengHei"/>
-          <w:sz w:val="24"/>
-          <w:szCs w:val="24"/>
+          <w:sz w:val="22"/>
           <w:lang w:eastAsia="zh-TW"/>
         </w:rPr>
         <w:t>TypeScript</w:t>
@@ -431,8 +404,7 @@
       <w:r>
         <w:rPr>
           <w:rFonts w:eastAsia="Microsoft JhengHei"/>
-          <w:sz w:val="24"/>
-          <w:szCs w:val="24"/>
+          <w:sz w:val="22"/>
           <w:lang w:eastAsia="zh-TW"/>
         </w:rPr>
         <w:t>、</w:t>
@@ -440,8 +412,7 @@
       <w:r>
         <w:rPr>
           <w:rFonts w:eastAsia="Microsoft JhengHei"/>
-          <w:sz w:val="24"/>
-          <w:szCs w:val="24"/>
+          <w:sz w:val="22"/>
           <w:lang w:eastAsia="zh-TW"/>
         </w:rPr>
         <w:t xml:space="preserve">HTML/CSS </w:t>
@@ -449,8 +420,7 @@
       <w:r>
         <w:rPr>
           <w:rFonts w:eastAsia="Microsoft JhengHei"/>
-          <w:sz w:val="24"/>
-          <w:szCs w:val="24"/>
+          <w:sz w:val="22"/>
           <w:lang w:eastAsia="zh-TW"/>
         </w:rPr>
         <w:t>與</w:t>
@@ -458,8 +428,7 @@
       <w:r>
         <w:rPr>
           <w:rFonts w:eastAsia="Microsoft JhengHei"/>
-          <w:sz w:val="24"/>
-          <w:szCs w:val="24"/>
+          <w:sz w:val="22"/>
           <w:lang w:eastAsia="zh-TW"/>
         </w:rPr>
         <w:t xml:space="preserve"> Vite </w:t>
@@ -467,8 +436,7 @@
       <w:r>
         <w:rPr>
           <w:rFonts w:eastAsia="Microsoft JhengHei"/>
-          <w:sz w:val="24"/>
-          <w:szCs w:val="24"/>
+          <w:sz w:val="22"/>
           <w:lang w:eastAsia="zh-TW"/>
         </w:rPr>
         <w:t>開發前端專案；關注</w:t>
@@ -476,8 +444,7 @@
       <w:r>
         <w:rPr>
           <w:rFonts w:eastAsia="Microsoft JhengHei"/>
-          <w:sz w:val="24"/>
-          <w:szCs w:val="24"/>
+          <w:sz w:val="22"/>
           <w:lang w:eastAsia="zh-TW"/>
         </w:rPr>
         <w:t xml:space="preserve"> QA</w:t>
@@ -485,8 +452,7 @@
       <w:r>
         <w:rPr>
           <w:rFonts w:eastAsia="Microsoft JhengHei"/>
-          <w:sz w:val="24"/>
-          <w:szCs w:val="24"/>
+          <w:sz w:val="22"/>
           <w:lang w:eastAsia="zh-TW"/>
         </w:rPr>
         <w:t>／測試、軟體開發、工程支援與</w:t>
@@ -494,8 +460,7 @@
       <w:r>
         <w:rPr>
           <w:rFonts w:eastAsia="Microsoft JhengHei"/>
-          <w:sz w:val="24"/>
-          <w:szCs w:val="24"/>
+          <w:sz w:val="22"/>
           <w:lang w:eastAsia="zh-TW"/>
         </w:rPr>
         <w:t xml:space="preserve"> AI </w:t>
@@ -503,8 +468,7 @@
       <w:r>
         <w:rPr>
           <w:rFonts w:eastAsia="Microsoft JhengHei"/>
-          <w:sz w:val="24"/>
-          <w:szCs w:val="24"/>
+          <w:sz w:val="22"/>
           <w:lang w:eastAsia="zh-TW"/>
         </w:rPr>
         <w:t>輔助流程。</w:t>
@@ -513,8 +477,7 @@
       <w:r>
         <w:rPr>
           <w:rFonts w:eastAsia="Microsoft JhengHei"/>
-          <w:sz w:val="24"/>
-          <w:szCs w:val="24"/>
+          <w:sz w:val="22"/>
         </w:rPr>
         <w:t>持有台灣學生工作許可</w:t>
       </w:r>
@@ -522,8 +485,7 @@
       <w:r>
         <w:rPr>
           <w:rFonts w:eastAsia="Microsoft JhengHei"/>
-          <w:sz w:val="24"/>
-          <w:szCs w:val="24"/>
+          <w:sz w:val="22"/>
         </w:rPr>
         <w:t>。</w:t>
       </w:r>
@@ -532,8 +494,7 @@
       <w:pPr>
         <w:spacing w:after="60" w:line="240" w:lineRule="auto"/>
         <w:rPr>
-          <w:sz w:val="24"/>
-          <w:szCs w:val="24"/>
+          <w:sz w:val="22"/>
         </w:rPr>
       </w:pPr>
     </w:p>
@@ -544,8 +505,7 @@
         </w:pBdr>
         <w:spacing w:before="80" w:after="0" w:line="240" w:lineRule="auto"/>
         <w:rPr>
-          <w:sz w:val="24"/>
-          <w:szCs w:val="24"/>
+          <w:sz w:val="22"/>
         </w:rPr>
       </w:pPr>
       <w:proofErr w:type="spellStart"/>
@@ -553,8 +513,7 @@
         <w:rPr>
           <w:rFonts w:eastAsia="Microsoft JhengHei"/>
           <w:b/>
-          <w:sz w:val="24"/>
-          <w:szCs w:val="24"/>
+          <w:sz w:val="22"/>
         </w:rPr>
         <w:t>技術技能</w:t>
       </w:r>
@@ -569,88 +528,77 @@
         </w:numPr>
         <w:spacing w:after="0" w:line="240" w:lineRule="auto"/>
         <w:rPr>
-          <w:sz w:val="24"/>
-          <w:szCs w:val="24"/>
+          <w:sz w:val="22"/>
         </w:rPr>
       </w:pPr>
       <w:proofErr w:type="spellStart"/>
       <w:r>
         <w:rPr>
           <w:rFonts w:eastAsia="Microsoft JhengHei"/>
-          <w:sz w:val="24"/>
-          <w:szCs w:val="24"/>
+          <w:sz w:val="22"/>
         </w:rPr>
         <w:t>程式語言：</w:t>
       </w:r>
       <w:r>
         <w:rPr>
           <w:rFonts w:eastAsia="Microsoft JhengHei"/>
-          <w:sz w:val="24"/>
-          <w:szCs w:val="24"/>
+          <w:sz w:val="22"/>
         </w:rPr>
         <w:t>JavaScript</w:t>
       </w:r>
       <w:r>
         <w:rPr>
           <w:rFonts w:eastAsia="Microsoft JhengHei"/>
-          <w:sz w:val="24"/>
-          <w:szCs w:val="24"/>
+          <w:sz w:val="22"/>
         </w:rPr>
         <w:t>、</w:t>
       </w:r>
       <w:r>
         <w:rPr>
           <w:rFonts w:eastAsia="Microsoft JhengHei"/>
-          <w:sz w:val="24"/>
-          <w:szCs w:val="24"/>
+          <w:sz w:val="22"/>
         </w:rPr>
         <w:t>TypeScript</w:t>
       </w:r>
       <w:r>
         <w:rPr>
           <w:rFonts w:eastAsia="Microsoft JhengHei"/>
-          <w:sz w:val="24"/>
-          <w:szCs w:val="24"/>
+          <w:sz w:val="22"/>
         </w:rPr>
         <w:t>、</w:t>
       </w:r>
       <w:r>
         <w:rPr>
           <w:rFonts w:eastAsia="Microsoft JhengHei"/>
-          <w:sz w:val="24"/>
-          <w:szCs w:val="24"/>
+          <w:sz w:val="22"/>
         </w:rPr>
         <w:t>HTML</w:t>
       </w:r>
       <w:r>
         <w:rPr>
           <w:rFonts w:eastAsia="Microsoft JhengHei"/>
-          <w:sz w:val="24"/>
-          <w:szCs w:val="24"/>
+          <w:sz w:val="22"/>
         </w:rPr>
         <w:t>、</w:t>
       </w:r>
       <w:r>
         <w:rPr>
           <w:rFonts w:eastAsia="Microsoft JhengHei"/>
-          <w:sz w:val="24"/>
-          <w:szCs w:val="24"/>
+          <w:sz w:val="22"/>
         </w:rPr>
         <w:t>CSS</w:t>
       </w:r>
       <w:r>
         <w:rPr>
           <w:rFonts w:eastAsia="Microsoft JhengHei"/>
-          <w:sz w:val="24"/>
-          <w:szCs w:val="24"/>
+          <w:sz w:val="22"/>
         </w:rPr>
         <w:t>；</w:t>
       </w:r>
       <w:r>
         <w:rPr>
           <w:rFonts w:eastAsia="Microsoft JhengHei"/>
-          <w:sz w:val="24"/>
-          <w:szCs w:val="24"/>
+          <w:sz w:val="22"/>
         </w:rPr>
         <w:t>C</w:t>
       </w:r>
@@ -658,24 +606,21 @@
       <w:r>
         <w:rPr>
           <w:rFonts w:eastAsia="Microsoft JhengHei"/>
-          <w:sz w:val="24"/>
-          <w:szCs w:val="24"/>
+          <w:sz w:val="22"/>
         </w:rPr>
         <w:t xml:space="preserve">++ </w:t>
       </w:r>
       <w:r>
         <w:rPr>
           <w:rFonts w:eastAsia="Microsoft JhengHei"/>
-          <w:sz w:val="24"/>
-          <w:szCs w:val="24"/>
+          <w:sz w:val="22"/>
         </w:rPr>
         <w:t>與</w:t>
       </w:r>
       <w:r>
         <w:rPr>
           <w:rFonts w:eastAsia="Microsoft JhengHei"/>
-          <w:sz w:val="24"/>
-          <w:szCs w:val="24"/>
+          <w:sz w:val="22"/>
         </w:rPr>
         <w:t xml:space="preserve"> </w:t>
       </w:r>
@@ -683,16 +628,14 @@
       <w:r>
         <w:rPr>
           <w:rFonts w:eastAsia="Microsoft JhengHei"/>
-          <w:sz w:val="24"/>
-          <w:szCs w:val="24"/>
+          <w:sz w:val="22"/>
         </w:rPr>
         <w:t>Python</w:t>
       </w:r>
       <w:r>
         <w:rPr>
           <w:rFonts w:eastAsia="Microsoft JhengHei"/>
-          <w:sz w:val="24"/>
-          <w:szCs w:val="24"/>
+          <w:sz w:val="22"/>
         </w:rPr>
         <w:t>（課程／基礎</w:t>
       </w:r>
@@ -700,8 +643,7 @@
       <w:r>
         <w:rPr>
           <w:rFonts w:eastAsia="Microsoft JhengHei"/>
-          <w:sz w:val="24"/>
-          <w:szCs w:val="24"/>
+          <w:sz w:val="22"/>
         </w:rPr>
         <w:t>）</w:t>
       </w:r>
@@ -715,56 +657,49 @@
         </w:numPr>
         <w:spacing w:after="0" w:line="240" w:lineRule="auto"/>
         <w:rPr>
-          <w:sz w:val="24"/>
-          <w:szCs w:val="24"/>
+          <w:sz w:val="22"/>
         </w:rPr>
       </w:pPr>
       <w:proofErr w:type="spellStart"/>
       <w:r>
         <w:rPr>
           <w:rFonts w:eastAsia="Microsoft JhengHei"/>
-          <w:sz w:val="24"/>
-          <w:szCs w:val="24"/>
+          <w:sz w:val="22"/>
         </w:rPr>
         <w:t>工具：</w:t>
       </w:r>
       <w:r>
         <w:rPr>
           <w:rFonts w:eastAsia="Microsoft JhengHei"/>
-          <w:sz w:val="24"/>
-          <w:szCs w:val="24"/>
+          <w:sz w:val="22"/>
         </w:rPr>
         <w:t>Git</w:t>
       </w:r>
       <w:r>
         <w:rPr>
           <w:rFonts w:eastAsia="Microsoft JhengHei"/>
-          <w:sz w:val="24"/>
-          <w:szCs w:val="24"/>
+          <w:sz w:val="22"/>
         </w:rPr>
         <w:t>、</w:t>
       </w:r>
       <w:r>
         <w:rPr>
           <w:rFonts w:eastAsia="Microsoft JhengHei"/>
-          <w:sz w:val="24"/>
-          <w:szCs w:val="24"/>
+          <w:sz w:val="22"/>
         </w:rPr>
         <w:t>GitHub</w:t>
       </w:r>
       <w:r>
         <w:rPr>
           <w:rFonts w:eastAsia="Microsoft JhengHei"/>
-          <w:sz w:val="24"/>
-          <w:szCs w:val="24"/>
+          <w:sz w:val="22"/>
         </w:rPr>
         <w:t>、</w:t>
       </w:r>
       <w:r>
         <w:rPr>
           <w:rFonts w:eastAsia="Microsoft JhengHei"/>
-          <w:sz w:val="24"/>
-          <w:szCs w:val="24"/>
+          <w:sz w:val="22"/>
         </w:rPr>
         <w:t>VS</w:t>
       </w:r>
@@ -772,8 +707,7 @@
       <w:r>
         <w:rPr>
           <w:rFonts w:eastAsia="Microsoft JhengHei"/>
-          <w:sz w:val="24"/>
-          <w:szCs w:val="24"/>
+          <w:sz w:val="22"/>
         </w:rPr>
         <w:t xml:space="preserve"> </w:t>
       </w:r>
@@ -781,72 +715,63 @@
       <w:r>
         <w:rPr>
           <w:rFonts w:eastAsia="Microsoft JhengHei"/>
-          <w:sz w:val="24"/>
-          <w:szCs w:val="24"/>
+          <w:sz w:val="22"/>
         </w:rPr>
         <w:t>Code</w:t>
       </w:r>
       <w:r>
         <w:rPr>
           <w:rFonts w:eastAsia="Microsoft JhengHei"/>
-          <w:sz w:val="24"/>
-          <w:szCs w:val="24"/>
+          <w:sz w:val="22"/>
         </w:rPr>
         <w:t>、</w:t>
       </w:r>
       <w:r>
         <w:rPr>
           <w:rFonts w:eastAsia="Microsoft JhengHei"/>
-          <w:sz w:val="24"/>
-          <w:szCs w:val="24"/>
+          <w:sz w:val="22"/>
         </w:rPr>
         <w:t>Excel</w:t>
       </w:r>
       <w:r>
         <w:rPr>
           <w:rFonts w:eastAsia="Microsoft JhengHei"/>
-          <w:sz w:val="24"/>
-          <w:szCs w:val="24"/>
+          <w:sz w:val="22"/>
         </w:rPr>
         <w:t>、</w:t>
       </w:r>
       <w:r>
         <w:rPr>
           <w:rFonts w:eastAsia="Microsoft JhengHei"/>
-          <w:sz w:val="24"/>
-          <w:szCs w:val="24"/>
+          <w:sz w:val="22"/>
         </w:rPr>
         <w:t>Windows</w:t>
       </w:r>
       <w:r>
         <w:rPr>
           <w:rFonts w:eastAsia="Microsoft JhengHei"/>
-          <w:sz w:val="24"/>
-          <w:szCs w:val="24"/>
+          <w:sz w:val="22"/>
         </w:rPr>
         <w:t>、</w:t>
       </w:r>
       <w:r>
         <w:rPr>
           <w:rFonts w:eastAsia="Microsoft JhengHei"/>
-          <w:sz w:val="24"/>
-          <w:szCs w:val="24"/>
+          <w:sz w:val="22"/>
         </w:rPr>
         <w:t>macOS</w:t>
       </w:r>
       <w:r>
         <w:rPr>
           <w:rFonts w:eastAsia="Microsoft JhengHei"/>
-          <w:sz w:val="24"/>
-          <w:szCs w:val="24"/>
+          <w:sz w:val="22"/>
         </w:rPr>
         <w:t>、</w:t>
       </w:r>
       <w:r>
         <w:rPr>
           <w:rFonts w:eastAsia="Microsoft JhengHei"/>
-          <w:sz w:val="24"/>
-          <w:szCs w:val="24"/>
+          <w:sz w:val="22"/>
         </w:rPr>
         <w:t>Vite</w:t>
       </w:r>
@@ -861,16 +786,14 @@
         </w:numPr>
         <w:spacing w:after="0" w:line="240" w:lineRule="auto"/>
         <w:rPr>
-          <w:sz w:val="24"/>
-          <w:szCs w:val="24"/>
+          <w:sz w:val="22"/>
           <w:lang w:eastAsia="zh-TW"/>
         </w:rPr>
       </w:pPr>
       <w:r>
         <w:rPr>
           <w:rFonts w:eastAsia="Microsoft JhengHei"/>
-          <w:sz w:val="24"/>
-          <w:szCs w:val="24"/>
+          <w:sz w:val="22"/>
           <w:lang w:eastAsia="zh-TW"/>
         </w:rPr>
         <w:t>方向：前端開發、</w:t>
@@ -878,8 +801,7 @@
       <w:r>
         <w:rPr>
           <w:rFonts w:eastAsia="Microsoft JhengHei"/>
-          <w:sz w:val="24"/>
-          <w:szCs w:val="24"/>
+          <w:sz w:val="22"/>
           <w:lang w:eastAsia="zh-TW"/>
         </w:rPr>
         <w:t>JSON</w:t>
@@ -887,8 +809,7 @@
       <w:r>
         <w:rPr>
           <w:rFonts w:eastAsia="Microsoft JhengHei"/>
-          <w:sz w:val="24"/>
-          <w:szCs w:val="24"/>
+          <w:sz w:val="22"/>
           <w:lang w:eastAsia="zh-TW"/>
         </w:rPr>
         <w:t>／資料流程、技術文件、產品</w:t>
@@ -896,8 +817,7 @@
       <w:r>
         <w:rPr>
           <w:rFonts w:eastAsia="Microsoft JhengHei"/>
-          <w:sz w:val="24"/>
-          <w:szCs w:val="24"/>
+          <w:sz w:val="22"/>
           <w:lang w:eastAsia="zh-TW"/>
         </w:rPr>
         <w:t xml:space="preserve"> UX</w:t>
@@ -910,8 +830,7 @@
         </w:pBdr>
         <w:spacing w:before="80" w:after="0" w:line="240" w:lineRule="auto"/>
         <w:rPr>
-          <w:sz w:val="24"/>
-          <w:szCs w:val="24"/>
+          <w:sz w:val="22"/>
         </w:rPr>
       </w:pPr>
       <w:proofErr w:type="spellStart"/>
@@ -919,8 +838,7 @@
         <w:rPr>
           <w:rFonts w:eastAsia="Microsoft JhengHei"/>
           <w:b/>
-          <w:sz w:val="24"/>
-          <w:szCs w:val="24"/>
+          <w:sz w:val="22"/>
         </w:rPr>
         <w:t>專案</w:t>
       </w:r>
@@ -957,16 +875,14 @@
             <w:pPr>
               <w:spacing w:after="0" w:line="240" w:lineRule="auto"/>
               <w:rPr>
-                <w:sz w:val="24"/>
-                <w:szCs w:val="24"/>
+                <w:sz w:val="22"/>
               </w:rPr>
             </w:pPr>
             <w:r>
               <w:rPr>
                 <w:rFonts w:eastAsia="Microsoft JhengHei"/>
                 <w:b/>
-                <w:sz w:val="24"/>
-                <w:szCs w:val="24"/>
+                <w:sz w:val="22"/>
               </w:rPr>
               <w:t>Ground Level Languages</w:t>
             </w:r>
@@ -981,15 +897,13 @@
               <w:spacing w:after="0" w:line="240" w:lineRule="auto"/>
               <w:jc w:val="right"/>
               <w:rPr>
-                <w:sz w:val="24"/>
-                <w:szCs w:val="24"/>
+                <w:sz w:val="22"/>
               </w:rPr>
             </w:pPr>
             <w:r>
               <w:rPr>
                 <w:b/>
-                <w:sz w:val="24"/>
-                <w:szCs w:val="24"/>
+                <w:sz w:val="22"/>
               </w:rPr>
               <w:t>2026</w:t>
             </w:r>
@@ -1008,8 +922,7 @@
             <w:pPr>
               <w:spacing w:after="0" w:line="240" w:lineRule="auto"/>
               <w:rPr>
-                <w:sz w:val="24"/>
-                <w:szCs w:val="24"/>
+                <w:sz w:val="22"/>
                 <w:lang w:eastAsia="zh-TW"/>
               </w:rPr>
             </w:pPr>
@@ -1017,8 +930,7 @@
               <w:rPr>
                 <w:rFonts w:eastAsia="Microsoft JhengHei"/>
                 <w:i/>
-                <w:sz w:val="24"/>
-                <w:szCs w:val="24"/>
+                <w:sz w:val="22"/>
                 <w:lang w:eastAsia="zh-TW"/>
               </w:rPr>
               <w:t>語言學習</w:t>
@@ -1027,8 +939,7 @@
               <w:rPr>
                 <w:rFonts w:eastAsia="Microsoft JhengHei"/>
                 <w:i/>
-                <w:sz w:val="24"/>
-                <w:szCs w:val="24"/>
+                <w:sz w:val="22"/>
                 <w:lang w:eastAsia="zh-TW"/>
               </w:rPr>
               <w:t xml:space="preserve"> App </w:t>
@@ -1037,8 +948,7 @@
               <w:rPr>
                 <w:rFonts w:eastAsia="Microsoft JhengHei"/>
                 <w:i/>
-                <w:sz w:val="24"/>
-                <w:szCs w:val="24"/>
+                <w:sz w:val="22"/>
                 <w:lang w:eastAsia="zh-TW"/>
               </w:rPr>
               <w:t>原型／進行中個人專案</w:t>
@@ -1054,8 +964,7 @@
               <w:spacing w:after="0" w:line="240" w:lineRule="auto"/>
               <w:jc w:val="right"/>
               <w:rPr>
-                <w:sz w:val="24"/>
-                <w:szCs w:val="24"/>
+                <w:sz w:val="22"/>
                 <w:lang w:eastAsia="zh-TW"/>
               </w:rPr>
             </w:pPr>
@@ -1072,16 +981,14 @@
         </w:numPr>
         <w:spacing w:after="0" w:line="240" w:lineRule="auto"/>
         <w:rPr>
-          <w:sz w:val="24"/>
-          <w:szCs w:val="24"/>
+          <w:sz w:val="22"/>
           <w:lang w:eastAsia="zh-TW"/>
         </w:rPr>
       </w:pPr>
       <w:r>
         <w:rPr>
           <w:rFonts w:eastAsia="Microsoft JhengHei"/>
-          <w:sz w:val="24"/>
-          <w:szCs w:val="24"/>
+          <w:sz w:val="22"/>
           <w:lang w:eastAsia="zh-TW"/>
         </w:rPr>
         <w:t>開發聲音優先語言學習網頁原型，包含動態</w:t>
@@ -1089,8 +996,7 @@
       <w:r>
         <w:rPr>
           <w:rFonts w:eastAsia="Microsoft JhengHei"/>
-          <w:sz w:val="24"/>
-          <w:szCs w:val="24"/>
+          <w:sz w:val="22"/>
           <w:lang w:eastAsia="zh-TW"/>
         </w:rPr>
         <w:t xml:space="preserve"> UI</w:t>
@@ -1098,8 +1004,7 @@
       <w:r>
         <w:rPr>
           <w:rFonts w:eastAsia="Microsoft JhengHei"/>
-          <w:sz w:val="24"/>
-          <w:szCs w:val="24"/>
+          <w:sz w:val="22"/>
           <w:lang w:eastAsia="zh-TW"/>
         </w:rPr>
         <w:t>、多語內容、音訊互動、</w:t>
@@ -1107,8 +1012,7 @@
       <w:r>
         <w:rPr>
           <w:rFonts w:eastAsia="Microsoft JhengHei"/>
-          <w:sz w:val="24"/>
-          <w:szCs w:val="24"/>
+          <w:sz w:val="22"/>
           <w:lang w:eastAsia="zh-TW"/>
         </w:rPr>
         <w:t xml:space="preserve">JSON </w:t>
@@ -1116,8 +1020,7 @@
       <w:r>
         <w:rPr>
           <w:rFonts w:eastAsia="Microsoft JhengHei"/>
-          <w:sz w:val="24"/>
-          <w:szCs w:val="24"/>
+          <w:sz w:val="22"/>
           <w:lang w:eastAsia="zh-TW"/>
         </w:rPr>
         <w:t>資料與響應式設計。</w:t>
@@ -1154,16 +1057,14 @@
             <w:pPr>
               <w:spacing w:after="0" w:line="240" w:lineRule="auto"/>
               <w:rPr>
-                <w:sz w:val="24"/>
-                <w:szCs w:val="24"/>
+                <w:sz w:val="22"/>
               </w:rPr>
             </w:pPr>
             <w:r>
               <w:rPr>
                 <w:rFonts w:eastAsia="Microsoft JhengHei"/>
                 <w:b/>
-                <w:sz w:val="24"/>
-                <w:szCs w:val="24"/>
+                <w:sz w:val="22"/>
               </w:rPr>
               <w:t>AS ONE</w:t>
             </w:r>
@@ -1178,15 +1079,13 @@
               <w:spacing w:after="0" w:line="240" w:lineRule="auto"/>
               <w:jc w:val="right"/>
               <w:rPr>
-                <w:sz w:val="24"/>
-                <w:szCs w:val="24"/>
+                <w:sz w:val="22"/>
               </w:rPr>
             </w:pPr>
             <w:r>
               <w:rPr>
                 <w:b/>
-                <w:sz w:val="24"/>
-                <w:szCs w:val="24"/>
+                <w:sz w:val="22"/>
               </w:rPr>
               <w:t>2026</w:t>
             </w:r>
@@ -1205,8 +1104,7 @@
             <w:pPr>
               <w:spacing w:after="0" w:line="240" w:lineRule="auto"/>
               <w:rPr>
-                <w:sz w:val="24"/>
-                <w:szCs w:val="24"/>
+                <w:sz w:val="22"/>
                 <w:lang w:eastAsia="zh-TW"/>
               </w:rPr>
             </w:pPr>
@@ -1214,8 +1112,7 @@
               <w:rPr>
                 <w:rFonts w:eastAsia="Microsoft JhengHei"/>
                 <w:i/>
-                <w:sz w:val="24"/>
-                <w:szCs w:val="24"/>
+                <w:sz w:val="22"/>
                 <w:lang w:eastAsia="zh-TW"/>
               </w:rPr>
               <w:t>瀏覽器遊戲／互動式網頁專案</w:t>
@@ -1231,8 +1128,7 @@
               <w:spacing w:after="0" w:line="240" w:lineRule="auto"/>
               <w:jc w:val="right"/>
               <w:rPr>
-                <w:sz w:val="24"/>
-                <w:szCs w:val="24"/>
+                <w:sz w:val="22"/>
                 <w:lang w:eastAsia="zh-TW"/>
               </w:rPr>
             </w:pPr>
@@ -1249,16 +1145,14 @@
         </w:numPr>
         <w:spacing w:after="0" w:line="240" w:lineRule="auto"/>
         <w:rPr>
-          <w:sz w:val="24"/>
-          <w:szCs w:val="24"/>
+          <w:sz w:val="22"/>
           <w:lang w:eastAsia="zh-TW"/>
         </w:rPr>
       </w:pPr>
       <w:r>
         <w:rPr>
           <w:rFonts w:eastAsia="Microsoft JhengHei"/>
-          <w:sz w:val="24"/>
-          <w:szCs w:val="24"/>
+          <w:sz w:val="22"/>
           <w:lang w:eastAsia="zh-TW"/>
         </w:rPr>
         <w:t>建立瀏覽器遊戲原型，練習互動式</w:t>
@@ -1266,8 +1160,7 @@
       <w:r>
         <w:rPr>
           <w:rFonts w:eastAsia="Microsoft JhengHei"/>
-          <w:sz w:val="24"/>
-          <w:szCs w:val="24"/>
+          <w:sz w:val="22"/>
           <w:lang w:eastAsia="zh-TW"/>
         </w:rPr>
         <w:t xml:space="preserve"> UI</w:t>
@@ -1275,8 +1168,7 @@
       <w:r>
         <w:rPr>
           <w:rFonts w:eastAsia="Microsoft JhengHei"/>
-          <w:sz w:val="24"/>
-          <w:szCs w:val="24"/>
+          <w:sz w:val="22"/>
           <w:lang w:eastAsia="zh-TW"/>
         </w:rPr>
         <w:t>、除錯、素材整理、角色／故事概念與使用者體驗設計。</w:t>
@@ -1291,16 +1183,14 @@
         </w:numPr>
         <w:spacing w:after="0" w:line="240" w:lineRule="auto"/>
         <w:rPr>
-          <w:sz w:val="24"/>
-          <w:szCs w:val="24"/>
+          <w:sz w:val="22"/>
           <w:lang w:eastAsia="zh-TW"/>
         </w:rPr>
       </w:pPr>
       <w:r>
         <w:rPr>
           <w:rFonts w:eastAsia="Microsoft JhengHei"/>
-          <w:sz w:val="24"/>
-          <w:szCs w:val="24"/>
+          <w:sz w:val="22"/>
           <w:lang w:eastAsia="zh-TW"/>
         </w:rPr>
         <w:t>以快速原型／</w:t>
@@ -1308,8 +1198,7 @@
       <w:r>
         <w:rPr>
           <w:rFonts w:eastAsia="Microsoft JhengHei"/>
-          <w:sz w:val="24"/>
-          <w:szCs w:val="24"/>
+          <w:sz w:val="22"/>
           <w:lang w:eastAsia="zh-TW"/>
         </w:rPr>
         <w:t xml:space="preserve">game jam </w:t>
@@ -1317,8 +1206,7 @@
       <w:r>
         <w:rPr>
           <w:rFonts w:eastAsia="Microsoft JhengHei"/>
-          <w:sz w:val="24"/>
-          <w:szCs w:val="24"/>
+          <w:sz w:val="22"/>
           <w:lang w:eastAsia="zh-TW"/>
         </w:rPr>
         <w:t>形式開發，練習範圍控管、除錯與迭代。</w:t>
@@ -1355,8 +1243,7 @@
             <w:pPr>
               <w:spacing w:after="0" w:line="240" w:lineRule="auto"/>
               <w:rPr>
-                <w:sz w:val="24"/>
-                <w:szCs w:val="24"/>
+                <w:sz w:val="22"/>
                 <w:lang w:eastAsia="zh-TW"/>
               </w:rPr>
             </w:pPr>
@@ -1364,8 +1251,7 @@
               <w:rPr>
                 <w:rFonts w:eastAsia="Microsoft JhengHei"/>
                 <w:b/>
-                <w:sz w:val="24"/>
-                <w:szCs w:val="24"/>
+                <w:sz w:val="22"/>
                 <w:lang w:eastAsia="zh-TW"/>
               </w:rPr>
               <w:t>個人網站與技術部落格</w:t>
@@ -1381,15 +1267,13 @@
               <w:spacing w:after="0" w:line="240" w:lineRule="auto"/>
               <w:jc w:val="right"/>
               <w:rPr>
-                <w:sz w:val="24"/>
-                <w:szCs w:val="24"/>
+                <w:sz w:val="22"/>
               </w:rPr>
             </w:pPr>
             <w:r>
               <w:rPr>
                 <w:b/>
-                <w:sz w:val="24"/>
-                <w:szCs w:val="24"/>
+                <w:sz w:val="22"/>
               </w:rPr>
               <w:t>2026</w:t>
             </w:r>
@@ -1408,8 +1292,7 @@
             <w:pPr>
               <w:spacing w:after="0" w:line="240" w:lineRule="auto"/>
               <w:rPr>
-                <w:sz w:val="24"/>
-                <w:szCs w:val="24"/>
+                <w:sz w:val="22"/>
                 <w:lang w:eastAsia="zh-TW"/>
               </w:rPr>
             </w:pPr>
@@ -1417,8 +1300,7 @@
               <w:rPr>
                 <w:rFonts w:eastAsia="Microsoft JhengHei"/>
                 <w:i/>
-                <w:sz w:val="24"/>
-                <w:szCs w:val="24"/>
+                <w:sz w:val="22"/>
                 <w:lang w:eastAsia="zh-TW"/>
               </w:rPr>
               <w:t>作品集網站／個人專案</w:t>
@@ -1434,8 +1316,7 @@
               <w:spacing w:after="0" w:line="240" w:lineRule="auto"/>
               <w:jc w:val="right"/>
               <w:rPr>
-                <w:sz w:val="24"/>
-                <w:szCs w:val="24"/>
+                <w:sz w:val="22"/>
                 <w:lang w:eastAsia="zh-TW"/>
               </w:rPr>
             </w:pPr>
@@ -1452,16 +1333,14 @@
         </w:numPr>
         <w:spacing w:after="0" w:line="240" w:lineRule="auto"/>
         <w:rPr>
-          <w:sz w:val="24"/>
-          <w:szCs w:val="24"/>
+          <w:sz w:val="22"/>
           <w:lang w:eastAsia="zh-TW"/>
         </w:rPr>
       </w:pPr>
       <w:r>
         <w:rPr>
           <w:rFonts w:eastAsia="Microsoft JhengHei"/>
-          <w:sz w:val="24"/>
-          <w:szCs w:val="24"/>
+          <w:sz w:val="22"/>
           <w:lang w:eastAsia="zh-TW"/>
         </w:rPr>
         <w:t>建立並維護作品集網站，記錄專案、軟體學習、設計決策與開發過程。</w:t>
@@ -1474,8 +1353,7 @@
         </w:pBdr>
         <w:spacing w:before="80" w:after="0" w:line="240" w:lineRule="auto"/>
         <w:rPr>
-          <w:sz w:val="24"/>
-          <w:szCs w:val="24"/>
+          <w:sz w:val="22"/>
         </w:rPr>
       </w:pPr>
       <w:proofErr w:type="spellStart"/>
@@ -1483,8 +1361,7 @@
         <w:rPr>
           <w:rFonts w:eastAsia="Microsoft JhengHei"/>
           <w:b/>
-          <w:sz w:val="24"/>
-          <w:szCs w:val="24"/>
+          <w:sz w:val="22"/>
         </w:rPr>
         <w:t>工作經驗</w:t>
       </w:r>
@@ -1506,7 +1383,8 @@
         <w:tblLook w:val="04A0" w:firstRow="1" w:lastRow="0" w:firstColumn="1" w:lastColumn="0" w:noHBand="0" w:noVBand="1"/>
       </w:tblPr>
       <w:tblGrid>
-        <w:gridCol w:w="8365"/>
+        <w:gridCol w:w="7823"/>
+        <w:gridCol w:w="542"/>
         <w:gridCol w:w="2601"/>
       </w:tblGrid>
       <w:tr>
@@ -1516,21 +1394,20 @@
         <w:tc>
           <w:tcPr>
             <w:tcW w:w="8365" w:type="dxa"/>
+            <w:gridSpan w:val="2"/>
           </w:tcPr>
           <w:p>
             <w:pPr>
               <w:spacing w:after="0" w:line="240" w:lineRule="auto"/>
               <w:rPr>
-                <w:sz w:val="24"/>
-                <w:szCs w:val="24"/>
+                <w:sz w:val="22"/>
               </w:rPr>
             </w:pPr>
             <w:r>
               <w:rPr>
                 <w:rFonts w:eastAsia="Microsoft JhengHei"/>
                 <w:b/>
-                <w:sz w:val="24"/>
-                <w:szCs w:val="24"/>
+                <w:sz w:val="22"/>
               </w:rPr>
               <w:t>Tulane Technology Connection</w:t>
             </w:r>
@@ -1543,18 +1420,25 @@
           <w:p>
             <w:pPr>
               <w:spacing w:after="0" w:line="240" w:lineRule="auto"/>
+              <w:ind w:right="-30"/>
               <w:jc w:val="right"/>
               <w:rPr>
-                <w:sz w:val="24"/>
-                <w:szCs w:val="24"/>
+                <w:sz w:val="22"/>
               </w:rPr>
             </w:pPr>
             <w:r>
               <w:rPr>
                 <w:rFonts w:eastAsia="Microsoft JhengHei"/>
                 <w:b/>
-                <w:sz w:val="24"/>
-                <w:szCs w:val="24"/>
+                <w:sz w:val="22"/>
+              </w:rPr>
+              <w:t xml:space="preserve">      </w:t>
+            </w:r>
+            <w:r>
+              <w:rPr>
+                <w:rFonts w:eastAsia="Microsoft JhengHei"/>
+                <w:b/>
+                <w:sz w:val="22"/>
               </w:rPr>
               <w:t>2023/10 - 2024/8</w:t>
             </w:r>
@@ -1567,22 +1451,20 @@
         </w:trPr>
         <w:tc>
           <w:tcPr>
-            <w:tcW w:w="8365" w:type="dxa"/>
+            <w:tcW w:w="7823" w:type="dxa"/>
           </w:tcPr>
           <w:p>
             <w:pPr>
               <w:spacing w:after="0" w:line="240" w:lineRule="auto"/>
               <w:rPr>
-                <w:sz w:val="24"/>
-                <w:szCs w:val="24"/>
+                <w:sz w:val="22"/>
               </w:rPr>
             </w:pPr>
             <w:r>
               <w:rPr>
                 <w:rFonts w:eastAsia="Microsoft JhengHei"/>
                 <w:i/>
-                <w:sz w:val="24"/>
-                <w:szCs w:val="24"/>
+                <w:sz w:val="22"/>
               </w:rPr>
               <w:t xml:space="preserve">IT </w:t>
             </w:r>
@@ -1591,8 +1473,7 @@
               <w:rPr>
                 <w:rFonts w:eastAsia="Microsoft JhengHei"/>
                 <w:i/>
-                <w:sz w:val="24"/>
-                <w:szCs w:val="24"/>
+                <w:sz w:val="22"/>
               </w:rPr>
               <w:t>專員</w:t>
             </w:r>
@@ -1601,15 +1482,15 @@
         </w:tc>
         <w:tc>
           <w:tcPr>
-            <w:tcW w:w="2601" w:type="dxa"/>
+            <w:tcW w:w="3143" w:type="dxa"/>
+            <w:gridSpan w:val="2"/>
           </w:tcPr>
           <w:p>
             <w:pPr>
               <w:spacing w:after="0" w:line="240" w:lineRule="auto"/>
-              <w:jc w:val="right"/>
+              <w:ind w:right="-120"/>
               <w:rPr>
-                <w:sz w:val="24"/>
-                <w:szCs w:val="24"/>
+                <w:sz w:val="22"/>
                 <w:lang w:eastAsia="zh-TW"/>
               </w:rPr>
             </w:pPr>
@@ -1617,11 +1498,28 @@
               <w:rPr>
                 <w:rFonts w:eastAsia="Microsoft JhengHei"/>
                 <w:i/>
-                <w:sz w:val="24"/>
-                <w:szCs w:val="24"/>
+                <w:sz w:val="22"/>
                 <w:lang w:eastAsia="zh-TW"/>
               </w:rPr>
-              <w:t>美國路易斯安那州紐奧良</w:t>
+              <w:t xml:space="preserve">         </w:t>
+            </w:r>
+            <w:r>
+              <w:rPr>
+                <w:rFonts w:eastAsia="Microsoft JhengHei"/>
+                <w:i/>
+                <w:sz w:val="22"/>
+                <w:lang w:eastAsia="zh-TW"/>
+              </w:rPr>
+              <w:t xml:space="preserve">     </w:t>
+            </w:r>
+            <w:r>
+              <w:rPr>
+                <w:rFonts w:eastAsia="Microsoft JhengHei"/>
+                <w:i/>
+                <w:sz w:val="22"/>
+                <w:lang w:eastAsia="zh-TW"/>
+              </w:rPr>
+              <w:t>美國路易斯安州紐奧良</w:t>
             </w:r>
           </w:p>
         </w:tc>
@@ -1636,16 +1534,14 @@
         </w:numPr>
         <w:spacing w:after="0" w:line="240" w:lineRule="auto"/>
         <w:rPr>
-          <w:sz w:val="24"/>
-          <w:szCs w:val="24"/>
+          <w:sz w:val="22"/>
           <w:lang w:eastAsia="zh-TW"/>
         </w:rPr>
       </w:pPr>
       <w:r>
         <w:rPr>
           <w:rFonts w:eastAsia="Microsoft JhengHei"/>
-          <w:sz w:val="24"/>
-          <w:szCs w:val="24"/>
+          <w:sz w:val="22"/>
           <w:lang w:eastAsia="zh-TW"/>
         </w:rPr>
         <w:t>協助學生與教職員進行科技產品選購、疑難排解與技術溝通，涵蓋</w:t>
@@ -1653,8 +1549,7 @@
       <w:r>
         <w:rPr>
           <w:rFonts w:eastAsia="Microsoft JhengHei"/>
-          <w:sz w:val="24"/>
-          <w:szCs w:val="24"/>
+          <w:sz w:val="22"/>
           <w:lang w:eastAsia="zh-TW"/>
         </w:rPr>
         <w:t xml:space="preserve"> Mac</w:t>
@@ -1662,8 +1557,7 @@
       <w:r>
         <w:rPr>
           <w:rFonts w:eastAsia="Microsoft JhengHei"/>
-          <w:sz w:val="24"/>
-          <w:szCs w:val="24"/>
+          <w:sz w:val="22"/>
           <w:lang w:eastAsia="zh-TW"/>
         </w:rPr>
         <w:t>、</w:t>
@@ -1671,8 +1565,7 @@
       <w:r>
         <w:rPr>
           <w:rFonts w:eastAsia="Microsoft JhengHei"/>
-          <w:sz w:val="24"/>
-          <w:szCs w:val="24"/>
+          <w:sz w:val="22"/>
           <w:lang w:eastAsia="zh-TW"/>
         </w:rPr>
         <w:t>iPad</w:t>
@@ -1680,8 +1573,7 @@
       <w:r>
         <w:rPr>
           <w:rFonts w:eastAsia="Microsoft JhengHei"/>
-          <w:sz w:val="24"/>
-          <w:szCs w:val="24"/>
+          <w:sz w:val="22"/>
           <w:lang w:eastAsia="zh-TW"/>
         </w:rPr>
         <w:t>、</w:t>
@@ -1689,8 +1581,7 @@
       <w:r>
         <w:rPr>
           <w:rFonts w:eastAsia="Microsoft JhengHei"/>
-          <w:sz w:val="24"/>
-          <w:szCs w:val="24"/>
+          <w:sz w:val="22"/>
           <w:lang w:eastAsia="zh-TW"/>
         </w:rPr>
         <w:t xml:space="preserve">Dell </w:t>
@@ -1698,8 +1589,7 @@
       <w:r>
         <w:rPr>
           <w:rFonts w:eastAsia="Microsoft JhengHei"/>
-          <w:sz w:val="24"/>
-          <w:szCs w:val="24"/>
+          <w:sz w:val="22"/>
           <w:lang w:eastAsia="zh-TW"/>
         </w:rPr>
         <w:t>產品與大學系統。</w:t>
@@ -1714,16 +1604,14 @@
         </w:numPr>
         <w:spacing w:after="0" w:line="240" w:lineRule="auto"/>
         <w:rPr>
-          <w:sz w:val="24"/>
-          <w:szCs w:val="24"/>
+          <w:sz w:val="22"/>
           <w:lang w:eastAsia="zh-TW"/>
         </w:rPr>
       </w:pPr>
       <w:r>
         <w:rPr>
           <w:rFonts w:eastAsia="Microsoft JhengHei"/>
-          <w:sz w:val="24"/>
-          <w:szCs w:val="24"/>
+          <w:sz w:val="22"/>
           <w:lang w:eastAsia="zh-TW"/>
         </w:rPr>
         <w:t>使用</w:t>
@@ -1731,8 +1619,7 @@
       <w:r>
         <w:rPr>
           <w:rFonts w:eastAsia="Microsoft JhengHei"/>
-          <w:sz w:val="24"/>
-          <w:szCs w:val="24"/>
+          <w:sz w:val="22"/>
           <w:lang w:eastAsia="zh-TW"/>
         </w:rPr>
         <w:t xml:space="preserve"> PIMS POS </w:t>
@@ -1740,8 +1627,7 @@
       <w:r>
         <w:rPr>
           <w:rFonts w:eastAsia="Microsoft JhengHei"/>
-          <w:sz w:val="24"/>
-          <w:szCs w:val="24"/>
+          <w:sz w:val="22"/>
           <w:lang w:eastAsia="zh-TW"/>
         </w:rPr>
         <w:t>與</w:t>
@@ -1749,8 +1635,7 @@
       <w:r>
         <w:rPr>
           <w:rFonts w:eastAsia="Microsoft JhengHei"/>
-          <w:sz w:val="24"/>
-          <w:szCs w:val="24"/>
+          <w:sz w:val="22"/>
           <w:lang w:eastAsia="zh-TW"/>
         </w:rPr>
         <w:t xml:space="preserve"> Excel </w:t>
@@ -1758,8 +1643,7 @@
       <w:r>
         <w:rPr>
           <w:rFonts w:eastAsia="Microsoft JhengHei"/>
-          <w:sz w:val="24"/>
-          <w:szCs w:val="24"/>
+          <w:sz w:val="22"/>
           <w:lang w:eastAsia="zh-TW"/>
         </w:rPr>
         <w:t>管理產品／訂單資料，並為</w:t>
@@ -1767,8 +1651,7 @@
       <w:r>
         <w:rPr>
           <w:rFonts w:eastAsia="Microsoft JhengHei"/>
-          <w:sz w:val="24"/>
-          <w:szCs w:val="24"/>
+          <w:sz w:val="22"/>
           <w:lang w:eastAsia="zh-TW"/>
         </w:rPr>
         <w:t xml:space="preserve"> Apple </w:t>
@@ -1776,8 +1659,7 @@
       <w:r>
         <w:rPr>
           <w:rFonts w:eastAsia="Microsoft JhengHei"/>
-          <w:sz w:val="24"/>
-          <w:szCs w:val="24"/>
+          <w:sz w:val="22"/>
           <w:lang w:eastAsia="zh-TW"/>
         </w:rPr>
         <w:t>等供應商準備結構化報表。</w:t>
@@ -1792,16 +1674,14 @@
         </w:numPr>
         <w:spacing w:after="0" w:line="240" w:lineRule="auto"/>
         <w:rPr>
-          <w:sz w:val="24"/>
-          <w:szCs w:val="24"/>
+          <w:sz w:val="22"/>
           <w:lang w:eastAsia="zh-TW"/>
         </w:rPr>
       </w:pPr>
       <w:r>
         <w:rPr>
           <w:rFonts w:eastAsia="Microsoft JhengHei"/>
-          <w:sz w:val="24"/>
-          <w:szCs w:val="24"/>
+          <w:sz w:val="22"/>
           <w:lang w:eastAsia="zh-TW"/>
         </w:rPr>
         <w:t>在大學</w:t>
@@ -1809,8 +1689,7 @@
       <w:r>
         <w:rPr>
           <w:rFonts w:eastAsia="Microsoft JhengHei"/>
-          <w:sz w:val="24"/>
-          <w:szCs w:val="24"/>
+          <w:sz w:val="22"/>
           <w:lang w:eastAsia="zh-TW"/>
         </w:rPr>
         <w:t xml:space="preserve"> IT </w:t>
@@ -1818,8 +1697,7 @@
       <w:r>
         <w:rPr>
           <w:rFonts w:eastAsia="Microsoft JhengHei"/>
-          <w:sz w:val="24"/>
-          <w:szCs w:val="24"/>
+          <w:sz w:val="22"/>
           <w:lang w:eastAsia="zh-TW"/>
         </w:rPr>
         <w:t>環境中培養技術支援、文件整理與問題解決能力。</w:t>
@@ -1832,8 +1710,7 @@
         </w:pBdr>
         <w:spacing w:before="80" w:after="0" w:line="240" w:lineRule="auto"/>
         <w:rPr>
-          <w:sz w:val="24"/>
-          <w:szCs w:val="24"/>
+          <w:sz w:val="22"/>
         </w:rPr>
       </w:pPr>
       <w:proofErr w:type="spellStart"/>
@@ -1841,8 +1718,7 @@
         <w:rPr>
           <w:rFonts w:eastAsia="Microsoft JhengHei"/>
           <w:b/>
-          <w:sz w:val="24"/>
-          <w:szCs w:val="24"/>
+          <w:sz w:val="22"/>
         </w:rPr>
         <w:t>其他經驗</w:t>
       </w:r>
@@ -1852,25 +1728,21 @@
       <w:pPr>
         <w:spacing w:after="0" w:line="240" w:lineRule="auto"/>
         <w:rPr>
-          <w:sz w:val="24"/>
-          <w:szCs w:val="24"/>
+          <w:sz w:val="22"/>
         </w:rPr>
       </w:pPr>
       <w:r>
         <w:rPr>
           <w:rFonts w:eastAsia="Microsoft JhengHei"/>
-          <w:sz w:val="24"/>
-          <w:szCs w:val="24"/>
-        </w:rPr>
-        <w:lastRenderedPageBreak/>
+          <w:sz w:val="22"/>
+        </w:rPr>
         <w:t xml:space="preserve">Pontchartrain Partners — </w:t>
       </w:r>
       <w:proofErr w:type="spellStart"/>
       <w:r>
         <w:rPr>
           <w:rFonts w:eastAsia="Microsoft JhengHei"/>
-          <w:sz w:val="24"/>
-          <w:szCs w:val="24"/>
+          <w:sz w:val="22"/>
         </w:rPr>
         <w:t>設施維護專員</w:t>
       </w:r>
@@ -1878,56 +1750,49 @@
       <w:r>
         <w:rPr>
           <w:rFonts w:eastAsia="Microsoft JhengHei"/>
-          <w:sz w:val="24"/>
-          <w:szCs w:val="24"/>
+          <w:sz w:val="22"/>
         </w:rPr>
         <w:t xml:space="preserve"> </w:t>
       </w:r>
       <w:r>
         <w:rPr>
           <w:rFonts w:eastAsia="Microsoft JhengHei"/>
-          <w:sz w:val="24"/>
-          <w:szCs w:val="24"/>
+          <w:sz w:val="22"/>
         </w:rPr>
         <w:tab/>
       </w:r>
       <w:r>
         <w:rPr>
           <w:rFonts w:eastAsia="Microsoft JhengHei"/>
-          <w:sz w:val="24"/>
-          <w:szCs w:val="24"/>
+          <w:sz w:val="22"/>
         </w:rPr>
         <w:tab/>
       </w:r>
       <w:r>
         <w:rPr>
           <w:rFonts w:eastAsia="Microsoft JhengHei"/>
-          <w:sz w:val="24"/>
-          <w:szCs w:val="24"/>
+          <w:sz w:val="22"/>
         </w:rPr>
         <w:tab/>
       </w:r>
       <w:r>
         <w:rPr>
           <w:rFonts w:eastAsia="Microsoft JhengHei"/>
-          <w:sz w:val="24"/>
-          <w:szCs w:val="24"/>
+          <w:sz w:val="22"/>
         </w:rPr>
         <w:tab/>
       </w:r>
       <w:r>
         <w:rPr>
           <w:rFonts w:eastAsia="Microsoft JhengHei"/>
-          <w:sz w:val="24"/>
-          <w:szCs w:val="24"/>
+          <w:sz w:val="22"/>
         </w:rPr>
         <w:tab/>
       </w:r>
       <w:r>
         <w:rPr>
           <w:rFonts w:eastAsia="Microsoft JhengHei"/>
-          <w:sz w:val="24"/>
-          <w:szCs w:val="24"/>
+          <w:sz w:val="22"/>
         </w:rPr>
         <w:tab/>
         <w:t xml:space="preserve">     </w:t>
@@ -1935,24 +1800,35 @@
       <w:r>
         <w:rPr>
           <w:rFonts w:eastAsia="Microsoft JhengHei"/>
-          <w:sz w:val="24"/>
-          <w:szCs w:val="24"/>
-        </w:rPr>
-        <w:t xml:space="preserve">                        </w:t>
+          <w:sz w:val="22"/>
+        </w:rPr>
+        <w:t xml:space="preserve">                       </w:t>
       </w:r>
       <w:r>
         <w:rPr>
           <w:rFonts w:eastAsia="Microsoft JhengHei"/>
-          <w:sz w:val="24"/>
-          <w:szCs w:val="24"/>
+          <w:sz w:val="22"/>
+        </w:rPr>
+        <w:t xml:space="preserve">    </w:t>
+      </w:r>
+      <w:r>
+        <w:rPr>
+          <w:rFonts w:eastAsia="Microsoft JhengHei"/>
+          <w:sz w:val="22"/>
+        </w:rPr>
+        <w:t xml:space="preserve"> </w:t>
+      </w:r>
+      <w:r>
+        <w:rPr>
+          <w:rFonts w:eastAsia="Microsoft JhengHei"/>
+          <w:sz w:val="22"/>
         </w:rPr>
         <w:t>2017 – 2022</w:t>
       </w:r>
       <w:r>
         <w:rPr>
           <w:rFonts w:eastAsia="Microsoft JhengHei"/>
-          <w:sz w:val="24"/>
-          <w:szCs w:val="24"/>
+          <w:sz w:val="22"/>
         </w:rPr>
         <w:br/>
         <w:t xml:space="preserve">Canal Street Veterinary Hospital — </w:t>
@@ -1961,8 +1837,7 @@
       <w:r>
         <w:rPr>
           <w:rFonts w:eastAsia="Microsoft JhengHei"/>
-          <w:sz w:val="24"/>
-          <w:szCs w:val="24"/>
+          <w:sz w:val="22"/>
         </w:rPr>
         <w:t>獸醫助理</w:t>
       </w:r>
@@ -1970,56 +1845,49 @@
       <w:r>
         <w:rPr>
           <w:rFonts w:eastAsia="Microsoft JhengHei"/>
-          <w:sz w:val="24"/>
-          <w:szCs w:val="24"/>
+          <w:sz w:val="22"/>
         </w:rPr>
         <w:t xml:space="preserve"> </w:t>
       </w:r>
       <w:r>
         <w:rPr>
           <w:rFonts w:eastAsia="Microsoft JhengHei"/>
-          <w:sz w:val="24"/>
-          <w:szCs w:val="24"/>
+          <w:sz w:val="22"/>
         </w:rPr>
         <w:tab/>
       </w:r>
       <w:r>
         <w:rPr>
           <w:rFonts w:eastAsia="Microsoft JhengHei"/>
-          <w:sz w:val="24"/>
-          <w:szCs w:val="24"/>
+          <w:sz w:val="22"/>
         </w:rPr>
         <w:tab/>
       </w:r>
       <w:r>
         <w:rPr>
           <w:rFonts w:eastAsia="Microsoft JhengHei"/>
-          <w:sz w:val="24"/>
-          <w:szCs w:val="24"/>
+          <w:sz w:val="22"/>
         </w:rPr>
         <w:tab/>
       </w:r>
       <w:r>
         <w:rPr>
           <w:rFonts w:eastAsia="Microsoft JhengHei"/>
-          <w:sz w:val="24"/>
-          <w:szCs w:val="24"/>
+          <w:sz w:val="22"/>
         </w:rPr>
         <w:tab/>
       </w:r>
       <w:r>
         <w:rPr>
           <w:rFonts w:eastAsia="Microsoft JhengHei"/>
-          <w:sz w:val="24"/>
-          <w:szCs w:val="24"/>
+          <w:sz w:val="22"/>
         </w:rPr>
         <w:tab/>
       </w:r>
       <w:r>
         <w:rPr>
           <w:rFonts w:eastAsia="Microsoft JhengHei"/>
-          <w:sz w:val="24"/>
-          <w:szCs w:val="24"/>
+          <w:sz w:val="22"/>
         </w:rPr>
         <w:tab/>
         <w:t xml:space="preserve">     </w:t>
@@ -2027,16 +1895,28 @@
       <w:r>
         <w:rPr>
           <w:rFonts w:eastAsia="Microsoft JhengHei"/>
-          <w:sz w:val="24"/>
-          <w:szCs w:val="24"/>
+          <w:sz w:val="22"/>
         </w:rPr>
         <w:t xml:space="preserve">            </w:t>
       </w:r>
       <w:r>
         <w:rPr>
           <w:rFonts w:eastAsia="Microsoft JhengHei"/>
-          <w:sz w:val="24"/>
-          <w:szCs w:val="24"/>
+          <w:sz w:val="22"/>
+        </w:rPr>
+        <w:t xml:space="preserve">               </w:t>
+      </w:r>
+      <w:r>
+        <w:rPr>
+          <w:rFonts w:eastAsia="Microsoft JhengHei"/>
+          <w:sz w:val="22"/>
+        </w:rPr>
+        <w:t xml:space="preserve"> </w:t>
+      </w:r>
+      <w:r>
+        <w:rPr>
+          <w:rFonts w:eastAsia="Microsoft JhengHei"/>
+          <w:sz w:val="22"/>
         </w:rPr>
         <w:t>2015 – 2017</w:t>
       </w:r>
@@ -2048,8 +1928,7 @@
         </w:pBdr>
         <w:spacing w:before="80" w:after="0" w:line="240" w:lineRule="auto"/>
         <w:rPr>
-          <w:sz w:val="24"/>
-          <w:szCs w:val="24"/>
+          <w:sz w:val="22"/>
         </w:rPr>
       </w:pPr>
       <w:proofErr w:type="spellStart"/>
@@ -2057,8 +1936,7 @@
         <w:rPr>
           <w:rFonts w:eastAsia="Microsoft JhengHei"/>
           <w:b/>
-          <w:sz w:val="24"/>
-          <w:szCs w:val="24"/>
+          <w:sz w:val="22"/>
         </w:rPr>
         <w:t>教育背景</w:t>
       </w:r>
@@ -2091,8 +1969,7 @@
             <w:pPr>
               <w:spacing w:after="0" w:line="240" w:lineRule="auto"/>
               <w:rPr>
-                <w:sz w:val="24"/>
-                <w:szCs w:val="24"/>
+                <w:sz w:val="22"/>
               </w:rPr>
             </w:pPr>
             <w:proofErr w:type="spellStart"/>
@@ -2100,8 +1977,7 @@
               <w:rPr>
                 <w:rFonts w:eastAsia="Microsoft JhengHei"/>
                 <w:b/>
-                <w:sz w:val="24"/>
-                <w:szCs w:val="24"/>
+                <w:sz w:val="22"/>
               </w:rPr>
               <w:t>元智大學</w:t>
             </w:r>
@@ -2117,8 +1993,7 @@
               <w:spacing w:after="0" w:line="240" w:lineRule="auto"/>
               <w:jc w:val="right"/>
               <w:rPr>
-                <w:sz w:val="24"/>
-                <w:szCs w:val="24"/>
+                <w:sz w:val="22"/>
               </w:rPr>
             </w:pPr>
             <w:proofErr w:type="spellStart"/>
@@ -2126,8 +2001,7 @@
               <w:rPr>
                 <w:rFonts w:eastAsia="Microsoft JhengHei"/>
                 <w:b/>
-                <w:sz w:val="24"/>
-                <w:szCs w:val="24"/>
+                <w:sz w:val="22"/>
               </w:rPr>
               <w:t>預計</w:t>
             </w:r>
@@ -2136,8 +2010,7 @@
               <w:rPr>
                 <w:rFonts w:eastAsia="Microsoft JhengHei"/>
                 <w:b/>
-                <w:sz w:val="24"/>
-                <w:szCs w:val="24"/>
+                <w:sz w:val="22"/>
               </w:rPr>
               <w:t xml:space="preserve"> 2028 </w:t>
             </w:r>
@@ -2146,8 +2019,7 @@
               <w:rPr>
                 <w:rFonts w:eastAsia="Microsoft JhengHei"/>
                 <w:b/>
-                <w:sz w:val="24"/>
-                <w:szCs w:val="24"/>
+                <w:sz w:val="22"/>
               </w:rPr>
               <w:t>畢業</w:t>
             </w:r>
@@ -2156,6 +2028,9 @@
         </w:tc>
       </w:tr>
       <w:tr>
+        <w:trPr>
+          <w:trHeight w:val="427"/>
+        </w:trPr>
         <w:tc>
           <w:tcPr>
             <w:tcW w:w="8352" w:type="dxa"/>
@@ -2164,8 +2039,9 @@
             <w:pPr>
               <w:spacing w:after="0" w:line="240" w:lineRule="auto"/>
               <w:rPr>
-                <w:sz w:val="24"/>
-                <w:szCs w:val="24"/>
+                <w:rFonts w:eastAsia="Microsoft JhengHei"/>
+                <w:i/>
+                <w:sz w:val="22"/>
               </w:rPr>
             </w:pPr>
             <w:proofErr w:type="spellStart"/>
@@ -2173,12 +2049,21 @@
               <w:rPr>
                 <w:rFonts w:eastAsia="Microsoft JhengHei"/>
                 <w:i/>
-                <w:sz w:val="24"/>
-                <w:szCs w:val="24"/>
+                <w:sz w:val="22"/>
               </w:rPr>
               <w:t>資訊學士</w:t>
             </w:r>
             <w:proofErr w:type="spellEnd"/>
+          </w:p>
+          <w:p>
+            <w:pPr>
+              <w:spacing w:after="0" w:line="240" w:lineRule="auto"/>
+              <w:rPr>
+                <w:rFonts w:eastAsia="Microsoft JhengHei"/>
+                <w:i/>
+                <w:sz w:val="22"/>
+              </w:rPr>
+            </w:pPr>
           </w:p>
         </w:tc>
         <w:tc>
@@ -2190,8 +2075,7 @@
               <w:spacing w:after="0" w:line="240" w:lineRule="auto"/>
               <w:jc w:val="right"/>
               <w:rPr>
-                <w:sz w:val="24"/>
-                <w:szCs w:val="24"/>
+                <w:sz w:val="22"/>
               </w:rPr>
             </w:pPr>
             <w:proofErr w:type="spellStart"/>
@@ -2199,8 +2083,7 @@
               <w:rPr>
                 <w:rFonts w:eastAsia="Microsoft JhengHei"/>
                 <w:i/>
-                <w:sz w:val="24"/>
-                <w:szCs w:val="24"/>
+                <w:sz w:val="22"/>
               </w:rPr>
               <w:t>台灣桃園市</w:t>
             </w:r>
@@ -2216,8 +2099,7 @@
         </w:pBdr>
         <w:spacing w:before="80" w:after="0" w:line="240" w:lineRule="auto"/>
         <w:rPr>
-          <w:sz w:val="24"/>
-          <w:szCs w:val="24"/>
+          <w:sz w:val="22"/>
         </w:rPr>
       </w:pPr>
       <w:proofErr w:type="spellStart"/>
@@ -2225,9 +2107,9 @@
         <w:rPr>
           <w:rFonts w:eastAsia="Microsoft JhengHei"/>
           <w:b/>
-          <w:sz w:val="24"/>
-          <w:szCs w:val="24"/>
-        </w:rPr>
+          <w:sz w:val="22"/>
+        </w:rPr>
+        <w:lastRenderedPageBreak/>
         <w:t>證照與語言</w:t>
       </w:r>
       <w:proofErr w:type="spellEnd"/>
@@ -2236,16 +2118,14 @@
       <w:pPr>
         <w:spacing w:after="0" w:line="240" w:lineRule="auto"/>
         <w:rPr>
-          <w:sz w:val="24"/>
-          <w:szCs w:val="24"/>
+          <w:sz w:val="22"/>
           <w:lang w:eastAsia="zh-TW"/>
         </w:rPr>
       </w:pPr>
       <w:r>
         <w:rPr>
           <w:rFonts w:eastAsia="Microsoft JhengHei"/>
-          <w:sz w:val="24"/>
-          <w:szCs w:val="24"/>
+          <w:sz w:val="22"/>
           <w:lang w:eastAsia="zh-TW"/>
         </w:rPr>
         <w:t>英文：母語</w:t>
@@ -2253,8 +2133,7 @@
       <w:r>
         <w:rPr>
           <w:rFonts w:eastAsia="Microsoft JhengHei"/>
-          <w:sz w:val="24"/>
-          <w:szCs w:val="24"/>
+          <w:sz w:val="22"/>
           <w:lang w:eastAsia="zh-TW"/>
         </w:rPr>
         <w:t xml:space="preserve"> | </w:t>
@@ -2262,8 +2141,7 @@
       <w:r>
         <w:rPr>
           <w:rFonts w:eastAsia="Microsoft JhengHei"/>
-          <w:sz w:val="24"/>
-          <w:szCs w:val="24"/>
+          <w:sz w:val="22"/>
           <w:lang w:eastAsia="zh-TW"/>
         </w:rPr>
         <w:t>中文：基礎，</w:t>
@@ -2271,8 +2149,7 @@
       <w:r>
         <w:rPr>
           <w:rFonts w:eastAsia="Microsoft JhengHei"/>
-          <w:sz w:val="24"/>
-          <w:szCs w:val="24"/>
+          <w:sz w:val="22"/>
           <w:lang w:eastAsia="zh-TW"/>
         </w:rPr>
         <w:t xml:space="preserve">TOCFL A1 | </w:t>
@@ -2280,8 +2157,7 @@
       <w:r>
         <w:rPr>
           <w:rFonts w:eastAsia="Microsoft JhengHei"/>
-          <w:sz w:val="24"/>
-          <w:szCs w:val="24"/>
+          <w:sz w:val="22"/>
           <w:lang w:eastAsia="zh-TW"/>
         </w:rPr>
         <w:t>工作資格：台灣學生工作許可</w:t>

--- a/docs/Asiah_Crutchfield_Resume_ZH.docx
+++ b/docs/Asiah_Crutchfield_Resume_ZH.docx
@@ -1,6 +1,6 @@
 
 <file path=word/document.xml><?xml version="1.0" encoding="utf-8"?>
-<w:document xmlns:wpc="http://schemas.microsoft.com/office/word/2010/wordprocessingCanvas" xmlns:cx="http://schemas.microsoft.com/office/drawing/2014/chartex" xmlns:cx1="http://schemas.microsoft.com/office/drawing/2015/9/8/chartex" xmlns:cx2="http://schemas.microsoft.com/office/drawing/2015/10/21/chartex" xmlns:cx3="http://schemas.microsoft.com/office/drawing/2016/5/9/chartex" xmlns:cx4="http://schemas.microsoft.com/office/drawing/2016/5/10/chartex" xmlns:cx5="http://schemas.microsoft.com/office/drawing/2016/5/11/chartex" xmlns:cx6="http://schemas.microsoft.com/office/drawing/2016/5/12/chartex" xmlns:cx7="http://schemas.microsoft.com/office/drawing/2016/5/13/chartex" xmlns:cx8="http://schemas.microsoft.com/office/drawing/2016/5/14/chartex" xmlns:mc="http://schemas.openxmlformats.org/markup-compatibility/2006" xmlns:aink="http://schemas.microsoft.com/office/drawing/2016/ink" xmlns:am3d="http://schemas.microsoft.com/office/drawing/2017/model3d" xmlns:o="urn:schemas-microsoft-com:office:office" xmlns:oel="http://schemas.microsoft.com/office/2019/extlst" xmlns:r="http://schemas.openxmlformats.org/officeDocument/2006/relationships" xmlns:m="http://schemas.openxmlformats.org/officeDocument/2006/math" xmlns:v="urn:schemas-microsoft-com:vml" xmlns:wp14="http://schemas.microsoft.com/office/word/2010/wordprocessingDrawing" xmlns:wp="http://schemas.openxmlformats.org/drawingml/2006/wordprocessingDrawing" xmlns:w10="urn:schemas-microsoft-com:office:word" xmlns:w="http://schemas.openxmlformats.org/wordprocessingml/2006/main" xmlns:w14="http://schemas.microsoft.com/office/word/2010/wordml" xmlns:w15="http://schemas.microsoft.com/office/word/2012/wordml" xmlns:w16cex="http://schemas.microsoft.com/office/word/2018/wordml/cex" xmlns:w16cid="http://schemas.microsoft.com/office/word/2016/wordml/cid" xmlns:w16="http://schemas.microsoft.com/office/word/2018/wordml" xmlns:w16du="http://schemas.microsoft.com/office/word/2023/wordml/word16du" xmlns:w16sdtdh="http://schemas.microsoft.com/office/word/2020/wordml/sdtdatahash" xmlns:w16sdtfl="http://schemas.microsoft.com/office/word/2024/wordml/sdtformatlock" xmlns:w16se="http://schemas.microsoft.com/office/word/2015/wordml/symex" xmlns:wpg="http://schemas.microsoft.com/office/word/2010/wordprocessingGroup" xmlns:wpi="http://schemas.microsoft.com/office/word/2010/wordprocessingInk" xmlns:wne="http://schemas.microsoft.com/office/word/2006/wordml" xmlns:wps="http://schemas.microsoft.com/office/word/2010/wordprocessingShape" mc:Ignorable="w14 w15 w16se w16cid w16 w16cex w16sdtdh w16sdtfl w16du wp14">
+<w:document xmlns:wpc="http://schemas.microsoft.com/office/word/2010/wordprocessingCanvas" xmlns:cx="http://schemas.microsoft.com/office/drawing/2014/chartex" xmlns:cx1="http://schemas.microsoft.com/office/drawing/2015/9/8/chartex" xmlns:cx2="http://schemas.microsoft.com/office/drawing/2015/10/21/chartex" xmlns:cx3="http://schemas.microsoft.com/office/drawing/2016/5/9/chartex" xmlns:cx4="http://schemas.microsoft.com/office/drawing/2016/5/10/chartex" xmlns:cx5="http://schemas.microsoft.com/office/drawing/2016/5/11/chartex" xmlns:cx6="http://schemas.microsoft.com/office/drawing/2016/5/12/chartex" xmlns:cx7="http://schemas.microsoft.com/office/drawing/2016/5/13/chartex" xmlns:cx8="http://schemas.microsoft.com/office/drawing/2016/5/14/chartex" xmlns:mc="http://schemas.openxmlformats.org/markup-compatibility/2006" xmlns:aink="http://schemas.microsoft.com/office/drawing/2016/ink" xmlns:am3d="http://schemas.microsoft.com/office/drawing/2017/model3d" xmlns:o="urn:schemas-microsoft-com:office:office" xmlns:oel="http://schemas.microsoft.com/office/2019/extlst" xmlns:r="http://schemas.openxmlformats.org/officeDocument/2006/relationships" xmlns:m="http://schemas.openxmlformats.org/officeDocument/2006/math" xmlns:v="urn:schemas-microsoft-com:vml" xmlns:wp14="http://schemas.microsoft.com/office/word/2010/wordprocessingDrawing" xmlns:wp="http://schemas.openxmlformats.org/drawingml/2006/wordprocessingDrawing" xmlns:w10="urn:schemas-microsoft-com:office:word" xmlns:w="http://schemas.openxmlformats.org/wordprocessingml/2006/main" xmlns:w14="http://schemas.microsoft.com/office/word/2010/wordml" xmlns:w15="http://schemas.microsoft.com/office/word/2012/wordml" xmlns:w16cei="http://schemas.microsoft.com/office/word/2026/wordml/cei" xmlns:w16cex="http://schemas.microsoft.com/office/word/2018/wordml/cex" xmlns:w16cid="http://schemas.microsoft.com/office/word/2016/wordml/cid" xmlns:w16="http://schemas.microsoft.com/office/word/2018/wordml" xmlns:w16du="http://schemas.microsoft.com/office/word/2023/wordml/word16du" xmlns:w16sdtdh="http://schemas.microsoft.com/office/word/2020/wordml/sdtdatahash" xmlns:w16sdtfl="http://schemas.microsoft.com/office/word/2024/wordml/sdtformatlock" xmlns:w16se="http://schemas.microsoft.com/office/word/2015/wordml/symex" xmlns:wpg="http://schemas.microsoft.com/office/word/2010/wordprocessingGroup" xmlns:wpi="http://schemas.microsoft.com/office/word/2010/wordprocessingInk" xmlns:wne="http://schemas.microsoft.com/office/word/2006/wordml" xmlns:wps="http://schemas.microsoft.com/office/word/2010/wordprocessingShape" mc:Ignorable="w14 w15 w16se w16cid w16 w16cex w16sdtdh w16sdtfl w16du wp14">
   <w:body>
     <w:p>
       <w:pPr>
@@ -26,6 +26,7 @@
           <w:rFonts w:ascii="Gungsuh" w:eastAsia="Microsoft JhengHei" w:hAnsi="Gungsuh"/>
           <w:b/>
           <w:sz w:val="48"/>
+          <w:szCs w:val="48"/>
         </w:rPr>
         <w:t>(</w:t>
       </w:r>
@@ -34,6 +35,7 @@
           <w:rFonts w:ascii="Gungsuh" w:eastAsia="Microsoft JhengHei" w:hAnsi="Gungsuh"/>
           <w:b/>
           <w:sz w:val="48"/>
+          <w:szCs w:val="48"/>
         </w:rPr>
         <w:t>中</w:t>
       </w:r>
@@ -42,6 +44,7 @@
           <w:rFonts w:ascii="Gungsuh" w:eastAsia="Microsoft JhengHei" w:hAnsi="Gungsuh"/>
           <w:b/>
           <w:sz w:val="48"/>
+          <w:szCs w:val="48"/>
         </w:rPr>
         <w:t xml:space="preserve">) </w:t>
       </w:r>
@@ -50,6 +53,7 @@
           <w:rFonts w:ascii="Gungsuh" w:eastAsia="Microsoft JhengHei" w:hAnsi="Gungsuh"/>
           <w:b/>
           <w:sz w:val="48"/>
+          <w:szCs w:val="48"/>
         </w:rPr>
         <w:t>孫賽亞</w:t>
       </w:r>
@@ -58,6 +62,7 @@
           <w:rFonts w:ascii="Gungsuh" w:eastAsia="Microsoft JhengHei" w:hAnsi="Gungsuh"/>
           <w:b/>
           <w:sz w:val="48"/>
+          <w:szCs w:val="48"/>
         </w:rPr>
         <w:t xml:space="preserve"> | (</w:t>
       </w:r>
@@ -66,6 +71,7 @@
           <w:rFonts w:ascii="Gungsuh" w:eastAsia="Microsoft JhengHei" w:hAnsi="Gungsuh"/>
           <w:b/>
           <w:sz w:val="48"/>
+          <w:szCs w:val="48"/>
         </w:rPr>
         <w:t>英</w:t>
       </w:r>
@@ -74,6 +80,7 @@
           <w:rFonts w:ascii="Gungsuh" w:eastAsia="Microsoft JhengHei" w:hAnsi="Gungsuh"/>
           <w:b/>
           <w:sz w:val="48"/>
+          <w:szCs w:val="48"/>
         </w:rPr>
         <w:t>) Asiah Crutchfield</w:t>
       </w:r>
@@ -105,7 +112,6 @@
         </w:rPr>
         <w:t xml:space="preserve">asiah@asiahcrutchfield.com | 0901-008-567 | </w:t>
       </w:r>
-      <w:proofErr w:type="spellStart"/>
       <w:r>
         <w:rPr>
           <w:rFonts w:eastAsia="Microsoft JhengHei"/>
@@ -114,7 +120,6 @@
         </w:rPr>
         <w:t>台灣</w:t>
       </w:r>
-      <w:proofErr w:type="spellEnd"/>
       <w:r>
         <w:rPr>
           <w:rFonts w:eastAsia="Microsoft JhengHei"/>
@@ -124,7 +129,6 @@
         </w:rPr>
         <w:t>，</w:t>
       </w:r>
-      <w:proofErr w:type="spellStart"/>
       <w:r>
         <w:rPr>
           <w:rFonts w:eastAsia="Microsoft JhengHei"/>
@@ -133,7 +137,6 @@
         </w:rPr>
         <w:t>桃園市</w:t>
       </w:r>
-      <w:proofErr w:type="spellEnd"/>
       <w:r>
         <w:rPr>
           <w:rFonts w:eastAsia="Microsoft JhengHei"/>
@@ -142,7 +145,7 @@
         </w:rPr>
         <w:t xml:space="preserve"> | </w:t>
       </w:r>
-      <w:hyperlink r:id="rId6" w:history="1">
+      <w:hyperlink r:id="rId8" w:history="1">
         <w:r>
           <w:rPr>
             <w:rStyle w:val="Hyperlink"/>
@@ -150,19 +153,8 @@
             <w:sz w:val="20"/>
             <w:szCs w:val="20"/>
           </w:rPr>
-          <w:t>linkedin.com/in/</w:t>
+          <w:t>linkedin.com/in/asiahcrutchfield</w:t>
         </w:r>
-        <w:proofErr w:type="spellStart"/>
-        <w:r>
-          <w:rPr>
-            <w:rStyle w:val="Hyperlink"/>
-            <w:rFonts w:eastAsia="Microsoft JhengHei"/>
-            <w:sz w:val="20"/>
-            <w:szCs w:val="20"/>
-          </w:rPr>
-          <w:t>asiahcrutchfield</w:t>
-        </w:r>
-        <w:proofErr w:type="spellEnd"/>
       </w:hyperlink>
       <w:r>
         <w:rPr>
@@ -172,7 +164,7 @@
         </w:rPr>
         <w:t xml:space="preserve"> | </w:t>
       </w:r>
-      <w:hyperlink r:id="rId7" w:history="1">
+      <w:hyperlink r:id="rId9" w:history="1">
         <w:r>
           <w:rPr>
             <w:rStyle w:val="Hyperlink"/>
@@ -180,31 +172,9 @@
             <w:sz w:val="20"/>
             <w:szCs w:val="20"/>
           </w:rPr>
-          <w:t>github.com/</w:t>
+          <w:t>github.com/asiahcrutchfield</w:t>
         </w:r>
-        <w:proofErr w:type="spellStart"/>
-        <w:r>
-          <w:rPr>
-            <w:rStyle w:val="Hyperlink"/>
-            <w:rFonts w:eastAsia="Microsoft JhengHei"/>
-            <w:sz w:val="20"/>
-            <w:szCs w:val="20"/>
-          </w:rPr>
-          <w:t>asiahcrutchfield</w:t>
-        </w:r>
-        <w:proofErr w:type="spellEnd"/>
       </w:hyperlink>
-    </w:p>
-    <w:p>
-      <w:pPr>
-        <w:spacing w:after="0" w:line="240" w:lineRule="auto"/>
-        <w:jc w:val="center"/>
-        <w:rPr>
-          <w:b/>
-          <w:i/>
-          <w:sz w:val="21"/>
-        </w:rPr>
-      </w:pPr>
     </w:p>
     <w:p>
       <w:pPr>
@@ -219,70 +189,87 @@
         <w:spacing w:after="0" w:line="240" w:lineRule="auto"/>
         <w:jc w:val="center"/>
         <w:rPr>
-          <w:sz w:val="22"/>
+          <w:rFonts w:eastAsia="Microsoft JhengHei"/>
+          <w:b/>
+          <w:i/>
+          <w:sz w:val="20"/>
+          <w:szCs w:val="20"/>
         </w:rPr>
       </w:pPr>
-      <w:proofErr w:type="spellStart"/>
       <w:r>
         <w:rPr>
           <w:rFonts w:eastAsia="Microsoft JhengHei"/>
           <w:b/>
           <w:i/>
-          <w:sz w:val="22"/>
+          <w:sz w:val="20"/>
+          <w:szCs w:val="20"/>
         </w:rPr>
         <w:t>資訊學程學生</w:t>
       </w:r>
-      <w:proofErr w:type="spellEnd"/>
       <w:r>
         <w:rPr>
           <w:rFonts w:eastAsia="Microsoft JhengHei"/>
           <w:b/>
           <w:i/>
-          <w:sz w:val="22"/>
+          <w:sz w:val="20"/>
+          <w:szCs w:val="20"/>
         </w:rPr>
         <w:t xml:space="preserve"> | </w:t>
       </w:r>
-      <w:proofErr w:type="spellStart"/>
       <w:r>
         <w:rPr>
           <w:rFonts w:eastAsia="Microsoft JhengHei"/>
           <w:b/>
           <w:i/>
-          <w:sz w:val="22"/>
+          <w:sz w:val="20"/>
+          <w:szCs w:val="20"/>
         </w:rPr>
         <w:t>軟體／工程實習申請者</w:t>
       </w:r>
-      <w:proofErr w:type="spellEnd"/>
     </w:p>
     <w:p>
       <w:pPr>
-        <w:widowControl w:val="0"/>
-        <w:pBdr>
-          <w:top w:val="nil"/>
-          <w:left w:val="nil"/>
-          <w:bottom w:val="nil"/>
-          <w:right w:val="nil"/>
-          <w:between w:val="nil"/>
-        </w:pBdr>
-        <w:spacing w:after="0" w:line="240" w:lineRule="auto"/>
+        <w:spacing w:after="60" w:line="240" w:lineRule="auto"/>
         <w:jc w:val="center"/>
         <w:rPr>
-          <w:sz w:val="22"/>
+          <w:rFonts w:eastAsia="Microsoft JhengHei"/>
+          <w:sz w:val="20"/>
+          <w:szCs w:val="20"/>
           <w:lang w:eastAsia="zh-TW"/>
         </w:rPr>
       </w:pPr>
       <w:r>
         <w:rPr>
           <w:rFonts w:eastAsia="Microsoft JhengHei"/>
-          <w:sz w:val="22"/>
+          <w:sz w:val="20"/>
+          <w:szCs w:val="20"/>
           <w:lang w:eastAsia="zh-TW"/>
         </w:rPr>
-        <w:t>前端與網頁專案</w:t>
+        <w:t>軟體開發</w:t>
       </w:r>
       <w:r>
         <w:rPr>
           <w:rFonts w:eastAsia="Microsoft JhengHei"/>
-          <w:sz w:val="22"/>
+          <w:sz w:val="20"/>
+          <w:szCs w:val="20"/>
+          <w:lang w:eastAsia="zh-TW"/>
+        </w:rPr>
+        <w:t xml:space="preserve"> | </w:t>
+      </w:r>
+      <w:r>
+        <w:rPr>
+          <w:rFonts w:eastAsia="Microsoft JhengHei"/>
+          <w:sz w:val="20"/>
+          <w:szCs w:val="20"/>
+          <w:lang w:eastAsia="zh-TW"/>
+        </w:rPr>
+        <w:t>電腦架構</w:t>
+      </w:r>
+      <w:r>
+        <w:rPr>
+          <w:rFonts w:eastAsia="Microsoft JhengHei"/>
+          <w:sz w:val="20"/>
+          <w:szCs w:val="20"/>
           <w:lang w:eastAsia="zh-TW"/>
         </w:rPr>
         <w:t xml:space="preserve"> | IT </w:t>
@@ -290,7 +277,8 @@
       <w:r>
         <w:rPr>
           <w:rFonts w:eastAsia="Microsoft JhengHei"/>
-          <w:sz w:val="22"/>
+          <w:sz w:val="20"/>
+          <w:szCs w:val="20"/>
           <w:lang w:eastAsia="zh-TW"/>
         </w:rPr>
         <w:t>支援</w:t>
@@ -298,7 +286,8 @@
       <w:r>
         <w:rPr>
           <w:rFonts w:eastAsia="Microsoft JhengHei"/>
-          <w:sz w:val="22"/>
+          <w:sz w:val="20"/>
+          <w:szCs w:val="20"/>
           <w:lang w:eastAsia="zh-TW"/>
         </w:rPr>
         <w:t xml:space="preserve"> | QA</w:t>
@@ -306,7 +295,8 @@
       <w:r>
         <w:rPr>
           <w:rFonts w:eastAsia="Microsoft JhengHei"/>
-          <w:sz w:val="22"/>
+          <w:sz w:val="20"/>
+          <w:szCs w:val="20"/>
           <w:lang w:eastAsia="zh-TW"/>
         </w:rPr>
         <w:t>／測試</w:t>
@@ -314,57 +304,49 @@
       <w:r>
         <w:rPr>
           <w:rFonts w:eastAsia="Microsoft JhengHei"/>
-          <w:sz w:val="22"/>
+          <w:sz w:val="20"/>
+          <w:szCs w:val="20"/>
           <w:lang w:eastAsia="zh-TW"/>
         </w:rPr>
-        <w:t xml:space="preserve"> | AI </w:t>
+        <w:t>|</w:t>
       </w:r>
       <w:r>
         <w:rPr>
           <w:rFonts w:eastAsia="Microsoft JhengHei"/>
-          <w:sz w:val="22"/>
+          <w:sz w:val="20"/>
+          <w:szCs w:val="20"/>
           <w:lang w:eastAsia="zh-TW"/>
         </w:rPr>
-        <w:t>輔助流程</w:t>
+        <w:t>AI</w:t>
       </w:r>
     </w:p>
     <w:p>
       <w:pPr>
-        <w:widowControl w:val="0"/>
         <w:pBdr>
-          <w:top w:val="nil"/>
-          <w:left w:val="nil"/>
-          <w:bottom w:val="nil"/>
-          <w:right w:val="nil"/>
-          <w:between w:val="nil"/>
+          <w:bottom w:val="single" w:sz="6" w:space="1" w:color="000000"/>
         </w:pBdr>
-        <w:spacing w:after="0" w:line="240" w:lineRule="auto"/>
-        <w:jc w:val="center"/>
+        <w:spacing w:before="80" w:after="0" w:line="240" w:lineRule="auto"/>
         <w:rPr>
-          <w:sz w:val="22"/>
+          <w:rFonts w:eastAsia="Microsoft JhengHei"/>
+          <w:sz w:val="20"/>
+          <w:szCs w:val="20"/>
           <w:lang w:eastAsia="zh-TW"/>
-        </w:rPr>
-      </w:pPr>
-    </w:p>
-    <w:p>
-      <w:pPr>
-        <w:spacing w:after="60" w:line="240" w:lineRule="auto"/>
-        <w:rPr>
-          <w:sz w:val="22"/>
         </w:rPr>
       </w:pPr>
       <w:r>
         <w:rPr>
           <w:rFonts w:eastAsia="Microsoft JhengHei"/>
-          <w:sz w:val="22"/>
+          <w:sz w:val="20"/>
+          <w:szCs w:val="20"/>
           <w:lang w:eastAsia="zh-TW"/>
         </w:rPr>
-        <w:t>元智大學資訊相關科系學生，具</w:t>
+        <w:t>元智大學資訊學程學生，具</w:t>
       </w:r>
       <w:r>
         <w:rPr>
           <w:rFonts w:eastAsia="Microsoft JhengHei"/>
-          <w:sz w:val="22"/>
+          <w:sz w:val="20"/>
+          <w:szCs w:val="20"/>
           <w:lang w:eastAsia="zh-TW"/>
         </w:rPr>
         <w:t xml:space="preserve"> IT </w:t>
@@ -372,131 +354,30 @@
       <w:r>
         <w:rPr>
           <w:rFonts w:eastAsia="Microsoft JhengHei"/>
-          <w:sz w:val="22"/>
+          <w:sz w:val="20"/>
+          <w:szCs w:val="20"/>
           <w:lang w:eastAsia="zh-TW"/>
         </w:rPr>
-        <w:t>支援、資料報表、疑難排解與網頁專案經驗。使用</w:t>
+        <w:t>支援、疑難排解與專案型軟體開發經驗。透過前端開發與電腦架構實作專案累積實務經驗，關注軟體工程、</w:t>
       </w:r>
       <w:r>
         <w:rPr>
           <w:rFonts w:eastAsia="Microsoft JhengHei"/>
-          <w:sz w:val="22"/>
+          <w:sz w:val="20"/>
+          <w:szCs w:val="20"/>
           <w:lang w:eastAsia="zh-TW"/>
         </w:rPr>
-        <w:t xml:space="preserve"> JavaScript</w:t>
+        <w:t>QA</w:t>
       </w:r>
       <w:r>
         <w:rPr>
           <w:rFonts w:eastAsia="Microsoft JhengHei"/>
-          <w:sz w:val="22"/>
+          <w:sz w:val="20"/>
+          <w:szCs w:val="20"/>
           <w:lang w:eastAsia="zh-TW"/>
         </w:rPr>
-        <w:t>、</w:t>
+        <w:t>／測試與技術系統。持有台灣學生工作許可。</w:t>
       </w:r>
-      <w:r>
-        <w:rPr>
-          <w:rFonts w:eastAsia="Microsoft JhengHei"/>
-          <w:sz w:val="22"/>
-          <w:lang w:eastAsia="zh-TW"/>
-        </w:rPr>
-        <w:t>TypeScript</w:t>
-      </w:r>
-      <w:r>
-        <w:rPr>
-          <w:rFonts w:eastAsia="Microsoft JhengHei"/>
-          <w:sz w:val="22"/>
-          <w:lang w:eastAsia="zh-TW"/>
-        </w:rPr>
-        <w:t>、</w:t>
-      </w:r>
-      <w:r>
-        <w:rPr>
-          <w:rFonts w:eastAsia="Microsoft JhengHei"/>
-          <w:sz w:val="22"/>
-          <w:lang w:eastAsia="zh-TW"/>
-        </w:rPr>
-        <w:t xml:space="preserve">HTML/CSS </w:t>
-      </w:r>
-      <w:r>
-        <w:rPr>
-          <w:rFonts w:eastAsia="Microsoft JhengHei"/>
-          <w:sz w:val="22"/>
-          <w:lang w:eastAsia="zh-TW"/>
-        </w:rPr>
-        <w:t>與</w:t>
-      </w:r>
-      <w:r>
-        <w:rPr>
-          <w:rFonts w:eastAsia="Microsoft JhengHei"/>
-          <w:sz w:val="22"/>
-          <w:lang w:eastAsia="zh-TW"/>
-        </w:rPr>
-        <w:t xml:space="preserve"> Vite </w:t>
-      </w:r>
-      <w:r>
-        <w:rPr>
-          <w:rFonts w:eastAsia="Microsoft JhengHei"/>
-          <w:sz w:val="22"/>
-          <w:lang w:eastAsia="zh-TW"/>
-        </w:rPr>
-        <w:t>開發前端專案；關注</w:t>
-      </w:r>
-      <w:r>
-        <w:rPr>
-          <w:rFonts w:eastAsia="Microsoft JhengHei"/>
-          <w:sz w:val="22"/>
-          <w:lang w:eastAsia="zh-TW"/>
-        </w:rPr>
-        <w:t xml:space="preserve"> QA</w:t>
-      </w:r>
-      <w:r>
-        <w:rPr>
-          <w:rFonts w:eastAsia="Microsoft JhengHei"/>
-          <w:sz w:val="22"/>
-          <w:lang w:eastAsia="zh-TW"/>
-        </w:rPr>
-        <w:t>／測試、軟體開發、工程支援與</w:t>
-      </w:r>
-      <w:r>
-        <w:rPr>
-          <w:rFonts w:eastAsia="Microsoft JhengHei"/>
-          <w:sz w:val="22"/>
-          <w:lang w:eastAsia="zh-TW"/>
-        </w:rPr>
-        <w:t xml:space="preserve"> AI </w:t>
-      </w:r>
-      <w:r>
-        <w:rPr>
-          <w:rFonts w:eastAsia="Microsoft JhengHei"/>
-          <w:sz w:val="22"/>
-          <w:lang w:eastAsia="zh-TW"/>
-        </w:rPr>
-        <w:t>輔助流程。</w:t>
-      </w:r>
-      <w:proofErr w:type="spellStart"/>
-      <w:r>
-        <w:rPr>
-          <w:rFonts w:eastAsia="Microsoft JhengHei"/>
-          <w:sz w:val="22"/>
-        </w:rPr>
-        <w:t>持有台灣學生工作許可</w:t>
-      </w:r>
-      <w:proofErr w:type="spellEnd"/>
-      <w:r>
-        <w:rPr>
-          <w:rFonts w:eastAsia="Microsoft JhengHei"/>
-          <w:sz w:val="22"/>
-        </w:rPr>
-        <w:t>。</w:t>
-      </w:r>
-    </w:p>
-    <w:p>
-      <w:pPr>
-        <w:spacing w:after="60" w:line="240" w:lineRule="auto"/>
-        <w:rPr>
-          <w:sz w:val="22"/>
-        </w:rPr>
-      </w:pPr>
     </w:p>
     <w:p>
       <w:pPr>
@@ -505,344 +386,19 @@
         </w:pBdr>
         <w:spacing w:before="80" w:after="0" w:line="240" w:lineRule="auto"/>
         <w:rPr>
-          <w:sz w:val="22"/>
+          <w:sz w:val="20"/>
+          <w:szCs w:val="20"/>
         </w:rPr>
       </w:pPr>
-      <w:proofErr w:type="spellStart"/>
       <w:r>
         <w:rPr>
           <w:rFonts w:eastAsia="Microsoft JhengHei"/>
           <w:b/>
-          <w:sz w:val="22"/>
-        </w:rPr>
-        <w:t>技術技能</w:t>
-      </w:r>
-      <w:proofErr w:type="spellEnd"/>
-    </w:p>
-    <w:p>
-      <w:pPr>
-        <w:pStyle w:val="ListParagraph"/>
-        <w:numPr>
-          <w:ilvl w:val="0"/>
-          <w:numId w:val="10"/>
-        </w:numPr>
-        <w:spacing w:after="0" w:line="240" w:lineRule="auto"/>
-        <w:rPr>
-          <w:sz w:val="22"/>
-        </w:rPr>
-      </w:pPr>
-      <w:proofErr w:type="spellStart"/>
-      <w:r>
-        <w:rPr>
-          <w:rFonts w:eastAsia="Microsoft JhengHei"/>
-          <w:sz w:val="22"/>
-        </w:rPr>
-        <w:t>程式語言：</w:t>
-      </w:r>
-      <w:r>
-        <w:rPr>
-          <w:rFonts w:eastAsia="Microsoft JhengHei"/>
-          <w:sz w:val="22"/>
-        </w:rPr>
-        <w:t>JavaScript</w:t>
-      </w:r>
-      <w:r>
-        <w:rPr>
-          <w:rFonts w:eastAsia="Microsoft JhengHei"/>
-          <w:sz w:val="22"/>
-        </w:rPr>
-        <w:t>、</w:t>
-      </w:r>
-      <w:r>
-        <w:rPr>
-          <w:rFonts w:eastAsia="Microsoft JhengHei"/>
-          <w:sz w:val="22"/>
-        </w:rPr>
-        <w:t>TypeScript</w:t>
-      </w:r>
-      <w:r>
-        <w:rPr>
-          <w:rFonts w:eastAsia="Microsoft JhengHei"/>
-          <w:sz w:val="22"/>
-        </w:rPr>
-        <w:t>、</w:t>
-      </w:r>
-      <w:r>
-        <w:rPr>
-          <w:rFonts w:eastAsia="Microsoft JhengHei"/>
-          <w:sz w:val="22"/>
-        </w:rPr>
-        <w:t>HTML</w:t>
-      </w:r>
-      <w:r>
-        <w:rPr>
-          <w:rFonts w:eastAsia="Microsoft JhengHei"/>
-          <w:sz w:val="22"/>
-        </w:rPr>
-        <w:t>、</w:t>
-      </w:r>
-      <w:r>
-        <w:rPr>
-          <w:rFonts w:eastAsia="Microsoft JhengHei"/>
-          <w:sz w:val="22"/>
-        </w:rPr>
-        <w:t>CSS</w:t>
-      </w:r>
-      <w:r>
-        <w:rPr>
-          <w:rFonts w:eastAsia="Microsoft JhengHei"/>
-          <w:sz w:val="22"/>
-        </w:rPr>
-        <w:t>；</w:t>
-      </w:r>
-      <w:r>
-        <w:rPr>
-          <w:rFonts w:eastAsia="Microsoft JhengHei"/>
-          <w:sz w:val="22"/>
-        </w:rPr>
-        <w:t>C</w:t>
-      </w:r>
-      <w:proofErr w:type="spellEnd"/>
-      <w:r>
-        <w:rPr>
-          <w:rFonts w:eastAsia="Microsoft JhengHei"/>
-          <w:sz w:val="22"/>
-        </w:rPr>
-        <w:t xml:space="preserve">++ </w:t>
-      </w:r>
-      <w:r>
-        <w:rPr>
-          <w:rFonts w:eastAsia="Microsoft JhengHei"/>
-          <w:sz w:val="22"/>
-        </w:rPr>
-        <w:t>與</w:t>
-      </w:r>
-      <w:r>
-        <w:rPr>
-          <w:rFonts w:eastAsia="Microsoft JhengHei"/>
-          <w:sz w:val="22"/>
-        </w:rPr>
-        <w:t xml:space="preserve"> </w:t>
-      </w:r>
-      <w:proofErr w:type="spellStart"/>
-      <w:r>
-        <w:rPr>
-          <w:rFonts w:eastAsia="Microsoft JhengHei"/>
-          <w:sz w:val="22"/>
-        </w:rPr>
-        <w:t>Python</w:t>
-      </w:r>
-      <w:r>
-        <w:rPr>
-          <w:rFonts w:eastAsia="Microsoft JhengHei"/>
-          <w:sz w:val="22"/>
-        </w:rPr>
-        <w:t>（課程／基礎</w:t>
-      </w:r>
-      <w:proofErr w:type="spellEnd"/>
-      <w:r>
-        <w:rPr>
-          <w:rFonts w:eastAsia="Microsoft JhengHei"/>
-          <w:sz w:val="22"/>
-        </w:rPr>
-        <w:t>）</w:t>
-      </w:r>
-    </w:p>
-    <w:p>
-      <w:pPr>
-        <w:pStyle w:val="ListParagraph"/>
-        <w:numPr>
-          <w:ilvl w:val="0"/>
-          <w:numId w:val="10"/>
-        </w:numPr>
-        <w:spacing w:after="0" w:line="240" w:lineRule="auto"/>
-        <w:rPr>
-          <w:sz w:val="22"/>
-        </w:rPr>
-      </w:pPr>
-      <w:proofErr w:type="spellStart"/>
-      <w:r>
-        <w:rPr>
-          <w:rFonts w:eastAsia="Microsoft JhengHei"/>
-          <w:sz w:val="22"/>
-        </w:rPr>
-        <w:t>工具：</w:t>
-      </w:r>
-      <w:r>
-        <w:rPr>
-          <w:rFonts w:eastAsia="Microsoft JhengHei"/>
-          <w:sz w:val="22"/>
-        </w:rPr>
-        <w:t>Git</w:t>
-      </w:r>
-      <w:r>
-        <w:rPr>
-          <w:rFonts w:eastAsia="Microsoft JhengHei"/>
-          <w:sz w:val="22"/>
-        </w:rPr>
-        <w:t>、</w:t>
-      </w:r>
-      <w:r>
-        <w:rPr>
-          <w:rFonts w:eastAsia="Microsoft JhengHei"/>
-          <w:sz w:val="22"/>
-        </w:rPr>
-        <w:t>GitHub</w:t>
-      </w:r>
-      <w:r>
-        <w:rPr>
-          <w:rFonts w:eastAsia="Microsoft JhengHei"/>
-          <w:sz w:val="22"/>
-        </w:rPr>
-        <w:t>、</w:t>
-      </w:r>
-      <w:r>
-        <w:rPr>
-          <w:rFonts w:eastAsia="Microsoft JhengHei"/>
-          <w:sz w:val="22"/>
-        </w:rPr>
-        <w:t>VS</w:t>
-      </w:r>
-      <w:proofErr w:type="spellEnd"/>
-      <w:r>
-        <w:rPr>
-          <w:rFonts w:eastAsia="Microsoft JhengHei"/>
-          <w:sz w:val="22"/>
-        </w:rPr>
-        <w:t xml:space="preserve"> </w:t>
-      </w:r>
-      <w:proofErr w:type="spellStart"/>
-      <w:r>
-        <w:rPr>
-          <w:rFonts w:eastAsia="Microsoft JhengHei"/>
-          <w:sz w:val="22"/>
-        </w:rPr>
-        <w:t>Code</w:t>
-      </w:r>
-      <w:r>
-        <w:rPr>
-          <w:rFonts w:eastAsia="Microsoft JhengHei"/>
-          <w:sz w:val="22"/>
-        </w:rPr>
-        <w:t>、</w:t>
-      </w:r>
-      <w:r>
-        <w:rPr>
-          <w:rFonts w:eastAsia="Microsoft JhengHei"/>
-          <w:sz w:val="22"/>
-        </w:rPr>
-        <w:t>Excel</w:t>
-      </w:r>
-      <w:r>
-        <w:rPr>
-          <w:rFonts w:eastAsia="Microsoft JhengHei"/>
-          <w:sz w:val="22"/>
-        </w:rPr>
-        <w:t>、</w:t>
-      </w:r>
-      <w:r>
-        <w:rPr>
-          <w:rFonts w:eastAsia="Microsoft JhengHei"/>
-          <w:sz w:val="22"/>
-        </w:rPr>
-        <w:t>Windows</w:t>
-      </w:r>
-      <w:r>
-        <w:rPr>
-          <w:rFonts w:eastAsia="Microsoft JhengHei"/>
-          <w:sz w:val="22"/>
-        </w:rPr>
-        <w:t>、</w:t>
-      </w:r>
-      <w:r>
-        <w:rPr>
-          <w:rFonts w:eastAsia="Microsoft JhengHei"/>
-          <w:sz w:val="22"/>
-        </w:rPr>
-        <w:t>macOS</w:t>
-      </w:r>
-      <w:r>
-        <w:rPr>
-          <w:rFonts w:eastAsia="Microsoft JhengHei"/>
-          <w:sz w:val="22"/>
-        </w:rPr>
-        <w:t>、</w:t>
-      </w:r>
-      <w:r>
-        <w:rPr>
-          <w:rFonts w:eastAsia="Microsoft JhengHei"/>
-          <w:sz w:val="22"/>
-        </w:rPr>
-        <w:t>Vite</w:t>
-      </w:r>
-      <w:proofErr w:type="spellEnd"/>
-    </w:p>
-    <w:p>
-      <w:pPr>
-        <w:pStyle w:val="ListParagraph"/>
-        <w:numPr>
-          <w:ilvl w:val="0"/>
-          <w:numId w:val="10"/>
-        </w:numPr>
-        <w:spacing w:after="0" w:line="240" w:lineRule="auto"/>
-        <w:rPr>
-          <w:sz w:val="22"/>
-          <w:lang w:eastAsia="zh-TW"/>
-        </w:rPr>
-      </w:pPr>
-      <w:r>
-        <w:rPr>
-          <w:rFonts w:eastAsia="Microsoft JhengHei"/>
-          <w:sz w:val="22"/>
-          <w:lang w:eastAsia="zh-TW"/>
-        </w:rPr>
-        <w:t>方向：前端開發、</w:t>
-      </w:r>
-      <w:r>
-        <w:rPr>
-          <w:rFonts w:eastAsia="Microsoft JhengHei"/>
-          <w:sz w:val="22"/>
-          <w:lang w:eastAsia="zh-TW"/>
-        </w:rPr>
-        <w:t>JSON</w:t>
-      </w:r>
-      <w:r>
-        <w:rPr>
-          <w:rFonts w:eastAsia="Microsoft JhengHei"/>
-          <w:sz w:val="22"/>
-          <w:lang w:eastAsia="zh-TW"/>
-        </w:rPr>
-        <w:t>／資料流程、技術文件、產品</w:t>
-      </w:r>
-      <w:r>
-        <w:rPr>
-          <w:rFonts w:eastAsia="Microsoft JhengHei"/>
-          <w:sz w:val="22"/>
-          <w:lang w:eastAsia="zh-TW"/>
-        </w:rPr>
-        <w:t xml:space="preserve"> UX</w:t>
-      </w:r>
-    </w:p>
-    <w:p>
-      <w:pPr>
-        <w:pBdr>
-          <w:bottom w:val="single" w:sz="6" w:space="1" w:color="000000"/>
-        </w:pBdr>
-        <w:spacing w:before="80" w:after="0" w:line="240" w:lineRule="auto"/>
-        <w:rPr>
-          <w:sz w:val="22"/>
-        </w:rPr>
-      </w:pPr>
-      <w:proofErr w:type="spellStart"/>
-      <w:r>
-        <w:rPr>
-          <w:rFonts w:eastAsia="Microsoft JhengHei"/>
-          <w:b/>
-          <w:sz w:val="22"/>
+          <w:sz w:val="20"/>
+          <w:szCs w:val="20"/>
         </w:rPr>
         <w:t>專案</w:t>
       </w:r>
-      <w:proofErr w:type="spellEnd"/>
     </w:p>
     <w:tbl>
       <w:tblPr>
@@ -875,16 +431,268 @@
             <w:pPr>
               <w:spacing w:after="0" w:line="240" w:lineRule="auto"/>
               <w:rPr>
-                <w:sz w:val="22"/>
+                <w:rFonts w:eastAsia="Microsoft JhengHei"/>
+                <w:b/>
+                <w:bCs/>
+                <w:sz w:val="20"/>
+                <w:szCs w:val="20"/>
+                <w:lang w:eastAsia="zh-TW"/>
               </w:rPr>
             </w:pPr>
             <w:r>
               <w:rPr>
                 <w:rFonts w:eastAsia="Microsoft JhengHei"/>
                 <w:b/>
-                <w:sz w:val="22"/>
+                <w:bCs/>
+                <w:sz w:val="20"/>
+                <w:szCs w:val="20"/>
+                <w:lang w:eastAsia="zh-TW"/>
               </w:rPr>
-              <w:t>Ground Level Languages</w:t>
+              <w:t xml:space="preserve">8 </w:t>
+            </w:r>
+            <w:r>
+              <w:rPr>
+                <w:rFonts w:eastAsia="Microsoft JhengHei"/>
+                <w:b/>
+                <w:bCs/>
+                <w:sz w:val="20"/>
+                <w:szCs w:val="20"/>
+                <w:lang w:eastAsia="zh-TW"/>
+              </w:rPr>
+              <w:t>位元</w:t>
+            </w:r>
+            <w:r>
+              <w:rPr>
+                <w:rFonts w:eastAsia="Microsoft JhengHei"/>
+                <w:b/>
+                <w:bCs/>
+                <w:sz w:val="20"/>
+                <w:szCs w:val="20"/>
+                <w:lang w:eastAsia="zh-TW"/>
+              </w:rPr>
+              <w:t xml:space="preserve"> CPU </w:t>
+            </w:r>
+            <w:r>
+              <w:rPr>
+                <w:rFonts w:eastAsia="Microsoft JhengHei"/>
+                <w:b/>
+                <w:bCs/>
+                <w:sz w:val="20"/>
+                <w:szCs w:val="20"/>
+                <w:lang w:eastAsia="zh-TW"/>
+              </w:rPr>
+              <w:t>架構與模擬</w:t>
+            </w:r>
+          </w:p>
+          <w:p>
+            <w:pPr>
+              <w:spacing w:after="0" w:line="240" w:lineRule="auto"/>
+              <w:rPr>
+                <w:rFonts w:eastAsia="Microsoft JhengHei"/>
+                <w:bCs/>
+                <w:i/>
+                <w:iCs/>
+                <w:sz w:val="20"/>
+                <w:szCs w:val="20"/>
+                <w:lang w:eastAsia="zh-TW"/>
+              </w:rPr>
+            </w:pPr>
+            <w:r>
+              <w:rPr>
+                <w:rFonts w:eastAsia="Microsoft JhengHei"/>
+                <w:bCs/>
+                <w:i/>
+                <w:iCs/>
+                <w:sz w:val="20"/>
+                <w:szCs w:val="20"/>
+                <w:lang w:eastAsia="zh-TW"/>
+              </w:rPr>
+              <w:t>自主電腦架構專案</w:t>
+            </w:r>
+          </w:p>
+          <w:p>
+            <w:pPr>
+              <w:pStyle w:val="ListParagraph"/>
+              <w:numPr>
+                <w:ilvl w:val="0"/>
+                <w:numId w:val="15"/>
+              </w:numPr>
+              <w:spacing w:after="0" w:line="240" w:lineRule="auto"/>
+              <w:rPr>
+                <w:rFonts w:eastAsia="Microsoft JhengHei"/>
+                <w:bCs/>
+                <w:sz w:val="20"/>
+                <w:szCs w:val="20"/>
+                <w:lang w:eastAsia="zh-TW"/>
+              </w:rPr>
+            </w:pPr>
+            <w:r>
+              <w:rPr>
+                <w:rFonts w:eastAsia="Microsoft JhengHei"/>
+                <w:bCs/>
+                <w:sz w:val="20"/>
+                <w:szCs w:val="20"/>
+                <w:lang w:eastAsia="zh-TW"/>
+              </w:rPr>
+              <w:t>使用數位邏輯元件建置並模擬受</w:t>
+            </w:r>
+            <w:r>
+              <w:rPr>
+                <w:rFonts w:eastAsia="Microsoft JhengHei"/>
+                <w:bCs/>
+                <w:sz w:val="20"/>
+                <w:szCs w:val="20"/>
+                <w:lang w:eastAsia="zh-TW"/>
+              </w:rPr>
+              <w:t xml:space="preserve"> SAP-1 </w:t>
+            </w:r>
+            <w:r>
+              <w:rPr>
+                <w:rFonts w:eastAsia="Microsoft JhengHei"/>
+                <w:bCs/>
+                <w:sz w:val="20"/>
+                <w:szCs w:val="20"/>
+                <w:lang w:eastAsia="zh-TW"/>
+              </w:rPr>
+              <w:t>啟發的</w:t>
+            </w:r>
+            <w:r>
+              <w:rPr>
+                <w:rFonts w:eastAsia="Microsoft JhengHei"/>
+                <w:bCs/>
+                <w:sz w:val="20"/>
+                <w:szCs w:val="20"/>
+                <w:lang w:eastAsia="zh-TW"/>
+              </w:rPr>
+              <w:t xml:space="preserve"> 8 </w:t>
+            </w:r>
+            <w:r>
+              <w:rPr>
+                <w:rFonts w:eastAsia="Microsoft JhengHei"/>
+                <w:bCs/>
+                <w:sz w:val="20"/>
+                <w:szCs w:val="20"/>
+                <w:lang w:eastAsia="zh-TW"/>
+              </w:rPr>
+              <w:t>位元</w:t>
+            </w:r>
+            <w:r>
+              <w:rPr>
+                <w:rFonts w:eastAsia="Microsoft JhengHei"/>
+                <w:bCs/>
+                <w:sz w:val="20"/>
+                <w:szCs w:val="20"/>
+                <w:lang w:eastAsia="zh-TW"/>
+              </w:rPr>
+              <w:t xml:space="preserve"> CPU</w:t>
+            </w:r>
+            <w:r>
+              <w:rPr>
+                <w:rFonts w:eastAsia="Microsoft JhengHei"/>
+                <w:bCs/>
+                <w:sz w:val="20"/>
+                <w:szCs w:val="20"/>
+                <w:lang w:eastAsia="zh-TW"/>
+              </w:rPr>
+              <w:t>，從二進位層級探索電腦架構。</w:t>
+            </w:r>
+          </w:p>
+          <w:p>
+            <w:pPr>
+              <w:pStyle w:val="ListParagraph"/>
+              <w:numPr>
+                <w:ilvl w:val="0"/>
+                <w:numId w:val="15"/>
+              </w:numPr>
+              <w:spacing w:after="0" w:line="240" w:lineRule="auto"/>
+              <w:rPr>
+                <w:rFonts w:eastAsia="Microsoft JhengHei"/>
+                <w:bCs/>
+                <w:sz w:val="20"/>
+                <w:szCs w:val="20"/>
+                <w:lang w:eastAsia="zh-TW"/>
+              </w:rPr>
+            </w:pPr>
+            <w:r>
+              <w:rPr>
+                <w:rFonts w:eastAsia="Microsoft JhengHei"/>
+                <w:bCs/>
+                <w:sz w:val="20"/>
+                <w:szCs w:val="20"/>
+                <w:lang w:eastAsia="zh-TW"/>
+              </w:rPr>
+              <w:t>實作支援二進位加減法的</w:t>
+            </w:r>
+            <w:r>
+              <w:rPr>
+                <w:rFonts w:eastAsia="Microsoft JhengHei"/>
+                <w:bCs/>
+                <w:sz w:val="20"/>
+                <w:szCs w:val="20"/>
+                <w:lang w:eastAsia="zh-TW"/>
+              </w:rPr>
+              <w:t xml:space="preserve"> 8 </w:t>
+            </w:r>
+            <w:r>
+              <w:rPr>
+                <w:rFonts w:eastAsia="Microsoft JhengHei"/>
+                <w:bCs/>
+                <w:sz w:val="20"/>
+                <w:szCs w:val="20"/>
+                <w:lang w:eastAsia="zh-TW"/>
+              </w:rPr>
+              <w:t>位元</w:t>
+            </w:r>
+            <w:r>
+              <w:rPr>
+                <w:rFonts w:eastAsia="Microsoft JhengHei"/>
+                <w:bCs/>
+                <w:sz w:val="20"/>
+                <w:szCs w:val="20"/>
+                <w:lang w:eastAsia="zh-TW"/>
+              </w:rPr>
+              <w:t xml:space="preserve"> ALU</w:t>
+            </w:r>
+            <w:r>
+              <w:rPr>
+                <w:rFonts w:eastAsia="Microsoft JhengHei"/>
+                <w:bCs/>
+                <w:sz w:val="20"/>
+                <w:szCs w:val="20"/>
+                <w:lang w:eastAsia="zh-TW"/>
+              </w:rPr>
+              <w:t>，以及使用鎖存器與正反器構成的暫存器、</w:t>
+            </w:r>
+            <w:r>
+              <w:rPr>
+                <w:rFonts w:eastAsia="Microsoft JhengHei"/>
+                <w:bCs/>
+                <w:sz w:val="20"/>
+                <w:szCs w:val="20"/>
+                <w:lang w:eastAsia="zh-TW"/>
+              </w:rPr>
+              <w:t xml:space="preserve">RAM </w:t>
+            </w:r>
+            <w:r>
+              <w:rPr>
+                <w:rFonts w:eastAsia="Microsoft JhengHei"/>
+                <w:bCs/>
+                <w:sz w:val="20"/>
+                <w:szCs w:val="20"/>
+                <w:lang w:eastAsia="zh-TW"/>
+              </w:rPr>
+              <w:t>與程式計數器</w:t>
+            </w:r>
+            <w:r>
+              <w:rPr>
+                <w:rFonts w:eastAsia="Microsoft JhengHei"/>
+                <w:b/>
+                <w:bCs/>
+                <w:sz w:val="20"/>
+                <w:szCs w:val="20"/>
+                <w:lang w:eastAsia="zh-TW"/>
+              </w:rPr>
+              <w:t>.</w:t>
             </w:r>
           </w:p>
         </w:tc>
@@ -897,15 +705,32 @@
               <w:spacing w:after="0" w:line="240" w:lineRule="auto"/>
               <w:jc w:val="right"/>
               <w:rPr>
-                <w:sz w:val="22"/>
+                <w:b/>
+                <w:sz w:val="20"/>
+                <w:szCs w:val="20"/>
+                <w:lang w:eastAsia="zh-TW"/>
               </w:rPr>
             </w:pPr>
             <w:r>
               <w:rPr>
                 <w:b/>
-                <w:sz w:val="22"/>
+                <w:bCs/>
+                <w:sz w:val="20"/>
+                <w:szCs w:val="20"/>
+                <w:lang w:eastAsia="zh-TW"/>
               </w:rPr>
-              <w:t>2026</w:t>
+              <w:t xml:space="preserve">2026/8 - </w:t>
+            </w:r>
+            <w:r>
+              <w:rPr>
+                <w:rFonts w:ascii="PMingLiU" w:eastAsia="PMingLiU" w:hAnsi="PMingLiU" w:cs="PMingLiU" w:hint="eastAsia"/>
+                <w:b/>
+                <w:bCs/>
+                <w:sz w:val="20"/>
+                <w:szCs w:val="20"/>
+                <w:lang w:eastAsia="zh-TW"/>
+              </w:rPr>
+              <w:t>至今</w:t>
             </w:r>
           </w:p>
         </w:tc>
@@ -922,7 +747,88 @@
             <w:pPr>
               <w:spacing w:after="0" w:line="240" w:lineRule="auto"/>
               <w:rPr>
-                <w:sz w:val="22"/>
+                <w:sz w:val="20"/>
+                <w:szCs w:val="20"/>
+              </w:rPr>
+            </w:pPr>
+            <w:r>
+              <w:rPr>
+                <w:rFonts w:eastAsia="Microsoft JhengHei"/>
+                <w:b/>
+                <w:sz w:val="20"/>
+                <w:szCs w:val="20"/>
+              </w:rPr>
+              <w:t>Ground Level Languages</w:t>
+            </w:r>
+          </w:p>
+        </w:tc>
+        <w:tc>
+          <w:tcPr>
+            <w:tcW w:w="2880" w:type="dxa"/>
+          </w:tcPr>
+          <w:p>
+            <w:pPr>
+              <w:spacing w:after="0" w:line="240" w:lineRule="auto"/>
+              <w:jc w:val="right"/>
+              <w:rPr>
+                <w:sz w:val="20"/>
+                <w:szCs w:val="20"/>
+              </w:rPr>
+            </w:pPr>
+            <w:r>
+              <w:rPr>
+                <w:b/>
+                <w:sz w:val="20"/>
+                <w:szCs w:val="20"/>
+              </w:rPr>
+              <w:t>2026</w:t>
+            </w:r>
+            <w:r>
+              <w:rPr>
+                <w:b/>
+                <w:sz w:val="20"/>
+                <w:szCs w:val="20"/>
+              </w:rPr>
+              <w:t xml:space="preserve"> </w:t>
+            </w:r>
+            <w:r>
+              <w:rPr>
+                <w:b/>
+                <w:bCs/>
+                <w:sz w:val="20"/>
+                <w:szCs w:val="20"/>
+                <w:lang w:eastAsia="zh-TW"/>
+              </w:rPr>
+              <w:t xml:space="preserve">- </w:t>
+            </w:r>
+            <w:r>
+              <w:rPr>
+                <w:rFonts w:ascii="PMingLiU" w:eastAsia="PMingLiU" w:hAnsi="PMingLiU" w:cs="PMingLiU" w:hint="eastAsia"/>
+                <w:b/>
+                <w:bCs/>
+                <w:sz w:val="20"/>
+                <w:szCs w:val="20"/>
+                <w:lang w:eastAsia="zh-TW"/>
+              </w:rPr>
+              <w:t>至今</w:t>
+            </w:r>
+          </w:p>
+        </w:tc>
+      </w:tr>
+      <w:tr>
+        <w:trPr>
+          <w:jc w:val="center"/>
+        </w:trPr>
+        <w:tc>
+          <w:tcPr>
+            <w:tcW w:w="8226" w:type="dxa"/>
+          </w:tcPr>
+          <w:p>
+            <w:pPr>
+              <w:spacing w:after="0" w:line="240" w:lineRule="auto"/>
+              <w:rPr>
+                <w:sz w:val="20"/>
+                <w:szCs w:val="20"/>
                 <w:lang w:eastAsia="zh-TW"/>
               </w:rPr>
             </w:pPr>
@@ -930,7 +836,9 @@
               <w:rPr>
                 <w:rFonts w:eastAsia="Microsoft JhengHei"/>
                 <w:i/>
-                <w:sz w:val="22"/>
+                <w:iCs/>
+                <w:sz w:val="20"/>
+                <w:szCs w:val="20"/>
                 <w:lang w:eastAsia="zh-TW"/>
               </w:rPr>
               <w:t>語言學習</w:t>
@@ -939,7 +847,9 @@
               <w:rPr>
                 <w:rFonts w:eastAsia="Microsoft JhengHei"/>
                 <w:i/>
-                <w:sz w:val="22"/>
+                <w:iCs/>
+                <w:sz w:val="20"/>
+                <w:szCs w:val="20"/>
                 <w:lang w:eastAsia="zh-TW"/>
               </w:rPr>
               <w:t xml:space="preserve"> App </w:t>
@@ -948,7 +858,9 @@
               <w:rPr>
                 <w:rFonts w:eastAsia="Microsoft JhengHei"/>
                 <w:i/>
-                <w:sz w:val="22"/>
+                <w:iCs/>
+                <w:sz w:val="20"/>
+                <w:szCs w:val="20"/>
                 <w:lang w:eastAsia="zh-TW"/>
               </w:rPr>
               <w:t>原型／進行中個人專案</w:t>
@@ -964,7 +876,8 @@
               <w:spacing w:after="0" w:line="240" w:lineRule="auto"/>
               <w:jc w:val="right"/>
               <w:rPr>
-                <w:sz w:val="22"/>
+                <w:sz w:val="20"/>
+                <w:szCs w:val="20"/>
                 <w:lang w:eastAsia="zh-TW"/>
               </w:rPr>
             </w:pPr>
@@ -981,22 +894,25 @@
         </w:numPr>
         <w:spacing w:after="0" w:line="240" w:lineRule="auto"/>
         <w:rPr>
-          <w:sz w:val="22"/>
+          <w:sz w:val="20"/>
+          <w:szCs w:val="20"/>
           <w:lang w:eastAsia="zh-TW"/>
         </w:rPr>
       </w:pPr>
       <w:r>
         <w:rPr>
           <w:rFonts w:eastAsia="Microsoft JhengHei"/>
-          <w:sz w:val="22"/>
+          <w:sz w:val="20"/>
+          <w:szCs w:val="20"/>
           <w:lang w:eastAsia="zh-TW"/>
         </w:rPr>
-        <w:t>開發聲音優先語言學習網頁原型，包含動態</w:t>
+        <w:t>正在開發以聲音為優先的語言學習網頁原型，包含動態</w:t>
       </w:r>
       <w:r>
         <w:rPr>
           <w:rFonts w:eastAsia="Microsoft JhengHei"/>
-          <w:sz w:val="22"/>
+          <w:sz w:val="20"/>
+          <w:szCs w:val="20"/>
           <w:lang w:eastAsia="zh-TW"/>
         </w:rPr>
         <w:t xml:space="preserve"> UI</w:t>
@@ -1004,15 +920,17 @@
       <w:r>
         <w:rPr>
           <w:rFonts w:eastAsia="Microsoft JhengHei"/>
-          <w:sz w:val="22"/>
+          <w:sz w:val="20"/>
+          <w:szCs w:val="20"/>
           <w:lang w:eastAsia="zh-TW"/>
         </w:rPr>
-        <w:t>、多語內容、音訊互動、</w:t>
+        <w:t>、多語內容架構、音訊互動、</w:t>
       </w:r>
       <w:r>
         <w:rPr>
           <w:rFonts w:eastAsia="Microsoft JhengHei"/>
-          <w:sz w:val="22"/>
+          <w:sz w:val="20"/>
+          <w:szCs w:val="20"/>
           <w:lang w:eastAsia="zh-TW"/>
         </w:rPr>
         <w:t xml:space="preserve">JSON </w:t>
@@ -1020,7 +938,8 @@
       <w:r>
         <w:rPr>
           <w:rFonts w:eastAsia="Microsoft JhengHei"/>
-          <w:sz w:val="22"/>
+          <w:sz w:val="20"/>
+          <w:szCs w:val="20"/>
           <w:lang w:eastAsia="zh-TW"/>
         </w:rPr>
         <w:t>資料與響應式設計。</w:t>
@@ -1057,14 +976,16 @@
             <w:pPr>
               <w:spacing w:after="0" w:line="240" w:lineRule="auto"/>
               <w:rPr>
-                <w:sz w:val="22"/>
+                <w:sz w:val="20"/>
+                <w:szCs w:val="20"/>
               </w:rPr>
             </w:pPr>
             <w:r>
               <w:rPr>
                 <w:rFonts w:eastAsia="Microsoft JhengHei"/>
                 <w:b/>
-                <w:sz w:val="22"/>
+                <w:sz w:val="20"/>
+                <w:szCs w:val="20"/>
               </w:rPr>
               <w:t>AS ONE</w:t>
             </w:r>
@@ -1079,15 +1000,25 @@
               <w:spacing w:after="0" w:line="240" w:lineRule="auto"/>
               <w:jc w:val="right"/>
               <w:rPr>
-                <w:sz w:val="22"/>
+                <w:sz w:val="20"/>
+                <w:szCs w:val="20"/>
               </w:rPr>
             </w:pPr>
             <w:r>
               <w:rPr>
                 <w:b/>
-                <w:sz w:val="22"/>
+                <w:sz w:val="20"/>
+                <w:szCs w:val="20"/>
               </w:rPr>
-              <w:t>2026</w:t>
+              <w:t>202</w:t>
+            </w:r>
+            <w:r>
+              <w:rPr>
+                <w:b/>
+                <w:sz w:val="20"/>
+                <w:szCs w:val="20"/>
+              </w:rPr>
+              <w:t>6</w:t>
             </w:r>
           </w:p>
         </w:tc>
@@ -1104,7 +1035,8 @@
             <w:pPr>
               <w:spacing w:after="0" w:line="240" w:lineRule="auto"/>
               <w:rPr>
-                <w:sz w:val="22"/>
+                <w:sz w:val="20"/>
+                <w:szCs w:val="20"/>
                 <w:lang w:eastAsia="zh-TW"/>
               </w:rPr>
             </w:pPr>
@@ -1112,7 +1044,9 @@
               <w:rPr>
                 <w:rFonts w:eastAsia="Microsoft JhengHei"/>
                 <w:i/>
-                <w:sz w:val="22"/>
+                <w:iCs/>
+                <w:sz w:val="20"/>
+                <w:szCs w:val="20"/>
                 <w:lang w:eastAsia="zh-TW"/>
               </w:rPr>
               <w:t>瀏覽器遊戲／互動式網頁專案</w:t>
@@ -1128,7 +1062,8 @@
               <w:spacing w:after="0" w:line="240" w:lineRule="auto"/>
               <w:jc w:val="right"/>
               <w:rPr>
-                <w:sz w:val="22"/>
+                <w:sz w:val="20"/>
+                <w:szCs w:val="20"/>
                 <w:lang w:eastAsia="zh-TW"/>
               </w:rPr>
             </w:pPr>
@@ -1145,52 +1080,16 @@
         </w:numPr>
         <w:spacing w:after="0" w:line="240" w:lineRule="auto"/>
         <w:rPr>
-          <w:sz w:val="22"/>
+          <w:sz w:val="20"/>
+          <w:szCs w:val="20"/>
           <w:lang w:eastAsia="zh-TW"/>
         </w:rPr>
       </w:pPr>
       <w:r>
         <w:rPr>
           <w:rFonts w:eastAsia="Microsoft JhengHei"/>
-          <w:sz w:val="22"/>
-          <w:lang w:eastAsia="zh-TW"/>
-        </w:rPr>
-        <w:t>建立瀏覽器遊戲原型，練習互動式</w:t>
-      </w:r>
-      <w:r>
-        <w:rPr>
-          <w:rFonts w:eastAsia="Microsoft JhengHei"/>
-          <w:sz w:val="22"/>
-          <w:lang w:eastAsia="zh-TW"/>
-        </w:rPr>
-        <w:t xml:space="preserve"> UI</w:t>
-      </w:r>
-      <w:r>
-        <w:rPr>
-          <w:rFonts w:eastAsia="Microsoft JhengHei"/>
-          <w:sz w:val="22"/>
-          <w:lang w:eastAsia="zh-TW"/>
-        </w:rPr>
-        <w:t>、除錯、素材整理、角色／故事概念與使用者體驗設計。</w:t>
-      </w:r>
-    </w:p>
-    <w:p>
-      <w:pPr>
-        <w:pStyle w:val="ListParagraph"/>
-        <w:numPr>
-          <w:ilvl w:val="0"/>
-          <w:numId w:val="11"/>
-        </w:numPr>
-        <w:spacing w:after="0" w:line="240" w:lineRule="auto"/>
-        <w:rPr>
-          <w:sz w:val="22"/>
-          <w:lang w:eastAsia="zh-TW"/>
-        </w:rPr>
-      </w:pPr>
-      <w:r>
-        <w:rPr>
-          <w:rFonts w:eastAsia="Microsoft JhengHei"/>
-          <w:sz w:val="22"/>
+          <w:sz w:val="20"/>
+          <w:szCs w:val="20"/>
           <w:lang w:eastAsia="zh-TW"/>
         </w:rPr>
         <w:t>以快速原型／</w:t>
@@ -1198,7 +1097,8 @@
       <w:r>
         <w:rPr>
           <w:rFonts w:eastAsia="Microsoft JhengHei"/>
-          <w:sz w:val="22"/>
+          <w:sz w:val="20"/>
+          <w:szCs w:val="20"/>
           <w:lang w:eastAsia="zh-TW"/>
         </w:rPr>
         <w:t xml:space="preserve">game jam </w:t>
@@ -1206,10 +1106,11 @@
       <w:r>
         <w:rPr>
           <w:rFonts w:eastAsia="Microsoft JhengHei"/>
-          <w:sz w:val="22"/>
+          <w:sz w:val="20"/>
+          <w:szCs w:val="20"/>
           <w:lang w:eastAsia="zh-TW"/>
         </w:rPr>
-        <w:t>形式開發，練習範圍控管、除錯與迭代。</w:t>
+        <w:t>形式開發，練習範圍控管、除錯與在時間限制下迭代設計。</w:t>
       </w:r>
     </w:p>
     <w:tbl>
@@ -1243,7 +1144,8 @@
             <w:pPr>
               <w:spacing w:after="0" w:line="240" w:lineRule="auto"/>
               <w:rPr>
-                <w:sz w:val="22"/>
+                <w:sz w:val="20"/>
+                <w:szCs w:val="20"/>
                 <w:lang w:eastAsia="zh-TW"/>
               </w:rPr>
             </w:pPr>
@@ -1251,7 +1153,8 @@
               <w:rPr>
                 <w:rFonts w:eastAsia="Microsoft JhengHei"/>
                 <w:b/>
-                <w:sz w:val="22"/>
+                <w:sz w:val="20"/>
+                <w:szCs w:val="20"/>
                 <w:lang w:eastAsia="zh-TW"/>
               </w:rPr>
               <w:t>個人網站與技術部落格</w:t>
@@ -1267,15 +1170,46 @@
               <w:spacing w:after="0" w:line="240" w:lineRule="auto"/>
               <w:jc w:val="right"/>
               <w:rPr>
-                <w:sz w:val="22"/>
+                <w:sz w:val="20"/>
+                <w:szCs w:val="20"/>
               </w:rPr>
             </w:pPr>
             <w:r>
               <w:rPr>
                 <w:b/>
-                <w:sz w:val="22"/>
+                <w:sz w:val="20"/>
+                <w:szCs w:val="20"/>
               </w:rPr>
-              <w:t>2026</w:t>
+              <w:t>202</w:t>
+            </w:r>
+            <w:r>
+              <w:rPr>
+                <w:b/>
+                <w:sz w:val="20"/>
+                <w:szCs w:val="20"/>
+              </w:rPr>
+              <w:t xml:space="preserve">5 </w:t>
+            </w:r>
+            <w:r>
+              <w:rPr>
+                <w:b/>
+                <w:bCs/>
+                <w:sz w:val="20"/>
+                <w:szCs w:val="20"/>
+                <w:lang w:eastAsia="zh-TW"/>
+              </w:rPr>
+              <w:t xml:space="preserve">- </w:t>
+            </w:r>
+            <w:r>
+              <w:rPr>
+                <w:rFonts w:ascii="PMingLiU" w:eastAsia="PMingLiU" w:hAnsi="PMingLiU" w:cs="PMingLiU" w:hint="eastAsia"/>
+                <w:b/>
+                <w:bCs/>
+                <w:sz w:val="20"/>
+                <w:szCs w:val="20"/>
+                <w:lang w:eastAsia="zh-TW"/>
+              </w:rPr>
+              <w:t>至今</w:t>
             </w:r>
           </w:p>
         </w:tc>
@@ -1292,7 +1226,8 @@
             <w:pPr>
               <w:spacing w:after="0" w:line="240" w:lineRule="auto"/>
               <w:rPr>
-                <w:sz w:val="22"/>
+                <w:sz w:val="20"/>
+                <w:szCs w:val="20"/>
                 <w:lang w:eastAsia="zh-TW"/>
               </w:rPr>
             </w:pPr>
@@ -1300,7 +1235,8 @@
               <w:rPr>
                 <w:rFonts w:eastAsia="Microsoft JhengHei"/>
                 <w:i/>
-                <w:sz w:val="22"/>
+                <w:sz w:val="20"/>
+                <w:szCs w:val="20"/>
                 <w:lang w:eastAsia="zh-TW"/>
               </w:rPr>
               <w:t>作品集網站／個人專案</w:t>
@@ -1316,7 +1252,8 @@
               <w:spacing w:after="0" w:line="240" w:lineRule="auto"/>
               <w:jc w:val="right"/>
               <w:rPr>
-                <w:sz w:val="22"/>
+                <w:sz w:val="20"/>
+                <w:szCs w:val="20"/>
                 <w:lang w:eastAsia="zh-TW"/>
               </w:rPr>
             </w:pPr>
@@ -1329,18 +1266,21 @@
         <w:pStyle w:val="ListParagraph"/>
         <w:numPr>
           <w:ilvl w:val="0"/>
-          <w:numId w:val="12"/>
+          <w:numId w:val="14"/>
         </w:numPr>
-        <w:spacing w:after="0" w:line="240" w:lineRule="auto"/>
+        <w:spacing w:before="80" w:after="0" w:line="240" w:lineRule="auto"/>
         <w:rPr>
-          <w:sz w:val="22"/>
+          <w:rFonts w:eastAsia="Microsoft JhengHei"/>
+          <w:sz w:val="20"/>
+          <w:szCs w:val="20"/>
           <w:lang w:eastAsia="zh-TW"/>
         </w:rPr>
       </w:pPr>
       <w:r>
         <w:rPr>
           <w:rFonts w:eastAsia="Microsoft JhengHei"/>
-          <w:sz w:val="22"/>
+          <w:sz w:val="20"/>
+          <w:szCs w:val="20"/>
           <w:lang w:eastAsia="zh-TW"/>
         </w:rPr>
         <w:t>建立並維護作品集網站，記錄專案、軟體學習、設計決策與開發過程。</w:t>
@@ -1353,19 +1293,529 @@
         </w:pBdr>
         <w:spacing w:before="80" w:after="0" w:line="240" w:lineRule="auto"/>
         <w:rPr>
-          <w:sz w:val="22"/>
+          <w:sz w:val="20"/>
+          <w:szCs w:val="20"/>
         </w:rPr>
       </w:pPr>
-      <w:proofErr w:type="spellStart"/>
+      <w:r>
+        <w:rPr>
+          <w:rFonts w:ascii="PMingLiU" w:eastAsia="Microsoft JhengHei" w:hAnsi="PMingLiU" w:cs="PMingLiU" w:hint="eastAsia"/>
+          <w:b/>
+          <w:sz w:val="20"/>
+          <w:szCs w:val="20"/>
+        </w:rPr>
+        <w:t>教育背景</w:t>
+      </w:r>
+    </w:p>
+    <w:tbl>
+      <w:tblPr>
+        <w:tblW w:w="11102" w:type="dxa"/>
+        <w:tblBorders>
+          <w:top w:val="nil"/>
+          <w:left w:val="nil"/>
+          <w:bottom w:val="nil"/>
+          <w:right w:val="nil"/>
+          <w:insideH w:val="nil"/>
+          <w:insideV w:val="nil"/>
+        </w:tblBorders>
+        <w:tblLook w:val="04A0" w:firstRow="1" w:lastRow="0" w:firstColumn="1" w:lastColumn="0" w:noHBand="0" w:noVBand="1"/>
+      </w:tblPr>
+      <w:tblGrid>
+        <w:gridCol w:w="8431"/>
+        <w:gridCol w:w="2671"/>
+      </w:tblGrid>
+      <w:tr>
+        <w:trPr>
+          <w:trHeight w:val="295"/>
+        </w:trPr>
+        <w:tc>
+          <w:tcPr>
+            <w:tcW w:w="8431" w:type="dxa"/>
+          </w:tcPr>
+          <w:p>
+            <w:pPr>
+              <w:spacing w:after="0" w:line="240" w:lineRule="auto"/>
+              <w:rPr>
+                <w:sz w:val="20"/>
+                <w:szCs w:val="20"/>
+              </w:rPr>
+            </w:pPr>
+            <w:r>
+              <w:rPr>
+                <w:rFonts w:eastAsia="Microsoft JhengHei"/>
+                <w:b/>
+                <w:sz w:val="20"/>
+                <w:szCs w:val="20"/>
+              </w:rPr>
+              <w:t>元智大學</w:t>
+            </w:r>
+          </w:p>
+        </w:tc>
+        <w:tc>
+          <w:tcPr>
+            <w:tcW w:w="2671" w:type="dxa"/>
+          </w:tcPr>
+          <w:p>
+            <w:pPr>
+              <w:spacing w:after="0" w:line="240" w:lineRule="auto"/>
+              <w:jc w:val="right"/>
+              <w:rPr>
+                <w:sz w:val="20"/>
+                <w:szCs w:val="20"/>
+              </w:rPr>
+            </w:pPr>
+            <w:r>
+              <w:rPr>
+                <w:rFonts w:eastAsia="Microsoft JhengHei"/>
+                <w:b/>
+                <w:sz w:val="20"/>
+                <w:szCs w:val="20"/>
+              </w:rPr>
+              <w:t>預計</w:t>
+            </w:r>
+            <w:r>
+              <w:rPr>
+                <w:rFonts w:eastAsia="Microsoft JhengHei"/>
+                <w:b/>
+                <w:sz w:val="20"/>
+                <w:szCs w:val="20"/>
+              </w:rPr>
+              <w:t xml:space="preserve"> 2028 </w:t>
+            </w:r>
+            <w:r>
+              <w:rPr>
+                <w:rFonts w:eastAsia="Microsoft JhengHei"/>
+                <w:b/>
+                <w:sz w:val="20"/>
+                <w:szCs w:val="20"/>
+              </w:rPr>
+              <w:t>畢業</w:t>
+            </w:r>
+          </w:p>
+        </w:tc>
+      </w:tr>
+      <w:tr>
+        <w:trPr>
+          <w:trHeight w:val="319"/>
+        </w:trPr>
+        <w:tc>
+          <w:tcPr>
+            <w:tcW w:w="8431" w:type="dxa"/>
+          </w:tcPr>
+          <w:p>
+            <w:pPr>
+              <w:spacing w:after="0" w:line="240" w:lineRule="auto"/>
+              <w:rPr>
+                <w:rFonts w:eastAsia="Microsoft JhengHei"/>
+                <w:i/>
+                <w:sz w:val="20"/>
+                <w:szCs w:val="20"/>
+              </w:rPr>
+            </w:pPr>
+            <w:r>
+              <w:rPr>
+                <w:rFonts w:eastAsia="Microsoft JhengHei"/>
+                <w:i/>
+                <w:sz w:val="20"/>
+                <w:szCs w:val="20"/>
+              </w:rPr>
+              <w:t>資訊學士</w:t>
+            </w:r>
+          </w:p>
+        </w:tc>
+        <w:tc>
+          <w:tcPr>
+            <w:tcW w:w="2671" w:type="dxa"/>
+          </w:tcPr>
+          <w:p>
+            <w:pPr>
+              <w:spacing w:after="0" w:line="240" w:lineRule="auto"/>
+              <w:jc w:val="right"/>
+              <w:rPr>
+                <w:rFonts w:eastAsia="Microsoft JhengHei"/>
+                <w:b/>
+                <w:sz w:val="20"/>
+                <w:szCs w:val="20"/>
+              </w:rPr>
+            </w:pPr>
+            <w:r>
+              <w:rPr>
+                <w:rFonts w:eastAsia="Microsoft JhengHei"/>
+                <w:i/>
+                <w:sz w:val="20"/>
+                <w:szCs w:val="20"/>
+              </w:rPr>
+              <w:t>台灣桃園市</w:t>
+            </w:r>
+          </w:p>
+        </w:tc>
+      </w:tr>
+    </w:tbl>
+    <w:p>
+      <w:pPr>
+        <w:pBdr>
+          <w:bottom w:val="single" w:sz="6" w:space="1" w:color="000000"/>
+        </w:pBdr>
+        <w:spacing w:before="80" w:after="0" w:line="240" w:lineRule="auto"/>
+        <w:rPr>
+          <w:sz w:val="20"/>
+          <w:szCs w:val="20"/>
+        </w:rPr>
+      </w:pPr>
       <w:r>
         <w:rPr>
           <w:rFonts w:eastAsia="Microsoft JhengHei"/>
           <w:b/>
-          <w:sz w:val="22"/>
+          <w:sz w:val="20"/>
+          <w:szCs w:val="20"/>
+        </w:rPr>
+        <w:t>技術技能</w:t>
+      </w:r>
+    </w:p>
+    <w:p>
+      <w:pPr>
+        <w:pStyle w:val="ListParagraph"/>
+        <w:numPr>
+          <w:ilvl w:val="0"/>
+          <w:numId w:val="10"/>
+        </w:numPr>
+        <w:spacing w:after="0" w:line="240" w:lineRule="auto"/>
+        <w:rPr>
+          <w:sz w:val="20"/>
+          <w:szCs w:val="20"/>
+        </w:rPr>
+      </w:pPr>
+      <w:r>
+        <w:rPr>
+          <w:rFonts w:eastAsia="Microsoft JhengHei"/>
+          <w:sz w:val="20"/>
+          <w:szCs w:val="20"/>
+        </w:rPr>
+        <w:t>程式語言：</w:t>
+      </w:r>
+      <w:r>
+        <w:rPr>
+          <w:rFonts w:eastAsia="Microsoft JhengHei"/>
+          <w:sz w:val="20"/>
+          <w:szCs w:val="20"/>
+        </w:rPr>
+        <w:t>JavaScript</w:t>
+      </w:r>
+      <w:r>
+        <w:rPr>
+          <w:rFonts w:eastAsia="Microsoft JhengHei"/>
+          <w:sz w:val="20"/>
+          <w:szCs w:val="20"/>
+        </w:rPr>
+        <w:t>、</w:t>
+      </w:r>
+      <w:r>
+        <w:rPr>
+          <w:rFonts w:eastAsia="Microsoft JhengHei"/>
+          <w:sz w:val="20"/>
+          <w:szCs w:val="20"/>
+        </w:rPr>
+        <w:t>TypeScript</w:t>
+      </w:r>
+      <w:r>
+        <w:rPr>
+          <w:rFonts w:eastAsia="Microsoft JhengHei"/>
+          <w:sz w:val="20"/>
+          <w:szCs w:val="20"/>
+        </w:rPr>
+        <w:t>、</w:t>
+      </w:r>
+      <w:r>
+        <w:rPr>
+          <w:rFonts w:eastAsia="Microsoft JhengHei"/>
+          <w:sz w:val="20"/>
+          <w:szCs w:val="20"/>
+        </w:rPr>
+        <w:t>HTML</w:t>
+      </w:r>
+      <w:r>
+        <w:rPr>
+          <w:rFonts w:eastAsia="Microsoft JhengHei"/>
+          <w:sz w:val="20"/>
+          <w:szCs w:val="20"/>
+        </w:rPr>
+        <w:t>、</w:t>
+      </w:r>
+      <w:r>
+        <w:rPr>
+          <w:rFonts w:eastAsia="Microsoft JhengHei"/>
+          <w:sz w:val="20"/>
+          <w:szCs w:val="20"/>
+        </w:rPr>
+        <w:t>CSS</w:t>
+      </w:r>
+      <w:r>
+        <w:rPr>
+          <w:rFonts w:eastAsia="Microsoft JhengHei"/>
+          <w:sz w:val="20"/>
+          <w:szCs w:val="20"/>
+        </w:rPr>
+        <w:t>；</w:t>
+      </w:r>
+      <w:r>
+        <w:rPr>
+          <w:rFonts w:eastAsia="Microsoft JhengHei"/>
+          <w:sz w:val="20"/>
+          <w:szCs w:val="20"/>
+        </w:rPr>
+        <w:t xml:space="preserve">C++ </w:t>
+      </w:r>
+      <w:r>
+        <w:rPr>
+          <w:rFonts w:eastAsia="Microsoft JhengHei"/>
+          <w:sz w:val="20"/>
+          <w:szCs w:val="20"/>
+        </w:rPr>
+        <w:t>與</w:t>
+      </w:r>
+      <w:r>
+        <w:rPr>
+          <w:rFonts w:eastAsia="Microsoft JhengHei"/>
+          <w:sz w:val="20"/>
+          <w:szCs w:val="20"/>
+        </w:rPr>
+        <w:t xml:space="preserve"> Python</w:t>
+      </w:r>
+      <w:r>
+        <w:rPr>
+          <w:rFonts w:eastAsia="Microsoft JhengHei"/>
+          <w:sz w:val="20"/>
+          <w:szCs w:val="20"/>
+        </w:rPr>
+        <w:t>（課程／基礎）</w:t>
+      </w:r>
+    </w:p>
+    <w:p>
+      <w:pPr>
+        <w:pStyle w:val="ListParagraph"/>
+        <w:numPr>
+          <w:ilvl w:val="0"/>
+          <w:numId w:val="10"/>
+        </w:numPr>
+        <w:spacing w:after="0" w:line="240" w:lineRule="auto"/>
+        <w:rPr>
+          <w:sz w:val="20"/>
+          <w:szCs w:val="20"/>
+          <w:lang w:eastAsia="zh-TW"/>
+        </w:rPr>
+      </w:pPr>
+      <w:r>
+        <w:rPr>
+          <w:rFonts w:eastAsia="Microsoft JhengHei"/>
+          <w:sz w:val="20"/>
+          <w:szCs w:val="20"/>
+        </w:rPr>
+        <w:t>工具：</w:t>
+      </w:r>
+      <w:r>
+        <w:rPr>
+          <w:rFonts w:eastAsia="Microsoft JhengHei"/>
+          <w:sz w:val="20"/>
+          <w:szCs w:val="20"/>
+        </w:rPr>
+        <w:t>Git</w:t>
+      </w:r>
+      <w:r>
+        <w:rPr>
+          <w:rFonts w:eastAsia="Microsoft JhengHei"/>
+          <w:sz w:val="20"/>
+          <w:szCs w:val="20"/>
+        </w:rPr>
+        <w:t>、</w:t>
+      </w:r>
+      <w:r>
+        <w:rPr>
+          <w:rFonts w:eastAsia="Microsoft JhengHei"/>
+          <w:sz w:val="20"/>
+          <w:szCs w:val="20"/>
+        </w:rPr>
+        <w:t>GitHub</w:t>
+      </w:r>
+      <w:r>
+        <w:rPr>
+          <w:rFonts w:eastAsia="Microsoft JhengHei"/>
+          <w:sz w:val="20"/>
+          <w:szCs w:val="20"/>
+        </w:rPr>
+        <w:t>、</w:t>
+      </w:r>
+      <w:r>
+        <w:rPr>
+          <w:rFonts w:eastAsia="Microsoft JhengHei"/>
+          <w:sz w:val="20"/>
+          <w:szCs w:val="20"/>
+        </w:rPr>
+        <w:t>VS Code</w:t>
+      </w:r>
+      <w:r>
+        <w:rPr>
+          <w:rFonts w:eastAsia="Microsoft JhengHei"/>
+          <w:sz w:val="20"/>
+          <w:szCs w:val="20"/>
+        </w:rPr>
+        <w:t>、</w:t>
+      </w:r>
+      <w:r>
+        <w:rPr>
+          <w:rFonts w:eastAsia="Microsoft JhengHei"/>
+          <w:sz w:val="20"/>
+          <w:szCs w:val="20"/>
+        </w:rPr>
+        <w:t>Excel</w:t>
+      </w:r>
+      <w:r>
+        <w:rPr>
+          <w:rFonts w:eastAsia="Microsoft JhengHei"/>
+          <w:sz w:val="20"/>
+          <w:szCs w:val="20"/>
+        </w:rPr>
+        <w:t>、</w:t>
+      </w:r>
+      <w:r>
+        <w:rPr>
+          <w:rFonts w:eastAsia="Microsoft JhengHei"/>
+          <w:sz w:val="20"/>
+          <w:szCs w:val="20"/>
+        </w:rPr>
+        <w:t>Windows</w:t>
+      </w:r>
+      <w:r>
+        <w:rPr>
+          <w:rFonts w:eastAsia="Microsoft JhengHei"/>
+          <w:sz w:val="20"/>
+          <w:szCs w:val="20"/>
+        </w:rPr>
+        <w:t>、</w:t>
+      </w:r>
+      <w:r>
+        <w:rPr>
+          <w:rFonts w:eastAsia="Microsoft JhengHei"/>
+          <w:sz w:val="20"/>
+          <w:szCs w:val="20"/>
+        </w:rPr>
+        <w:t>macOS</w:t>
+      </w:r>
+      <w:r>
+        <w:rPr>
+          <w:rFonts w:eastAsia="Microsoft JhengHei"/>
+          <w:sz w:val="20"/>
+          <w:szCs w:val="20"/>
+        </w:rPr>
+        <w:t>、</w:t>
+      </w:r>
+      <w:r>
+        <w:rPr>
+          <w:rFonts w:eastAsia="Microsoft JhengHei"/>
+          <w:sz w:val="20"/>
+          <w:szCs w:val="20"/>
+        </w:rPr>
+        <w:t>Vite, Digital</w:t>
+      </w:r>
+    </w:p>
+    <w:p>
+      <w:pPr>
+        <w:pStyle w:val="ListParagraph"/>
+        <w:numPr>
+          <w:ilvl w:val="0"/>
+          <w:numId w:val="10"/>
+        </w:numPr>
+        <w:spacing w:before="80" w:after="0" w:line="240" w:lineRule="auto"/>
+        <w:rPr>
+          <w:rFonts w:eastAsia="Microsoft JhengHei"/>
+          <w:sz w:val="20"/>
+          <w:szCs w:val="20"/>
+          <w:lang w:eastAsia="zh-TW"/>
+        </w:rPr>
+      </w:pPr>
+      <w:r>
+        <w:rPr>
+          <w:rFonts w:eastAsia="Microsoft JhengHei"/>
+          <w:sz w:val="20"/>
+          <w:szCs w:val="20"/>
+          <w:lang w:eastAsia="zh-TW"/>
+        </w:rPr>
+        <w:t>技術領域：前端開發、</w:t>
+      </w:r>
+      <w:r>
+        <w:rPr>
+          <w:rFonts w:eastAsia="Microsoft JhengHei"/>
+          <w:sz w:val="20"/>
+          <w:szCs w:val="20"/>
+          <w:lang w:eastAsia="zh-TW"/>
+        </w:rPr>
+        <w:t>JSON</w:t>
+      </w:r>
+      <w:r>
+        <w:rPr>
+          <w:rFonts w:eastAsia="Microsoft JhengHei"/>
+          <w:sz w:val="20"/>
+          <w:szCs w:val="20"/>
+          <w:lang w:eastAsia="zh-TW"/>
+        </w:rPr>
+        <w:t>／資料流程、電腦架構、</w:t>
+      </w:r>
+      <w:r>
+        <w:rPr>
+          <w:rFonts w:eastAsia="Microsoft JhengHei"/>
+          <w:sz w:val="20"/>
+          <w:szCs w:val="20"/>
+          <w:lang w:eastAsia="zh-TW"/>
+        </w:rPr>
+        <w:t>QA</w:t>
+      </w:r>
+      <w:r>
+        <w:rPr>
+          <w:rFonts w:eastAsia="Microsoft JhengHei"/>
+          <w:sz w:val="20"/>
+          <w:szCs w:val="20"/>
+          <w:lang w:eastAsia="zh-TW"/>
+        </w:rPr>
+        <w:t>／測試</w:t>
+      </w:r>
+      <w:r>
+        <w:rPr>
+          <w:rFonts w:eastAsia="Microsoft JhengHei"/>
+          <w:sz w:val="20"/>
+          <w:szCs w:val="20"/>
+          <w:lang w:eastAsia="zh-TW"/>
+        </w:rPr>
+        <w:t>、</w:t>
+      </w:r>
+      <w:r>
+        <w:rPr>
+          <w:rFonts w:eastAsia="Microsoft JhengHei"/>
+          <w:sz w:val="20"/>
+          <w:szCs w:val="20"/>
+          <w:lang w:eastAsia="zh-TW"/>
+        </w:rPr>
+        <w:t>AI</w:t>
+      </w:r>
+    </w:p>
+    <w:p>
+      <w:pPr>
+        <w:pBdr>
+          <w:bottom w:val="single" w:sz="6" w:space="1" w:color="000000"/>
+        </w:pBdr>
+        <w:spacing w:before="80" w:after="0" w:line="240" w:lineRule="auto"/>
+        <w:rPr>
+          <w:sz w:val="20"/>
+          <w:szCs w:val="20"/>
+        </w:rPr>
+      </w:pPr>
+      <w:r>
+        <w:rPr>
+          <w:rFonts w:eastAsia="Microsoft JhengHei"/>
+          <w:b/>
+          <w:sz w:val="20"/>
+          <w:szCs w:val="20"/>
         </w:rPr>
         <w:t>工作經驗</w:t>
       </w:r>
-      <w:proofErr w:type="spellEnd"/>
     </w:p>
     <w:tbl>
       <w:tblPr>
@@ -1400,14 +1850,16 @@
             <w:pPr>
               <w:spacing w:after="0" w:line="240" w:lineRule="auto"/>
               <w:rPr>
-                <w:sz w:val="22"/>
+                <w:sz w:val="20"/>
+                <w:szCs w:val="20"/>
               </w:rPr>
             </w:pPr>
             <w:r>
               <w:rPr>
                 <w:rFonts w:eastAsia="Microsoft JhengHei"/>
                 <w:b/>
-                <w:sz w:val="22"/>
+                <w:sz w:val="20"/>
+                <w:szCs w:val="20"/>
               </w:rPr>
               <w:t>Tulane Technology Connection</w:t>
             </w:r>
@@ -1423,24 +1875,18 @@
               <w:ind w:right="-30"/>
               <w:jc w:val="right"/>
               <w:rPr>
-                <w:sz w:val="22"/>
+                <w:sz w:val="20"/>
+                <w:szCs w:val="20"/>
               </w:rPr>
             </w:pPr>
             <w:r>
               <w:rPr>
                 <w:rFonts w:eastAsia="Microsoft JhengHei"/>
                 <w:b/>
-                <w:sz w:val="22"/>
+                <w:sz w:val="20"/>
+                <w:szCs w:val="20"/>
               </w:rPr>
-              <w:t xml:space="preserve">      </w:t>
-            </w:r>
-            <w:r>
-              <w:rPr>
-                <w:rFonts w:eastAsia="Microsoft JhengHei"/>
-                <w:b/>
-                <w:sz w:val="22"/>
-              </w:rPr>
-              <w:t>2023/10 - 2024/8</w:t>
+              <w:t xml:space="preserve">      2023/10 - 2024/8</w:t>
             </w:r>
           </w:p>
         </w:tc>
@@ -1457,27 +1903,28 @@
             <w:pPr>
               <w:spacing w:after="0" w:line="240" w:lineRule="auto"/>
               <w:rPr>
-                <w:sz w:val="22"/>
+                <w:sz w:val="20"/>
+                <w:szCs w:val="20"/>
               </w:rPr>
             </w:pPr>
             <w:r>
               <w:rPr>
                 <w:rFonts w:eastAsia="Microsoft JhengHei"/>
                 <w:i/>
-                <w:sz w:val="22"/>
+                <w:sz w:val="20"/>
+                <w:szCs w:val="20"/>
               </w:rPr>
               <w:t xml:space="preserve">IT </w:t>
             </w:r>
-            <w:proofErr w:type="spellStart"/>
             <w:r>
               <w:rPr>
                 <w:rFonts w:eastAsia="Microsoft JhengHei"/>
                 <w:i/>
-                <w:sz w:val="22"/>
+                <w:sz w:val="20"/>
+                <w:szCs w:val="20"/>
               </w:rPr>
               <w:t>專員</w:t>
             </w:r>
-            <w:proofErr w:type="spellEnd"/>
           </w:p>
         </w:tc>
         <w:tc>
@@ -1489,8 +1936,10 @@
             <w:pPr>
               <w:spacing w:after="0" w:line="240" w:lineRule="auto"/>
               <w:ind w:right="-120"/>
+              <w:jc w:val="right"/>
               <w:rPr>
-                <w:sz w:val="22"/>
+                <w:sz w:val="20"/>
+                <w:szCs w:val="20"/>
                 <w:lang w:eastAsia="zh-TW"/>
               </w:rPr>
             </w:pPr>
@@ -1498,7 +1947,8 @@
               <w:rPr>
                 <w:rFonts w:eastAsia="Microsoft JhengHei"/>
                 <w:i/>
-                <w:sz w:val="22"/>
+                <w:sz w:val="20"/>
+                <w:szCs w:val="20"/>
                 <w:lang w:eastAsia="zh-TW"/>
               </w:rPr>
               <w:t xml:space="preserve">         </w:t>
@@ -1507,7 +1957,8 @@
               <w:rPr>
                 <w:rFonts w:eastAsia="Microsoft JhengHei"/>
                 <w:i/>
-                <w:sz w:val="22"/>
+                <w:sz w:val="20"/>
+                <w:szCs w:val="20"/>
                 <w:lang w:eastAsia="zh-TW"/>
               </w:rPr>
               <w:t xml:space="preserve">     </w:t>
@@ -1516,7 +1967,8 @@
               <w:rPr>
                 <w:rFonts w:eastAsia="Microsoft JhengHei"/>
                 <w:i/>
-                <w:sz w:val="22"/>
+                <w:sz w:val="20"/>
+                <w:szCs w:val="20"/>
                 <w:lang w:eastAsia="zh-TW"/>
               </w:rPr>
               <w:t>美國路易斯安州紐奧良</w:t>
@@ -1534,14 +1986,16 @@
         </w:numPr>
         <w:spacing w:after="0" w:line="240" w:lineRule="auto"/>
         <w:rPr>
-          <w:sz w:val="22"/>
+          <w:sz w:val="20"/>
+          <w:szCs w:val="20"/>
           <w:lang w:eastAsia="zh-TW"/>
         </w:rPr>
       </w:pPr>
       <w:r>
         <w:rPr>
           <w:rFonts w:eastAsia="Microsoft JhengHei"/>
-          <w:sz w:val="22"/>
+          <w:sz w:val="20"/>
+          <w:szCs w:val="20"/>
           <w:lang w:eastAsia="zh-TW"/>
         </w:rPr>
         <w:t>協助學生與教職員進行科技產品選購、疑難排解與技術溝通，涵蓋</w:t>
@@ -1549,7 +2003,8 @@
       <w:r>
         <w:rPr>
           <w:rFonts w:eastAsia="Microsoft JhengHei"/>
-          <w:sz w:val="22"/>
+          <w:sz w:val="20"/>
+          <w:szCs w:val="20"/>
           <w:lang w:eastAsia="zh-TW"/>
         </w:rPr>
         <w:t xml:space="preserve"> Mac</w:t>
@@ -1557,7 +2012,8 @@
       <w:r>
         <w:rPr>
           <w:rFonts w:eastAsia="Microsoft JhengHei"/>
-          <w:sz w:val="22"/>
+          <w:sz w:val="20"/>
+          <w:szCs w:val="20"/>
           <w:lang w:eastAsia="zh-TW"/>
         </w:rPr>
         <w:t>、</w:t>
@@ -1565,7 +2021,8 @@
       <w:r>
         <w:rPr>
           <w:rFonts w:eastAsia="Microsoft JhengHei"/>
-          <w:sz w:val="22"/>
+          <w:sz w:val="20"/>
+          <w:szCs w:val="20"/>
           <w:lang w:eastAsia="zh-TW"/>
         </w:rPr>
         <w:t>iPad</w:t>
@@ -1573,7 +2030,8 @@
       <w:r>
         <w:rPr>
           <w:rFonts w:eastAsia="Microsoft JhengHei"/>
-          <w:sz w:val="22"/>
+          <w:sz w:val="20"/>
+          <w:szCs w:val="20"/>
           <w:lang w:eastAsia="zh-TW"/>
         </w:rPr>
         <w:t>、</w:t>
@@ -1581,7 +2039,8 @@
       <w:r>
         <w:rPr>
           <w:rFonts w:eastAsia="Microsoft JhengHei"/>
-          <w:sz w:val="22"/>
+          <w:sz w:val="20"/>
+          <w:szCs w:val="20"/>
           <w:lang w:eastAsia="zh-TW"/>
         </w:rPr>
         <w:t xml:space="preserve">Dell </w:t>
@@ -1589,7 +2048,8 @@
       <w:r>
         <w:rPr>
           <w:rFonts w:eastAsia="Microsoft JhengHei"/>
-          <w:sz w:val="22"/>
+          <w:sz w:val="20"/>
+          <w:szCs w:val="20"/>
           <w:lang w:eastAsia="zh-TW"/>
         </w:rPr>
         <w:t>產品與大學系統。</w:t>
@@ -1604,14 +2064,16 @@
         </w:numPr>
         <w:spacing w:after="0" w:line="240" w:lineRule="auto"/>
         <w:rPr>
-          <w:sz w:val="22"/>
+          <w:sz w:val="20"/>
+          <w:szCs w:val="20"/>
           <w:lang w:eastAsia="zh-TW"/>
         </w:rPr>
       </w:pPr>
       <w:r>
         <w:rPr>
           <w:rFonts w:eastAsia="Microsoft JhengHei"/>
-          <w:sz w:val="22"/>
+          <w:sz w:val="20"/>
+          <w:szCs w:val="20"/>
           <w:lang w:eastAsia="zh-TW"/>
         </w:rPr>
         <w:t>使用</w:t>
@@ -1619,7 +2081,8 @@
       <w:r>
         <w:rPr>
           <w:rFonts w:eastAsia="Microsoft JhengHei"/>
-          <w:sz w:val="22"/>
+          <w:sz w:val="20"/>
+          <w:szCs w:val="20"/>
           <w:lang w:eastAsia="zh-TW"/>
         </w:rPr>
         <w:t xml:space="preserve"> PIMS POS </w:t>
@@ -1627,7 +2090,8 @@
       <w:r>
         <w:rPr>
           <w:rFonts w:eastAsia="Microsoft JhengHei"/>
-          <w:sz w:val="22"/>
+          <w:sz w:val="20"/>
+          <w:szCs w:val="20"/>
           <w:lang w:eastAsia="zh-TW"/>
         </w:rPr>
         <w:t>與</w:t>
@@ -1635,7 +2099,8 @@
       <w:r>
         <w:rPr>
           <w:rFonts w:eastAsia="Microsoft JhengHei"/>
-          <w:sz w:val="22"/>
+          <w:sz w:val="20"/>
+          <w:szCs w:val="20"/>
           <w:lang w:eastAsia="zh-TW"/>
         </w:rPr>
         <w:t xml:space="preserve"> Excel </w:t>
@@ -1643,7 +2108,8 @@
       <w:r>
         <w:rPr>
           <w:rFonts w:eastAsia="Microsoft JhengHei"/>
-          <w:sz w:val="22"/>
+          <w:sz w:val="20"/>
+          <w:szCs w:val="20"/>
           <w:lang w:eastAsia="zh-TW"/>
         </w:rPr>
         <w:t>管理產品／訂單資料，並為</w:t>
@@ -1651,7 +2117,8 @@
       <w:r>
         <w:rPr>
           <w:rFonts w:eastAsia="Microsoft JhengHei"/>
-          <w:sz w:val="22"/>
+          <w:sz w:val="20"/>
+          <w:szCs w:val="20"/>
           <w:lang w:eastAsia="zh-TW"/>
         </w:rPr>
         <w:t xml:space="preserve"> Apple </w:t>
@@ -1659,7 +2126,8 @@
       <w:r>
         <w:rPr>
           <w:rFonts w:eastAsia="Microsoft JhengHei"/>
-          <w:sz w:val="22"/>
+          <w:sz w:val="20"/>
+          <w:szCs w:val="20"/>
           <w:lang w:eastAsia="zh-TW"/>
         </w:rPr>
         <w:t>等供應商準備結構化報表。</w:t>
@@ -1674,14 +2142,16 @@
         </w:numPr>
         <w:spacing w:after="0" w:line="240" w:lineRule="auto"/>
         <w:rPr>
-          <w:sz w:val="22"/>
+          <w:sz w:val="20"/>
+          <w:szCs w:val="20"/>
           <w:lang w:eastAsia="zh-TW"/>
         </w:rPr>
       </w:pPr>
       <w:r>
         <w:rPr>
           <w:rFonts w:eastAsia="Microsoft JhengHei"/>
-          <w:sz w:val="22"/>
+          <w:sz w:val="20"/>
+          <w:szCs w:val="20"/>
           <w:lang w:eastAsia="zh-TW"/>
         </w:rPr>
         <w:t>在大學</w:t>
@@ -1689,7 +2159,8 @@
       <w:r>
         <w:rPr>
           <w:rFonts w:eastAsia="Microsoft JhengHei"/>
-          <w:sz w:val="22"/>
+          <w:sz w:val="20"/>
+          <w:szCs w:val="20"/>
           <w:lang w:eastAsia="zh-TW"/>
         </w:rPr>
         <w:t xml:space="preserve"> IT </w:t>
@@ -1697,7 +2168,8 @@
       <w:r>
         <w:rPr>
           <w:rFonts w:eastAsia="Microsoft JhengHei"/>
-          <w:sz w:val="22"/>
+          <w:sz w:val="20"/>
+          <w:szCs w:val="20"/>
           <w:lang w:eastAsia="zh-TW"/>
         </w:rPr>
         <w:t>環境中培養技術支援、文件整理與問題解決能力。</w:t>
@@ -1710,217 +2182,204 @@
         </w:pBdr>
         <w:spacing w:before="80" w:after="0" w:line="240" w:lineRule="auto"/>
         <w:rPr>
-          <w:sz w:val="22"/>
+          <w:sz w:val="20"/>
+          <w:szCs w:val="20"/>
         </w:rPr>
       </w:pPr>
-      <w:proofErr w:type="spellStart"/>
       <w:r>
         <w:rPr>
           <w:rFonts w:eastAsia="Microsoft JhengHei"/>
           <w:b/>
-          <w:sz w:val="22"/>
+          <w:sz w:val="20"/>
+          <w:szCs w:val="20"/>
         </w:rPr>
         <w:t>其他經驗</w:t>
-      </w:r>
-      <w:proofErr w:type="spellEnd"/>
-    </w:p>
-    <w:p>
-      <w:pPr>
-        <w:spacing w:after="0" w:line="240" w:lineRule="auto"/>
-        <w:rPr>
-          <w:sz w:val="22"/>
-        </w:rPr>
-      </w:pPr>
-      <w:r>
-        <w:rPr>
-          <w:rFonts w:eastAsia="Microsoft JhengHei"/>
-          <w:sz w:val="22"/>
-        </w:rPr>
-        <w:t xml:space="preserve">Pontchartrain Partners — </w:t>
-      </w:r>
-      <w:proofErr w:type="spellStart"/>
-      <w:r>
-        <w:rPr>
-          <w:rFonts w:eastAsia="Microsoft JhengHei"/>
-          <w:sz w:val="22"/>
-        </w:rPr>
-        <w:t>設施維護專員</w:t>
-      </w:r>
-      <w:proofErr w:type="spellEnd"/>
-      <w:r>
-        <w:rPr>
-          <w:rFonts w:eastAsia="Microsoft JhengHei"/>
-          <w:sz w:val="22"/>
-        </w:rPr>
-        <w:t xml:space="preserve"> </w:t>
       </w:r>
       <w:r>
         <w:rPr>
           <w:rFonts w:eastAsia="Microsoft JhengHei"/>
-          <w:sz w:val="22"/>
+          <w:sz w:val="20"/>
+          <w:szCs w:val="20"/>
         </w:rPr>
         <w:tab/>
       </w:r>
       <w:r>
         <w:rPr>
           <w:rFonts w:eastAsia="Microsoft JhengHei"/>
-          <w:sz w:val="22"/>
+          <w:sz w:val="20"/>
+          <w:szCs w:val="20"/>
         </w:rPr>
         <w:tab/>
       </w:r>
       <w:r>
         <w:rPr>
           <w:rFonts w:eastAsia="Microsoft JhengHei"/>
-          <w:sz w:val="22"/>
+          <w:sz w:val="20"/>
+          <w:szCs w:val="20"/>
         </w:rPr>
         <w:tab/>
       </w:r>
       <w:r>
         <w:rPr>
           <w:rFonts w:eastAsia="Microsoft JhengHei"/>
-          <w:sz w:val="22"/>
+          <w:sz w:val="20"/>
+          <w:szCs w:val="20"/>
         </w:rPr>
         <w:tab/>
       </w:r>
-      <w:r>
-        <w:rPr>
-          <w:rFonts w:eastAsia="Microsoft JhengHei"/>
-          <w:sz w:val="22"/>
-        </w:rPr>
-        <w:tab/>
-      </w:r>
-      <w:r>
-        <w:rPr>
-          <w:rFonts w:eastAsia="Microsoft JhengHei"/>
-          <w:sz w:val="22"/>
-        </w:rPr>
-        <w:tab/>
-        <w:t xml:space="preserve">     </w:t>
-      </w:r>
-      <w:r>
-        <w:rPr>
-          <w:rFonts w:eastAsia="Microsoft JhengHei"/>
-          <w:sz w:val="22"/>
-        </w:rPr>
-        <w:t xml:space="preserve">                       </w:t>
-      </w:r>
-      <w:r>
-        <w:rPr>
-          <w:rFonts w:eastAsia="Microsoft JhengHei"/>
-          <w:sz w:val="22"/>
-        </w:rPr>
-        <w:t xml:space="preserve">    </w:t>
-      </w:r>
-      <w:r>
-        <w:rPr>
-          <w:rFonts w:eastAsia="Microsoft JhengHei"/>
-          <w:sz w:val="22"/>
-        </w:rPr>
-        <w:t xml:space="preserve"> </w:t>
-      </w:r>
-      <w:r>
-        <w:rPr>
-          <w:rFonts w:eastAsia="Microsoft JhengHei"/>
-          <w:sz w:val="22"/>
-        </w:rPr>
-        <w:t>2017 – 2022</w:t>
-      </w:r>
-      <w:r>
-        <w:rPr>
-          <w:rFonts w:eastAsia="Microsoft JhengHei"/>
-          <w:sz w:val="22"/>
-        </w:rPr>
-        <w:br/>
-        <w:t xml:space="preserve">Canal Street Veterinary Hospital — </w:t>
-      </w:r>
-      <w:proofErr w:type="spellStart"/>
-      <w:r>
-        <w:rPr>
-          <w:rFonts w:eastAsia="Microsoft JhengHei"/>
-          <w:sz w:val="22"/>
-        </w:rPr>
-        <w:t>獸醫助理</w:t>
-      </w:r>
-      <w:proofErr w:type="spellEnd"/>
-      <w:r>
-        <w:rPr>
-          <w:rFonts w:eastAsia="Microsoft JhengHei"/>
-          <w:sz w:val="22"/>
-        </w:rPr>
-        <w:t xml:space="preserve"> </w:t>
-      </w:r>
-      <w:r>
-        <w:rPr>
-          <w:rFonts w:eastAsia="Microsoft JhengHei"/>
-          <w:sz w:val="22"/>
-        </w:rPr>
-        <w:tab/>
-      </w:r>
-      <w:r>
-        <w:rPr>
-          <w:rFonts w:eastAsia="Microsoft JhengHei"/>
-          <w:sz w:val="22"/>
-        </w:rPr>
-        <w:tab/>
-      </w:r>
-      <w:r>
-        <w:rPr>
-          <w:rFonts w:eastAsia="Microsoft JhengHei"/>
-          <w:sz w:val="22"/>
-        </w:rPr>
-        <w:tab/>
-      </w:r>
-      <w:r>
-        <w:rPr>
-          <w:rFonts w:eastAsia="Microsoft JhengHei"/>
-          <w:sz w:val="22"/>
-        </w:rPr>
-        <w:tab/>
-      </w:r>
-      <w:r>
-        <w:rPr>
-          <w:rFonts w:eastAsia="Microsoft JhengHei"/>
-          <w:sz w:val="22"/>
-        </w:rPr>
-        <w:tab/>
-      </w:r>
-      <w:r>
-        <w:rPr>
-          <w:rFonts w:eastAsia="Microsoft JhengHei"/>
-          <w:sz w:val="22"/>
-        </w:rPr>
-        <w:tab/>
-        <w:t xml:space="preserve">     </w:t>
-      </w:r>
-      <w:r>
-        <w:rPr>
-          <w:rFonts w:eastAsia="Microsoft JhengHei"/>
-          <w:sz w:val="22"/>
-        </w:rPr>
-        <w:t xml:space="preserve">            </w:t>
-      </w:r>
-      <w:r>
-        <w:rPr>
-          <w:rFonts w:eastAsia="Microsoft JhengHei"/>
-          <w:sz w:val="22"/>
-        </w:rPr>
-        <w:t xml:space="preserve">               </w:t>
-      </w:r>
-      <w:r>
-        <w:rPr>
-          <w:rFonts w:eastAsia="Microsoft JhengHei"/>
-          <w:sz w:val="22"/>
-        </w:rPr>
-        <w:t xml:space="preserve"> </w:t>
-      </w:r>
-      <w:r>
-        <w:rPr>
-          <w:rFonts w:eastAsia="Microsoft JhengHei"/>
-          <w:sz w:val="22"/>
-        </w:rPr>
-        <w:t>2015 – 2017</w:t>
-      </w:r>
     </w:p>
+    <w:tbl>
+      <w:tblPr>
+        <w:tblStyle w:val="TableGrid"/>
+        <w:tblW w:w="0" w:type="auto"/>
+        <w:tblBorders>
+          <w:top w:val="none" w:sz="0" w:space="0" w:color="auto"/>
+          <w:left w:val="none" w:sz="0" w:space="0" w:color="auto"/>
+          <w:bottom w:val="none" w:sz="0" w:space="0" w:color="auto"/>
+          <w:right w:val="none" w:sz="0" w:space="0" w:color="auto"/>
+          <w:insideH w:val="none" w:sz="0" w:space="0" w:color="auto"/>
+          <w:insideV w:val="none" w:sz="0" w:space="0" w:color="auto"/>
+        </w:tblBorders>
+        <w:tblLook w:val="04A0" w:firstRow="1" w:lastRow="0" w:firstColumn="1" w:lastColumn="0" w:noHBand="0" w:noVBand="1"/>
+      </w:tblPr>
+      <w:tblGrid>
+        <w:gridCol w:w="7398"/>
+        <w:gridCol w:w="3600"/>
+      </w:tblGrid>
+      <w:tr>
+        <w:tc>
+          <w:tcPr>
+            <w:tcW w:w="7398" w:type="dxa"/>
+          </w:tcPr>
+          <w:p>
+            <w:pPr>
+              <w:rPr>
+                <w:rFonts w:eastAsia="Microsoft JhengHei"/>
+                <w:sz w:val="20"/>
+                <w:szCs w:val="20"/>
+              </w:rPr>
+            </w:pPr>
+            <w:r>
+              <w:rPr>
+                <w:rFonts w:eastAsia="Microsoft JhengHei"/>
+                <w:sz w:val="20"/>
+                <w:szCs w:val="20"/>
+              </w:rPr>
+              <w:t xml:space="preserve">Pontchartrain Partners — </w:t>
+            </w:r>
+            <w:r>
+              <w:rPr>
+                <w:rFonts w:eastAsia="Microsoft JhengHei"/>
+                <w:sz w:val="20"/>
+                <w:szCs w:val="20"/>
+              </w:rPr>
+              <w:t>設施維護專員</w:t>
+            </w:r>
+          </w:p>
+        </w:tc>
+        <w:tc>
+          <w:tcPr>
+            <w:tcW w:w="3600" w:type="dxa"/>
+          </w:tcPr>
+          <w:p>
+            <w:pPr>
+              <w:jc w:val="right"/>
+              <w:rPr>
+                <w:rFonts w:eastAsia="Microsoft JhengHei"/>
+                <w:b/>
+                <w:bCs/>
+                <w:sz w:val="20"/>
+                <w:szCs w:val="20"/>
+              </w:rPr>
+            </w:pPr>
+            <w:r>
+              <w:rPr>
+                <w:rFonts w:eastAsia="Microsoft JhengHei"/>
+                <w:sz w:val="20"/>
+                <w:szCs w:val="20"/>
+              </w:rPr>
+              <w:t xml:space="preserve">                                 </w:t>
+            </w:r>
+            <w:r>
+              <w:rPr>
+                <w:rFonts w:eastAsia="Microsoft JhengHei"/>
+                <w:b/>
+                <w:bCs/>
+                <w:sz w:val="20"/>
+                <w:szCs w:val="20"/>
+              </w:rPr>
+              <w:t>2017 – 2022</w:t>
+            </w:r>
+          </w:p>
+        </w:tc>
+      </w:tr>
+      <w:tr>
+        <w:tc>
+          <w:tcPr>
+            <w:tcW w:w="7398" w:type="dxa"/>
+          </w:tcPr>
+          <w:p>
+            <w:pPr>
+              <w:rPr>
+                <w:rFonts w:eastAsia="Microsoft JhengHei"/>
+                <w:sz w:val="20"/>
+                <w:szCs w:val="20"/>
+              </w:rPr>
+            </w:pPr>
+            <w:r>
+              <w:rPr>
+                <w:rFonts w:eastAsia="Microsoft JhengHei"/>
+                <w:sz w:val="20"/>
+                <w:szCs w:val="20"/>
+              </w:rPr>
+              <w:t xml:space="preserve">Canal Street Veterinary Hospital — </w:t>
+            </w:r>
+            <w:r>
+              <w:rPr>
+                <w:rFonts w:eastAsia="Microsoft JhengHei"/>
+                <w:sz w:val="20"/>
+                <w:szCs w:val="20"/>
+              </w:rPr>
+              <w:t>獸醫助理</w:t>
+            </w:r>
+            <w:r>
+              <w:rPr>
+                <w:rFonts w:eastAsia="Microsoft JhengHei"/>
+                <w:sz w:val="20"/>
+                <w:szCs w:val="20"/>
+              </w:rPr>
+              <w:t xml:space="preserve"> </w:t>
+            </w:r>
+          </w:p>
+        </w:tc>
+        <w:tc>
+          <w:tcPr>
+            <w:tcW w:w="3600" w:type="dxa"/>
+          </w:tcPr>
+          <w:p>
+            <w:pPr>
+              <w:jc w:val="right"/>
+              <w:rPr>
+                <w:b/>
+                <w:bCs/>
+                <w:sz w:val="20"/>
+                <w:szCs w:val="20"/>
+              </w:rPr>
+            </w:pPr>
+            <w:r>
+              <w:rPr>
+                <w:rFonts w:eastAsia="Microsoft JhengHei"/>
+                <w:b/>
+                <w:bCs/>
+                <w:sz w:val="20"/>
+                <w:szCs w:val="20"/>
+              </w:rPr>
+              <w:t>2015 – 2017</w:t>
+            </w:r>
+          </w:p>
+        </w:tc>
+      </w:tr>
+    </w:tbl>
     <w:p>
       <w:pPr>
         <w:pBdr>
@@ -1928,204 +2387,34 @@
         </w:pBdr>
         <w:spacing w:before="80" w:after="0" w:line="240" w:lineRule="auto"/>
         <w:rPr>
-          <w:sz w:val="22"/>
+          <w:sz w:val="20"/>
+          <w:szCs w:val="20"/>
         </w:rPr>
       </w:pPr>
-      <w:proofErr w:type="spellStart"/>
       <w:r>
         <w:rPr>
           <w:rFonts w:eastAsia="Microsoft JhengHei"/>
           <w:b/>
-          <w:sz w:val="22"/>
+          <w:sz w:val="20"/>
+          <w:szCs w:val="20"/>
         </w:rPr>
-        <w:t>教育背景</w:t>
+        <w:t>證照與語言</w:t>
       </w:r>
-      <w:proofErr w:type="spellEnd"/>
     </w:p>
-    <w:tbl>
-      <w:tblPr>
-        <w:tblW w:w="10998" w:type="dxa"/>
-        <w:tblBorders>
-          <w:top w:val="nil"/>
-          <w:left w:val="nil"/>
-          <w:bottom w:val="nil"/>
-          <w:right w:val="nil"/>
-          <w:insideH w:val="nil"/>
-          <w:insideV w:val="nil"/>
-        </w:tblBorders>
-        <w:tblLayout w:type="fixed"/>
-        <w:tblLook w:val="04A0" w:firstRow="1" w:lastRow="0" w:firstColumn="1" w:lastColumn="0" w:noHBand="0" w:noVBand="1"/>
-      </w:tblPr>
-      <w:tblGrid>
-        <w:gridCol w:w="8352"/>
-        <w:gridCol w:w="2646"/>
-      </w:tblGrid>
-      <w:tr>
-        <w:tc>
-          <w:tcPr>
-            <w:tcW w:w="8352" w:type="dxa"/>
-          </w:tcPr>
-          <w:p>
-            <w:pPr>
-              <w:spacing w:after="0" w:line="240" w:lineRule="auto"/>
-              <w:rPr>
-                <w:sz w:val="22"/>
-              </w:rPr>
-            </w:pPr>
-            <w:proofErr w:type="spellStart"/>
-            <w:r>
-              <w:rPr>
-                <w:rFonts w:eastAsia="Microsoft JhengHei"/>
-                <w:b/>
-                <w:sz w:val="22"/>
-              </w:rPr>
-              <w:t>元智大學</w:t>
-            </w:r>
-            <w:proofErr w:type="spellEnd"/>
-          </w:p>
-        </w:tc>
-        <w:tc>
-          <w:tcPr>
-            <w:tcW w:w="2646" w:type="dxa"/>
-          </w:tcPr>
-          <w:p>
-            <w:pPr>
-              <w:spacing w:after="0" w:line="240" w:lineRule="auto"/>
-              <w:jc w:val="right"/>
-              <w:rPr>
-                <w:sz w:val="22"/>
-              </w:rPr>
-            </w:pPr>
-            <w:proofErr w:type="spellStart"/>
-            <w:r>
-              <w:rPr>
-                <w:rFonts w:eastAsia="Microsoft JhengHei"/>
-                <w:b/>
-                <w:sz w:val="22"/>
-              </w:rPr>
-              <w:t>預計</w:t>
-            </w:r>
-            <w:proofErr w:type="spellEnd"/>
-            <w:r>
-              <w:rPr>
-                <w:rFonts w:eastAsia="Microsoft JhengHei"/>
-                <w:b/>
-                <w:sz w:val="22"/>
-              </w:rPr>
-              <w:t xml:space="preserve"> 2028 </w:t>
-            </w:r>
-            <w:proofErr w:type="spellStart"/>
-            <w:r>
-              <w:rPr>
-                <w:rFonts w:eastAsia="Microsoft JhengHei"/>
-                <w:b/>
-                <w:sz w:val="22"/>
-              </w:rPr>
-              <w:t>畢業</w:t>
-            </w:r>
-            <w:proofErr w:type="spellEnd"/>
-          </w:p>
-        </w:tc>
-      </w:tr>
-      <w:tr>
-        <w:trPr>
-          <w:trHeight w:val="427"/>
-        </w:trPr>
-        <w:tc>
-          <w:tcPr>
-            <w:tcW w:w="8352" w:type="dxa"/>
-          </w:tcPr>
-          <w:p>
-            <w:pPr>
-              <w:spacing w:after="0" w:line="240" w:lineRule="auto"/>
-              <w:rPr>
-                <w:rFonts w:eastAsia="Microsoft JhengHei"/>
-                <w:i/>
-                <w:sz w:val="22"/>
-              </w:rPr>
-            </w:pPr>
-            <w:proofErr w:type="spellStart"/>
-            <w:r>
-              <w:rPr>
-                <w:rFonts w:eastAsia="Microsoft JhengHei"/>
-                <w:i/>
-                <w:sz w:val="22"/>
-              </w:rPr>
-              <w:t>資訊學士</w:t>
-            </w:r>
-            <w:proofErr w:type="spellEnd"/>
-          </w:p>
-          <w:p>
-            <w:pPr>
-              <w:spacing w:after="0" w:line="240" w:lineRule="auto"/>
-              <w:rPr>
-                <w:rFonts w:eastAsia="Microsoft JhengHei"/>
-                <w:i/>
-                <w:sz w:val="22"/>
-              </w:rPr>
-            </w:pPr>
-          </w:p>
-        </w:tc>
-        <w:tc>
-          <w:tcPr>
-            <w:tcW w:w="2646" w:type="dxa"/>
-          </w:tcPr>
-          <w:p>
-            <w:pPr>
-              <w:spacing w:after="0" w:line="240" w:lineRule="auto"/>
-              <w:jc w:val="right"/>
-              <w:rPr>
-                <w:sz w:val="22"/>
-              </w:rPr>
-            </w:pPr>
-            <w:proofErr w:type="spellStart"/>
-            <w:r>
-              <w:rPr>
-                <w:rFonts w:eastAsia="Microsoft JhengHei"/>
-                <w:i/>
-                <w:sz w:val="22"/>
-              </w:rPr>
-              <w:t>台灣桃園市</w:t>
-            </w:r>
-            <w:proofErr w:type="spellEnd"/>
-          </w:p>
-        </w:tc>
-      </w:tr>
-    </w:tbl>
     <w:p>
       <w:pPr>
-        <w:pBdr>
-          <w:bottom w:val="single" w:sz="6" w:space="1" w:color="000000"/>
-        </w:pBdr>
-        <w:spacing w:before="80" w:after="0" w:line="240" w:lineRule="auto"/>
+        <w:spacing w:after="0" w:line="240" w:lineRule="auto"/>
         <w:rPr>
-          <w:sz w:val="22"/>
+          <w:sz w:val="20"/>
+          <w:szCs w:val="20"/>
+          <w:lang w:eastAsia="zh-TW"/>
         </w:rPr>
       </w:pPr>
-      <w:proofErr w:type="spellStart"/>
       <w:r>
         <w:rPr>
           <w:rFonts w:eastAsia="Microsoft JhengHei"/>
-          <w:b/>
-          <w:sz w:val="22"/>
-        </w:rPr>
-        <w:lastRenderedPageBreak/>
-        <w:t>證照與語言</w:t>
-      </w:r>
-      <w:proofErr w:type="spellEnd"/>
-    </w:p>
-    <w:p>
-      <w:pPr>
-        <w:spacing w:after="0" w:line="240" w:lineRule="auto"/>
-        <w:rPr>
-          <w:sz w:val="22"/>
-          <w:lang w:eastAsia="zh-TW"/>
-        </w:rPr>
-      </w:pPr>
-      <w:r>
-        <w:rPr>
-          <w:rFonts w:eastAsia="Microsoft JhengHei"/>
-          <w:sz w:val="22"/>
+          <w:sz w:val="20"/>
+          <w:szCs w:val="20"/>
           <w:lang w:eastAsia="zh-TW"/>
         </w:rPr>
         <w:t>英文：母語</w:t>
@@ -2133,7 +2422,8 @@
       <w:r>
         <w:rPr>
           <w:rFonts w:eastAsia="Microsoft JhengHei"/>
-          <w:sz w:val="22"/>
+          <w:sz w:val="20"/>
+          <w:szCs w:val="20"/>
           <w:lang w:eastAsia="zh-TW"/>
         </w:rPr>
         <w:t xml:space="preserve"> | </w:t>
@@ -2141,7 +2431,8 @@
       <w:r>
         <w:rPr>
           <w:rFonts w:eastAsia="Microsoft JhengHei"/>
-          <w:sz w:val="22"/>
+          <w:sz w:val="20"/>
+          <w:szCs w:val="20"/>
           <w:lang w:eastAsia="zh-TW"/>
         </w:rPr>
         <w:t>中文：基礎，</w:t>
@@ -2149,7 +2440,8 @@
       <w:r>
         <w:rPr>
           <w:rFonts w:eastAsia="Microsoft JhengHei"/>
-          <w:sz w:val="22"/>
+          <w:sz w:val="20"/>
+          <w:szCs w:val="20"/>
           <w:lang w:eastAsia="zh-TW"/>
         </w:rPr>
         <w:t xml:space="preserve">TOCFL A1 | </w:t>
@@ -2157,7 +2449,8 @@
       <w:r>
         <w:rPr>
           <w:rFonts w:eastAsia="Microsoft JhengHei"/>
-          <w:sz w:val="22"/>
+          <w:sz w:val="20"/>
+          <w:szCs w:val="20"/>
           <w:lang w:eastAsia="zh-TW"/>
         </w:rPr>
         <w:t>工作資格：台灣學生工作許可</w:t>
@@ -2173,8 +2466,58 @@
 </w:document>
 </file>
 
+<file path=word/endnotes.xml><?xml version="1.0" encoding="utf-8"?>
+<w:endnotes xmlns:wpc="http://schemas.microsoft.com/office/word/2010/wordprocessingCanvas" xmlns:cx="http://schemas.microsoft.com/office/drawing/2014/chartex" xmlns:cx1="http://schemas.microsoft.com/office/drawing/2015/9/8/chartex" xmlns:cx2="http://schemas.microsoft.com/office/drawing/2015/10/21/chartex" xmlns:cx3="http://schemas.microsoft.com/office/drawing/2016/5/9/chartex" xmlns:cx4="http://schemas.microsoft.com/office/drawing/2016/5/10/chartex" xmlns:cx5="http://schemas.microsoft.com/office/drawing/2016/5/11/chartex" xmlns:cx6="http://schemas.microsoft.com/office/drawing/2016/5/12/chartex" xmlns:cx7="http://schemas.microsoft.com/office/drawing/2016/5/13/chartex" xmlns:cx8="http://schemas.microsoft.com/office/drawing/2016/5/14/chartex" xmlns:mc="http://schemas.openxmlformats.org/markup-compatibility/2006" xmlns:aink="http://schemas.microsoft.com/office/drawing/2016/ink" xmlns:am3d="http://schemas.microsoft.com/office/drawing/2017/model3d" xmlns:o="urn:schemas-microsoft-com:office:office" xmlns:oel="http://schemas.microsoft.com/office/2019/extlst" xmlns:r="http://schemas.openxmlformats.org/officeDocument/2006/relationships" xmlns:m="http://schemas.openxmlformats.org/officeDocument/2006/math" xmlns:v="urn:schemas-microsoft-com:vml" xmlns:wp14="http://schemas.microsoft.com/office/word/2010/wordprocessingDrawing" xmlns:wp="http://schemas.openxmlformats.org/drawingml/2006/wordprocessingDrawing" xmlns:w10="urn:schemas-microsoft-com:office:word" xmlns:w="http://schemas.openxmlformats.org/wordprocessingml/2006/main" xmlns:w14="http://schemas.microsoft.com/office/word/2010/wordml" xmlns:w15="http://schemas.microsoft.com/office/word/2012/wordml" xmlns:w16cei="http://schemas.microsoft.com/office/word/2026/wordml/cei" xmlns:w16cex="http://schemas.microsoft.com/office/word/2018/wordml/cex" xmlns:w16cid="http://schemas.microsoft.com/office/word/2016/wordml/cid" xmlns:w16="http://schemas.microsoft.com/office/word/2018/wordml" xmlns:w16du="http://schemas.microsoft.com/office/word/2023/wordml/word16du" xmlns:w16sdtdh="http://schemas.microsoft.com/office/word/2020/wordml/sdtdatahash" xmlns:w16sdtfl="http://schemas.microsoft.com/office/word/2024/wordml/sdtformatlock" xmlns:w16se="http://schemas.microsoft.com/office/word/2015/wordml/symex" xmlns:wpg="http://schemas.microsoft.com/office/word/2010/wordprocessingGroup" xmlns:wpi="http://schemas.microsoft.com/office/word/2010/wordprocessingInk" xmlns:wne="http://schemas.microsoft.com/office/word/2006/wordml" xmlns:wps="http://schemas.microsoft.com/office/word/2010/wordprocessingShape" mc:Ignorable="w14 w15 w16se w16cid w16 w16cex w16sdtdh w16sdtfl w16du wp14">
+  <w:endnote w:type="separator" w:id="-1">
+    <w:p>
+      <w:pPr>
+        <w:spacing w:after="0" w:line="240" w:lineRule="auto"/>
+      </w:pPr>
+      <w:r>
+        <w:separator/>
+      </w:r>
+    </w:p>
+  </w:endnote>
+  <w:endnote w:type="continuationSeparator" w:id="0">
+    <w:p>
+      <w:pPr>
+        <w:spacing w:after="0" w:line="240" w:lineRule="auto"/>
+      </w:pPr>
+      <w:r>
+        <w:continuationSeparator/>
+      </w:r>
+    </w:p>
+  </w:endnote>
+</w:endnotes>
+</file>
+
+<file path=word/footnotes.xml><?xml version="1.0" encoding="utf-8"?>
+<w:footnotes xmlns:wpc="http://schemas.microsoft.com/office/word/2010/wordprocessingCanvas" xmlns:cx="http://schemas.microsoft.com/office/drawing/2014/chartex" xmlns:cx1="http://schemas.microsoft.com/office/drawing/2015/9/8/chartex" xmlns:cx2="http://schemas.microsoft.com/office/drawing/2015/10/21/chartex" xmlns:cx3="http://schemas.microsoft.com/office/drawing/2016/5/9/chartex" xmlns:cx4="http://schemas.microsoft.com/office/drawing/2016/5/10/chartex" xmlns:cx5="http://schemas.microsoft.com/office/drawing/2016/5/11/chartex" xmlns:cx6="http://schemas.microsoft.com/office/drawing/2016/5/12/chartex" xmlns:cx7="http://schemas.microsoft.com/office/drawing/2016/5/13/chartex" xmlns:cx8="http://schemas.microsoft.com/office/drawing/2016/5/14/chartex" xmlns:mc="http://schemas.openxmlformats.org/markup-compatibility/2006" xmlns:aink="http://schemas.microsoft.com/office/drawing/2016/ink" xmlns:am3d="http://schemas.microsoft.com/office/drawing/2017/model3d" xmlns:o="urn:schemas-microsoft-com:office:office" xmlns:oel="http://schemas.microsoft.com/office/2019/extlst" xmlns:r="http://schemas.openxmlformats.org/officeDocument/2006/relationships" xmlns:m="http://schemas.openxmlformats.org/officeDocument/2006/math" xmlns:v="urn:schemas-microsoft-com:vml" xmlns:wp14="http://schemas.microsoft.com/office/word/2010/wordprocessingDrawing" xmlns:wp="http://schemas.openxmlformats.org/drawingml/2006/wordprocessingDrawing" xmlns:w10="urn:schemas-microsoft-com:office:word" xmlns:w="http://schemas.openxmlformats.org/wordprocessingml/2006/main" xmlns:w14="http://schemas.microsoft.com/office/word/2010/wordml" xmlns:w15="http://schemas.microsoft.com/office/word/2012/wordml" xmlns:w16cei="http://schemas.microsoft.com/office/word/2026/wordml/cei" xmlns:w16cex="http://schemas.microsoft.com/office/word/2018/wordml/cex" xmlns:w16cid="http://schemas.microsoft.com/office/word/2016/wordml/cid" xmlns:w16="http://schemas.microsoft.com/office/word/2018/wordml" xmlns:w16du="http://schemas.microsoft.com/office/word/2023/wordml/word16du" xmlns:w16sdtdh="http://schemas.microsoft.com/office/word/2020/wordml/sdtdatahash" xmlns:w16sdtfl="http://schemas.microsoft.com/office/word/2024/wordml/sdtformatlock" xmlns:w16se="http://schemas.microsoft.com/office/word/2015/wordml/symex" xmlns:wpg="http://schemas.microsoft.com/office/word/2010/wordprocessingGroup" xmlns:wpi="http://schemas.microsoft.com/office/word/2010/wordprocessingInk" xmlns:wne="http://schemas.microsoft.com/office/word/2006/wordml" xmlns:wps="http://schemas.microsoft.com/office/word/2010/wordprocessingShape" mc:Ignorable="w14 w15 w16se w16cid w16 w16cex w16sdtdh w16sdtfl w16du wp14">
+  <w:footnote w:type="separator" w:id="-1">
+    <w:p>
+      <w:pPr>
+        <w:spacing w:after="0" w:line="240" w:lineRule="auto"/>
+      </w:pPr>
+      <w:r>
+        <w:separator/>
+      </w:r>
+    </w:p>
+  </w:footnote>
+  <w:footnote w:type="continuationSeparator" w:id="0">
+    <w:p>
+      <w:pPr>
+        <w:spacing w:after="0" w:line="240" w:lineRule="auto"/>
+      </w:pPr>
+      <w:r>
+        <w:continuationSeparator/>
+      </w:r>
+    </w:p>
+  </w:footnote>
+</w:footnotes>
+</file>
+
 <file path=word/numbering.xml><?xml version="1.0" encoding="utf-8"?>
-<w:numbering xmlns:wpc="http://schemas.microsoft.com/office/word/2010/wordprocessingCanvas" xmlns:cx="http://schemas.microsoft.com/office/drawing/2014/chartex" xmlns:cx1="http://schemas.microsoft.com/office/drawing/2015/9/8/chartex" xmlns:cx2="http://schemas.microsoft.com/office/drawing/2015/10/21/chartex" xmlns:cx3="http://schemas.microsoft.com/office/drawing/2016/5/9/chartex" xmlns:cx4="http://schemas.microsoft.com/office/drawing/2016/5/10/chartex" xmlns:cx5="http://schemas.microsoft.com/office/drawing/2016/5/11/chartex" xmlns:cx6="http://schemas.microsoft.com/office/drawing/2016/5/12/chartex" xmlns:cx7="http://schemas.microsoft.com/office/drawing/2016/5/13/chartex" xmlns:cx8="http://schemas.microsoft.com/office/drawing/2016/5/14/chartex" xmlns:mc="http://schemas.openxmlformats.org/markup-compatibility/2006" xmlns:aink="http://schemas.microsoft.com/office/drawing/2016/ink" xmlns:am3d="http://schemas.microsoft.com/office/drawing/2017/model3d" xmlns:o="urn:schemas-microsoft-com:office:office" xmlns:oel="http://schemas.microsoft.com/office/2019/extlst" xmlns:r="http://schemas.openxmlformats.org/officeDocument/2006/relationships" xmlns:m="http://schemas.openxmlformats.org/officeDocument/2006/math" xmlns:v="urn:schemas-microsoft-com:vml" xmlns:wp14="http://schemas.microsoft.com/office/word/2010/wordprocessingDrawing" xmlns:wp="http://schemas.openxmlformats.org/drawingml/2006/wordprocessingDrawing" xmlns:w10="urn:schemas-microsoft-com:office:word" xmlns:w="http://schemas.openxmlformats.org/wordprocessingml/2006/main" xmlns:w14="http://schemas.microsoft.com/office/word/2010/wordml" xmlns:w15="http://schemas.microsoft.com/office/word/2012/wordml" xmlns:w16cex="http://schemas.microsoft.com/office/word/2018/wordml/cex" xmlns:w16cid="http://schemas.microsoft.com/office/word/2016/wordml/cid" xmlns:w16="http://schemas.microsoft.com/office/word/2018/wordml" xmlns:w16du="http://schemas.microsoft.com/office/word/2023/wordml/word16du" xmlns:w16sdtdh="http://schemas.microsoft.com/office/word/2020/wordml/sdtdatahash" xmlns:w16sdtfl="http://schemas.microsoft.com/office/word/2024/wordml/sdtformatlock" xmlns:w16se="http://schemas.microsoft.com/office/word/2015/wordml/symex" xmlns:wpg="http://schemas.microsoft.com/office/word/2010/wordprocessingGroup" xmlns:wpi="http://schemas.microsoft.com/office/word/2010/wordprocessingInk" xmlns:wne="http://schemas.microsoft.com/office/word/2006/wordml" xmlns:wps="http://schemas.microsoft.com/office/word/2010/wordprocessingShape" mc:Ignorable="w14 w15 w16se w16cid w16 w16cex w16sdtdh w16sdtfl w16du wp14">
+<w:numbering xmlns:wpc="http://schemas.microsoft.com/office/word/2010/wordprocessingCanvas" xmlns:cx="http://schemas.microsoft.com/office/drawing/2014/chartex" xmlns:cx1="http://schemas.microsoft.com/office/drawing/2015/9/8/chartex" xmlns:cx2="http://schemas.microsoft.com/office/drawing/2015/10/21/chartex" xmlns:cx3="http://schemas.microsoft.com/office/drawing/2016/5/9/chartex" xmlns:cx4="http://schemas.microsoft.com/office/drawing/2016/5/10/chartex" xmlns:cx5="http://schemas.microsoft.com/office/drawing/2016/5/11/chartex" xmlns:cx6="http://schemas.microsoft.com/office/drawing/2016/5/12/chartex" xmlns:cx7="http://schemas.microsoft.com/office/drawing/2016/5/13/chartex" xmlns:cx8="http://schemas.microsoft.com/office/drawing/2016/5/14/chartex" xmlns:mc="http://schemas.openxmlformats.org/markup-compatibility/2006" xmlns:aink="http://schemas.microsoft.com/office/drawing/2016/ink" xmlns:am3d="http://schemas.microsoft.com/office/drawing/2017/model3d" xmlns:o="urn:schemas-microsoft-com:office:office" xmlns:oel="http://schemas.microsoft.com/office/2019/extlst" xmlns:r="http://schemas.openxmlformats.org/officeDocument/2006/relationships" xmlns:m="http://schemas.openxmlformats.org/officeDocument/2006/math" xmlns:v="urn:schemas-microsoft-com:vml" xmlns:wp14="http://schemas.microsoft.com/office/word/2010/wordprocessingDrawing" xmlns:wp="http://schemas.openxmlformats.org/drawingml/2006/wordprocessingDrawing" xmlns:w10="urn:schemas-microsoft-com:office:word" xmlns:w="http://schemas.openxmlformats.org/wordprocessingml/2006/main" xmlns:w14="http://schemas.microsoft.com/office/word/2010/wordml" xmlns:w15="http://schemas.microsoft.com/office/word/2012/wordml" xmlns:w16cei="http://schemas.microsoft.com/office/word/2026/wordml/cei" xmlns:w16cex="http://schemas.microsoft.com/office/word/2018/wordml/cex" xmlns:w16cid="http://schemas.microsoft.com/office/word/2016/wordml/cid" xmlns:w16="http://schemas.microsoft.com/office/word/2018/wordml" xmlns:w16du="http://schemas.microsoft.com/office/word/2023/wordml/word16du" xmlns:w16sdtdh="http://schemas.microsoft.com/office/word/2020/wordml/sdtdatahash" xmlns:w16sdtfl="http://schemas.microsoft.com/office/word/2024/wordml/sdtformatlock" xmlns:w16se="http://schemas.microsoft.com/office/word/2015/wordml/symex" xmlns:wpg="http://schemas.microsoft.com/office/word/2010/wordprocessingGroup" xmlns:wpi="http://schemas.microsoft.com/office/word/2010/wordprocessingInk" xmlns:wne="http://schemas.microsoft.com/office/word/2006/wordml" xmlns:wps="http://schemas.microsoft.com/office/word/2010/wordprocessingShape" mc:Ignorable="w14 w15 w16se w16cid w16 w16cex w16sdtdh w16sdtfl w16du wp14">
   <w:abstractNum w:abstractNumId="0" w15:restartNumberingAfterBreak="0">
     <w:nsid w:val="FFFFFF7C"/>
     <w:multiLevelType w:val="singleLevel"/>
@@ -2347,6 +2690,119 @@
     </w:lvl>
   </w:abstractNum>
   <w:abstractNum w:abstractNumId="9" w15:restartNumberingAfterBreak="0">
+    <w:nsid w:val="011820EE"/>
+    <w:multiLevelType w:val="hybridMultilevel"/>
+    <w:tmpl w:val="11BCCF08"/>
+    <w:lvl w:ilvl="0" w:tplc="04090001">
+      <w:start w:val="1"/>
+      <w:numFmt w:val="bullet"/>
+      <w:lvlText w:val=""/>
+      <w:lvlJc w:val="left"/>
+      <w:pPr>
+        <w:ind w:left="720" w:hanging="360"/>
+      </w:pPr>
+      <w:rPr>
+        <w:rFonts w:ascii="Symbol" w:hAnsi="Symbol" w:hint="default"/>
+      </w:rPr>
+    </w:lvl>
+    <w:lvl w:ilvl="1" w:tplc="04090003" w:tentative="1">
+      <w:start w:val="1"/>
+      <w:numFmt w:val="bullet"/>
+      <w:lvlText w:val="o"/>
+      <w:lvlJc w:val="left"/>
+      <w:pPr>
+        <w:ind w:left="1440" w:hanging="360"/>
+      </w:pPr>
+      <w:rPr>
+        <w:rFonts w:ascii="Courier New" w:hAnsi="Courier New" w:cs="Courier New" w:hint="default"/>
+      </w:rPr>
+    </w:lvl>
+    <w:lvl w:ilvl="2" w:tplc="04090005" w:tentative="1">
+      <w:start w:val="1"/>
+      <w:numFmt w:val="bullet"/>
+      <w:lvlText w:val=""/>
+      <w:lvlJc w:val="left"/>
+      <w:pPr>
+        <w:ind w:left="2160" w:hanging="360"/>
+      </w:pPr>
+      <w:rPr>
+        <w:rFonts w:ascii="Wingdings" w:hAnsi="Wingdings" w:hint="default"/>
+      </w:rPr>
+    </w:lvl>
+    <w:lvl w:ilvl="3" w:tplc="04090001" w:tentative="1">
+      <w:start w:val="1"/>
+      <w:numFmt w:val="bullet"/>
+      <w:lvlText w:val=""/>
+      <w:lvlJc w:val="left"/>
+      <w:pPr>
+        <w:ind w:left="2880" w:hanging="360"/>
+      </w:pPr>
+      <w:rPr>
+        <w:rFonts w:ascii="Symbol" w:hAnsi="Symbol" w:hint="default"/>
+      </w:rPr>
+    </w:lvl>
+    <w:lvl w:ilvl="4" w:tplc="04090003" w:tentative="1">
+      <w:start w:val="1"/>
+      <w:numFmt w:val="bullet"/>
+      <w:lvlText w:val="o"/>
+      <w:lvlJc w:val="left"/>
+      <w:pPr>
+        <w:ind w:left="3600" w:hanging="360"/>
+      </w:pPr>
+      <w:rPr>
+        <w:rFonts w:ascii="Courier New" w:hAnsi="Courier New" w:cs="Courier New" w:hint="default"/>
+      </w:rPr>
+    </w:lvl>
+    <w:lvl w:ilvl="5" w:tplc="04090005" w:tentative="1">
+      <w:start w:val="1"/>
+      <w:numFmt w:val="bullet"/>
+      <w:lvlText w:val=""/>
+      <w:lvlJc w:val="left"/>
+      <w:pPr>
+        <w:ind w:left="4320" w:hanging="360"/>
+      </w:pPr>
+      <w:rPr>
+        <w:rFonts w:ascii="Wingdings" w:hAnsi="Wingdings" w:hint="default"/>
+      </w:rPr>
+    </w:lvl>
+    <w:lvl w:ilvl="6" w:tplc="04090001" w:tentative="1">
+      <w:start w:val="1"/>
+      <w:numFmt w:val="bullet"/>
+      <w:lvlText w:val=""/>
+      <w:lvlJc w:val="left"/>
+      <w:pPr>
+        <w:ind w:left="5040" w:hanging="360"/>
+      </w:pPr>
+      <w:rPr>
+        <w:rFonts w:ascii="Symbol" w:hAnsi="Symbol" w:hint="default"/>
+      </w:rPr>
+    </w:lvl>
+    <w:lvl w:ilvl="7" w:tplc="04090003" w:tentative="1">
+      <w:start w:val="1"/>
+      <w:numFmt w:val="bullet"/>
+      <w:lvlText w:val="o"/>
+      <w:lvlJc w:val="left"/>
+      <w:pPr>
+        <w:ind w:left="5760" w:hanging="360"/>
+      </w:pPr>
+      <w:rPr>
+        <w:rFonts w:ascii="Courier New" w:hAnsi="Courier New" w:cs="Courier New" w:hint="default"/>
+      </w:rPr>
+    </w:lvl>
+    <w:lvl w:ilvl="8" w:tplc="04090005" w:tentative="1">
+      <w:start w:val="1"/>
+      <w:numFmt w:val="bullet"/>
+      <w:lvlText w:val=""/>
+      <w:lvlJc w:val="left"/>
+      <w:pPr>
+        <w:ind w:left="6480" w:hanging="360"/>
+      </w:pPr>
+      <w:rPr>
+        <w:rFonts w:ascii="Wingdings" w:hAnsi="Wingdings" w:hint="default"/>
+      </w:rPr>
+    </w:lvl>
+  </w:abstractNum>
+  <w:abstractNum w:abstractNumId="10" w15:restartNumberingAfterBreak="0">
     <w:nsid w:val="0CBE76FC"/>
     <w:multiLevelType w:val="hybridMultilevel"/>
     <w:tmpl w:val="1E168A74"/>
@@ -2459,10 +2915,10 @@
       </w:rPr>
     </w:lvl>
   </w:abstractNum>
-  <w:abstractNum w:abstractNumId="10" w15:restartNumberingAfterBreak="0">
+  <w:abstractNum w:abstractNumId="11" w15:restartNumberingAfterBreak="0">
     <w:nsid w:val="3020799E"/>
     <w:multiLevelType w:val="hybridMultilevel"/>
-    <w:tmpl w:val="D916B45E"/>
+    <w:tmpl w:val="5562EA1E"/>
     <w:lvl w:ilvl="0" w:tplc="04090001">
       <w:start w:val="1"/>
       <w:numFmt w:val="bullet"/>
@@ -2572,7 +3028,7 @@
       </w:rPr>
     </w:lvl>
   </w:abstractNum>
-  <w:abstractNum w:abstractNumId="11" w15:restartNumberingAfterBreak="0">
+  <w:abstractNum w:abstractNumId="12" w15:restartNumberingAfterBreak="0">
     <w:nsid w:val="31246094"/>
     <w:multiLevelType w:val="hybridMultilevel"/>
     <w:tmpl w:val="A78C3A78"/>
@@ -2685,7 +3141,120 @@
       </w:rPr>
     </w:lvl>
   </w:abstractNum>
-  <w:abstractNum w:abstractNumId="12" w15:restartNumberingAfterBreak="0">
+  <w:abstractNum w:abstractNumId="13" w15:restartNumberingAfterBreak="0">
+    <w:nsid w:val="45131CB8"/>
+    <w:multiLevelType w:val="hybridMultilevel"/>
+    <w:tmpl w:val="E82C9120"/>
+    <w:lvl w:ilvl="0" w:tplc="04090001">
+      <w:start w:val="1"/>
+      <w:numFmt w:val="bullet"/>
+      <w:lvlText w:val=""/>
+      <w:lvlJc w:val="left"/>
+      <w:pPr>
+        <w:ind w:left="720" w:hanging="360"/>
+      </w:pPr>
+      <w:rPr>
+        <w:rFonts w:ascii="Symbol" w:hAnsi="Symbol" w:hint="default"/>
+      </w:rPr>
+    </w:lvl>
+    <w:lvl w:ilvl="1" w:tplc="04090003" w:tentative="1">
+      <w:start w:val="1"/>
+      <w:numFmt w:val="bullet"/>
+      <w:lvlText w:val="o"/>
+      <w:lvlJc w:val="left"/>
+      <w:pPr>
+        <w:ind w:left="1440" w:hanging="360"/>
+      </w:pPr>
+      <w:rPr>
+        <w:rFonts w:ascii="Courier New" w:hAnsi="Courier New" w:cs="Courier New" w:hint="default"/>
+      </w:rPr>
+    </w:lvl>
+    <w:lvl w:ilvl="2" w:tplc="04090005" w:tentative="1">
+      <w:start w:val="1"/>
+      <w:numFmt w:val="bullet"/>
+      <w:lvlText w:val=""/>
+      <w:lvlJc w:val="left"/>
+      <w:pPr>
+        <w:ind w:left="2160" w:hanging="360"/>
+      </w:pPr>
+      <w:rPr>
+        <w:rFonts w:ascii="Wingdings" w:hAnsi="Wingdings" w:hint="default"/>
+      </w:rPr>
+    </w:lvl>
+    <w:lvl w:ilvl="3" w:tplc="04090001" w:tentative="1">
+      <w:start w:val="1"/>
+      <w:numFmt w:val="bullet"/>
+      <w:lvlText w:val=""/>
+      <w:lvlJc w:val="left"/>
+      <w:pPr>
+        <w:ind w:left="2880" w:hanging="360"/>
+      </w:pPr>
+      <w:rPr>
+        <w:rFonts w:ascii="Symbol" w:hAnsi="Symbol" w:hint="default"/>
+      </w:rPr>
+    </w:lvl>
+    <w:lvl w:ilvl="4" w:tplc="04090003" w:tentative="1">
+      <w:start w:val="1"/>
+      <w:numFmt w:val="bullet"/>
+      <w:lvlText w:val="o"/>
+      <w:lvlJc w:val="left"/>
+      <w:pPr>
+        <w:ind w:left="3600" w:hanging="360"/>
+      </w:pPr>
+      <w:rPr>
+        <w:rFonts w:ascii="Courier New" w:hAnsi="Courier New" w:cs="Courier New" w:hint="default"/>
+      </w:rPr>
+    </w:lvl>
+    <w:lvl w:ilvl="5" w:tplc="04090005" w:tentative="1">
+      <w:start w:val="1"/>
+      <w:numFmt w:val="bullet"/>
+      <w:lvlText w:val=""/>
+      <w:lvlJc w:val="left"/>
+      <w:pPr>
+        <w:ind w:left="4320" w:hanging="360"/>
+      </w:pPr>
+      <w:rPr>
+        <w:rFonts w:ascii="Wingdings" w:hAnsi="Wingdings" w:hint="default"/>
+      </w:rPr>
+    </w:lvl>
+    <w:lvl w:ilvl="6" w:tplc="04090001" w:tentative="1">
+      <w:start w:val="1"/>
+      <w:numFmt w:val="bullet"/>
+      <w:lvlText w:val=""/>
+      <w:lvlJc w:val="left"/>
+      <w:pPr>
+        <w:ind w:left="5040" w:hanging="360"/>
+      </w:pPr>
+      <w:rPr>
+        <w:rFonts w:ascii="Symbol" w:hAnsi="Symbol" w:hint="default"/>
+      </w:rPr>
+    </w:lvl>
+    <w:lvl w:ilvl="7" w:tplc="04090003" w:tentative="1">
+      <w:start w:val="1"/>
+      <w:numFmt w:val="bullet"/>
+      <w:lvlText w:val="o"/>
+      <w:lvlJc w:val="left"/>
+      <w:pPr>
+        <w:ind w:left="5760" w:hanging="360"/>
+      </w:pPr>
+      <w:rPr>
+        <w:rFonts w:ascii="Courier New" w:hAnsi="Courier New" w:cs="Courier New" w:hint="default"/>
+      </w:rPr>
+    </w:lvl>
+    <w:lvl w:ilvl="8" w:tplc="04090005" w:tentative="1">
+      <w:start w:val="1"/>
+      <w:numFmt w:val="bullet"/>
+      <w:lvlText w:val=""/>
+      <w:lvlJc w:val="left"/>
+      <w:pPr>
+        <w:ind w:left="6480" w:hanging="360"/>
+      </w:pPr>
+      <w:rPr>
+        <w:rFonts w:ascii="Wingdings" w:hAnsi="Wingdings" w:hint="default"/>
+      </w:rPr>
+    </w:lvl>
+  </w:abstractNum>
+  <w:abstractNum w:abstractNumId="14" w15:restartNumberingAfterBreak="0">
     <w:nsid w:val="664E02E9"/>
     <w:multiLevelType w:val="hybridMultilevel"/>
     <w:tmpl w:val="67D8219E"/>
@@ -2826,16 +3395,22 @@
     <w:abstractNumId w:val="0"/>
   </w:num>
   <w:num w:numId="10" w16cid:durableId="1676104270">
+    <w:abstractNumId w:val="11"/>
+  </w:num>
+  <w:num w:numId="11" w16cid:durableId="1434324206">
+    <w:abstractNumId w:val="12"/>
+  </w:num>
+  <w:num w:numId="12" w16cid:durableId="596212273">
     <w:abstractNumId w:val="10"/>
   </w:num>
-  <w:num w:numId="11" w16cid:durableId="1434324206">
-    <w:abstractNumId w:val="11"/>
+  <w:num w:numId="13" w16cid:durableId="2014793582">
+    <w:abstractNumId w:val="14"/>
   </w:num>
-  <w:num w:numId="12" w16cid:durableId="596212273">
+  <w:num w:numId="14" w16cid:durableId="364451790">
     <w:abstractNumId w:val="9"/>
   </w:num>
-  <w:num w:numId="13" w16cid:durableId="2014793582">
-    <w:abstractNumId w:val="12"/>
+  <w:num w:numId="15" w16cid:durableId="2107774371">
+    <w:abstractNumId w:val="13"/>
   </w:num>
 </w:numbering>
 </file>
@@ -3447,7 +4022,6 @@
   <w:style w:type="character" w:default="1" w:styleId="DefaultParagraphFont">
     <w:name w:val="Default Paragraph Font"/>
     <w:uiPriority w:val="1"/>
-    <w:semiHidden/>
     <w:unhideWhenUsed/>
   </w:style>
   <w:style w:type="table" w:default="1" w:styleId="TableNormal">

--- a/docs/Asiah_Crutchfield_Resume_ZH.docx
+++ b/docs/Asiah_Crutchfield_Resume_ZH.docx
@@ -112,6 +112,7 @@
         </w:rPr>
         <w:t xml:space="preserve">asiah@asiahcrutchfield.com | 0901-008-567 | </w:t>
       </w:r>
+      <w:proofErr w:type="spellStart"/>
       <w:r>
         <w:rPr>
           <w:rFonts w:eastAsia="Microsoft JhengHei"/>
@@ -120,6 +121,7 @@
         </w:rPr>
         <w:t>台灣</w:t>
       </w:r>
+      <w:proofErr w:type="spellEnd"/>
       <w:r>
         <w:rPr>
           <w:rFonts w:eastAsia="Microsoft JhengHei"/>
@@ -129,6 +131,7 @@
         </w:rPr>
         <w:t>，</w:t>
       </w:r>
+      <w:proofErr w:type="spellStart"/>
       <w:r>
         <w:rPr>
           <w:rFonts w:eastAsia="Microsoft JhengHei"/>
@@ -137,6 +140,7 @@
         </w:rPr>
         <w:t>桃園市</w:t>
       </w:r>
+      <w:proofErr w:type="spellEnd"/>
       <w:r>
         <w:rPr>
           <w:rFonts w:eastAsia="Microsoft JhengHei"/>
@@ -153,8 +157,19 @@
             <w:sz w:val="20"/>
             <w:szCs w:val="20"/>
           </w:rPr>
-          <w:t>linkedin.com/in/asiahcrutchfield</w:t>
+          <w:t>linkedin.com/in/</w:t>
         </w:r>
+        <w:proofErr w:type="spellStart"/>
+        <w:r>
+          <w:rPr>
+            <w:rStyle w:val="Hyperlink"/>
+            <w:rFonts w:eastAsia="Microsoft JhengHei"/>
+            <w:sz w:val="20"/>
+            <w:szCs w:val="20"/>
+          </w:rPr>
+          <w:t>asiahcrutchfield</w:t>
+        </w:r>
+        <w:proofErr w:type="spellEnd"/>
       </w:hyperlink>
       <w:r>
         <w:rPr>
@@ -172,8 +187,19 @@
             <w:sz w:val="20"/>
             <w:szCs w:val="20"/>
           </w:rPr>
-          <w:t>github.com/asiahcrutchfield</w:t>
+          <w:t>github.com/</w:t>
         </w:r>
+        <w:proofErr w:type="spellStart"/>
+        <w:r>
+          <w:rPr>
+            <w:rStyle w:val="Hyperlink"/>
+            <w:rFonts w:eastAsia="Microsoft JhengHei"/>
+            <w:sz w:val="20"/>
+            <w:szCs w:val="20"/>
+          </w:rPr>
+          <w:t>asiahcrutchfield</w:t>
+        </w:r>
+        <w:proofErr w:type="spellEnd"/>
       </w:hyperlink>
     </w:p>
     <w:p>
@@ -196,6 +222,7 @@
           <w:szCs w:val="20"/>
         </w:rPr>
       </w:pPr>
+      <w:proofErr w:type="spellStart"/>
       <w:r>
         <w:rPr>
           <w:rFonts w:eastAsia="Microsoft JhengHei"/>
@@ -206,6 +233,7 @@
         </w:rPr>
         <w:t>資訊學程學生</w:t>
       </w:r>
+      <w:proofErr w:type="spellEnd"/>
       <w:r>
         <w:rPr>
           <w:rFonts w:eastAsia="Microsoft JhengHei"/>
@@ -216,6 +244,7 @@
         </w:rPr>
         <w:t xml:space="preserve"> | </w:t>
       </w:r>
+      <w:proofErr w:type="spellStart"/>
       <w:r>
         <w:rPr>
           <w:rFonts w:eastAsia="Microsoft JhengHei"/>
@@ -226,6 +255,7 @@
         </w:rPr>
         <w:t>軟體／工程實習申請者</w:t>
       </w:r>
+      <w:proofErr w:type="spellEnd"/>
     </w:p>
     <w:p>
       <w:pPr>
@@ -390,6 +420,7 @@
           <w:szCs w:val="20"/>
         </w:rPr>
       </w:pPr>
+      <w:proofErr w:type="spellStart"/>
       <w:r>
         <w:rPr>
           <w:rFonts w:eastAsia="Microsoft JhengHei"/>
@@ -399,6 +430,7 @@
         </w:rPr>
         <w:t>專案</w:t>
       </w:r>
+      <w:proofErr w:type="spellEnd"/>
     </w:p>
     <w:tbl>
       <w:tblPr>
@@ -534,7 +566,7 @@
                 <w:szCs w:val="20"/>
                 <w:lang w:eastAsia="zh-TW"/>
               </w:rPr>
-              <w:t>使用數位邏輯元件建置並模擬受</w:t>
+              <w:t>設計並模擬受</w:t>
             </w:r>
             <w:r>
               <w:rPr>
@@ -594,7 +626,7 @@
                 <w:szCs w:val="20"/>
                 <w:lang w:eastAsia="zh-TW"/>
               </w:rPr>
-              <w:t>，從二進位層級探索電腦架構。</w:t>
+              <w:t>，以分析系統層級的電腦架構。</w:t>
             </w:r>
           </w:p>
           <w:p>
@@ -681,18 +713,7 @@
                 <w:szCs w:val="20"/>
                 <w:lang w:eastAsia="zh-TW"/>
               </w:rPr>
-              <w:t>與程式計數器</w:t>
-            </w:r>
-            <w:r>
-              <w:rPr>
-                <w:rFonts w:eastAsia="Microsoft JhengHei"/>
-                <w:b/>
-                <w:bCs/>
-                <w:sz w:val="20"/>
-                <w:szCs w:val="20"/>
-                <w:lang w:eastAsia="zh-TW"/>
-              </w:rPr>
-              <w:t>.</w:t>
+              <w:t>與程式計數器。</w:t>
             </w:r>
           </w:p>
         </w:tc>
@@ -781,15 +802,7 @@
                 <w:sz w:val="20"/>
                 <w:szCs w:val="20"/>
               </w:rPr>
-              <w:t>2026</w:t>
-            </w:r>
-            <w:r>
-              <w:rPr>
-                <w:b/>
-                <w:sz w:val="20"/>
-                <w:szCs w:val="20"/>
-              </w:rPr>
-              <w:t xml:space="preserve"> </w:t>
+              <w:t xml:space="preserve">2026 </w:t>
             </w:r>
             <w:r>
               <w:rPr>
@@ -1010,15 +1023,7 @@
                 <w:sz w:val="20"/>
                 <w:szCs w:val="20"/>
               </w:rPr>
-              <w:t>202</w:t>
-            </w:r>
-            <w:r>
-              <w:rPr>
-                <w:b/>
-                <w:sz w:val="20"/>
-                <w:szCs w:val="20"/>
-              </w:rPr>
-              <w:t>6</w:t>
+              <w:t>2026</w:t>
             </w:r>
           </w:p>
         </w:tc>
@@ -1180,15 +1185,7 @@
                 <w:sz w:val="20"/>
                 <w:szCs w:val="20"/>
               </w:rPr>
-              <w:t>202</w:t>
-            </w:r>
-            <w:r>
-              <w:rPr>
-                <w:b/>
-                <w:sz w:val="20"/>
-                <w:szCs w:val="20"/>
-              </w:rPr>
-              <w:t xml:space="preserve">5 </w:t>
+              <w:t xml:space="preserve">2025 </w:t>
             </w:r>
             <w:r>
               <w:rPr>
@@ -1297,6 +1294,7 @@
           <w:szCs w:val="20"/>
         </w:rPr>
       </w:pPr>
+      <w:proofErr w:type="spellStart"/>
       <w:r>
         <w:rPr>
           <w:rFonts w:ascii="PMingLiU" w:eastAsia="Microsoft JhengHei" w:hAnsi="PMingLiU" w:cs="PMingLiU" w:hint="eastAsia"/>
@@ -1306,6 +1304,7 @@
         </w:rPr>
         <w:t>教育背景</w:t>
       </w:r>
+      <w:proofErr w:type="spellEnd"/>
     </w:p>
     <w:tbl>
       <w:tblPr>
@@ -1340,6 +1339,7 @@
                 <w:szCs w:val="20"/>
               </w:rPr>
             </w:pPr>
+            <w:proofErr w:type="spellStart"/>
             <w:r>
               <w:rPr>
                 <w:rFonts w:eastAsia="Microsoft JhengHei"/>
@@ -1349,6 +1349,7 @@
               </w:rPr>
               <w:t>元智大學</w:t>
             </w:r>
+            <w:proofErr w:type="spellEnd"/>
           </w:p>
         </w:tc>
         <w:tc>
@@ -1364,6 +1365,7 @@
                 <w:szCs w:val="20"/>
               </w:rPr>
             </w:pPr>
+            <w:proofErr w:type="spellStart"/>
             <w:r>
               <w:rPr>
                 <w:rFonts w:eastAsia="Microsoft JhengHei"/>
@@ -1373,6 +1375,7 @@
               </w:rPr>
               <w:t>預計</w:t>
             </w:r>
+            <w:proofErr w:type="spellEnd"/>
             <w:r>
               <w:rPr>
                 <w:rFonts w:eastAsia="Microsoft JhengHei"/>
@@ -1382,6 +1385,7 @@
               </w:rPr>
               <w:t xml:space="preserve"> 2028 </w:t>
             </w:r>
+            <w:proofErr w:type="spellStart"/>
             <w:r>
               <w:rPr>
                 <w:rFonts w:eastAsia="Microsoft JhengHei"/>
@@ -1391,6 +1395,7 @@
               </w:rPr>
               <w:t>畢業</w:t>
             </w:r>
+            <w:proofErr w:type="spellEnd"/>
           </w:p>
         </w:tc>
       </w:tr>
@@ -1412,6 +1417,7 @@
                 <w:szCs w:val="20"/>
               </w:rPr>
             </w:pPr>
+            <w:proofErr w:type="spellStart"/>
             <w:r>
               <w:rPr>
                 <w:rFonts w:eastAsia="Microsoft JhengHei"/>
@@ -1421,6 +1427,7 @@
               </w:rPr>
               <w:t>資訊學士</w:t>
             </w:r>
+            <w:proofErr w:type="spellEnd"/>
           </w:p>
         </w:tc>
         <w:tc>
@@ -1438,6 +1445,7 @@
                 <w:szCs w:val="20"/>
               </w:rPr>
             </w:pPr>
+            <w:proofErr w:type="spellStart"/>
             <w:r>
               <w:rPr>
                 <w:rFonts w:eastAsia="Microsoft JhengHei"/>
@@ -1447,6 +1455,7 @@
               </w:rPr>
               <w:t>台灣桃園市</w:t>
             </w:r>
+            <w:proofErr w:type="spellEnd"/>
           </w:p>
         </w:tc>
       </w:tr>
@@ -1462,6 +1471,7 @@
           <w:szCs w:val="20"/>
         </w:rPr>
       </w:pPr>
+      <w:proofErr w:type="spellStart"/>
       <w:r>
         <w:rPr>
           <w:rFonts w:eastAsia="Microsoft JhengHei"/>
@@ -1471,6 +1481,7 @@
         </w:rPr>
         <w:t>技術技能</w:t>
       </w:r>
+      <w:proofErr w:type="spellEnd"/>
     </w:p>
     <w:p>
       <w:pPr>
@@ -1485,6 +1496,7 @@
           <w:szCs w:val="20"/>
         </w:rPr>
       </w:pPr>
+      <w:proofErr w:type="spellStart"/>
       <w:r>
         <w:rPr>
           <w:rFonts w:eastAsia="Microsoft JhengHei"/>
@@ -1493,6 +1505,48 @@
         </w:rPr>
         <w:t>程式語言：</w:t>
       </w:r>
+      <w:r>
+        <w:rPr>
+          <w:rFonts w:eastAsia="Microsoft JhengHei"/>
+          <w:sz w:val="20"/>
+          <w:szCs w:val="20"/>
+        </w:rPr>
+        <w:t>Python</w:t>
+      </w:r>
+      <w:r>
+        <w:rPr>
+          <w:rFonts w:eastAsia="Microsoft JhengHei"/>
+          <w:sz w:val="20"/>
+          <w:szCs w:val="20"/>
+        </w:rPr>
+        <w:t>、</w:t>
+      </w:r>
+      <w:r>
+        <w:rPr>
+          <w:rFonts w:eastAsia="Microsoft JhengHei"/>
+          <w:sz w:val="20"/>
+          <w:szCs w:val="20"/>
+        </w:rPr>
+        <w:t>C</w:t>
+      </w:r>
+      <w:proofErr w:type="spellEnd"/>
+      <w:r>
+        <w:rPr>
+          <w:rFonts w:eastAsia="Microsoft JhengHei"/>
+          <w:sz w:val="20"/>
+          <w:szCs w:val="20"/>
+        </w:rPr>
+        <w:t>++</w:t>
+      </w:r>
+      <w:r>
+        <w:rPr>
+          <w:rFonts w:eastAsia="Microsoft JhengHei"/>
+          <w:sz w:val="20"/>
+          <w:szCs w:val="20"/>
+        </w:rPr>
+        <w:t>、</w:t>
+      </w:r>
+      <w:proofErr w:type="spellStart"/>
       <w:r>
         <w:rPr>
           <w:rFonts w:eastAsia="Microsoft JhengHei"/>
@@ -1517,78 +1571,7 @@
         </w:rPr>
         <w:t>TypeScript</w:t>
       </w:r>
-      <w:r>
-        <w:rPr>
-          <w:rFonts w:eastAsia="Microsoft JhengHei"/>
-          <w:sz w:val="20"/>
-          <w:szCs w:val="20"/>
-        </w:rPr>
-        <w:t>、</w:t>
-      </w:r>
-      <w:r>
-        <w:rPr>
-          <w:rFonts w:eastAsia="Microsoft JhengHei"/>
-          <w:sz w:val="20"/>
-          <w:szCs w:val="20"/>
-        </w:rPr>
-        <w:t>HTML</w:t>
-      </w:r>
-      <w:r>
-        <w:rPr>
-          <w:rFonts w:eastAsia="Microsoft JhengHei"/>
-          <w:sz w:val="20"/>
-          <w:szCs w:val="20"/>
-        </w:rPr>
-        <w:t>、</w:t>
-      </w:r>
-      <w:r>
-        <w:rPr>
-          <w:rFonts w:eastAsia="Microsoft JhengHei"/>
-          <w:sz w:val="20"/>
-          <w:szCs w:val="20"/>
-        </w:rPr>
-        <w:t>CSS</w:t>
-      </w:r>
-      <w:r>
-        <w:rPr>
-          <w:rFonts w:eastAsia="Microsoft JhengHei"/>
-          <w:sz w:val="20"/>
-          <w:szCs w:val="20"/>
-        </w:rPr>
-        <w:t>；</w:t>
-      </w:r>
-      <w:r>
-        <w:rPr>
-          <w:rFonts w:eastAsia="Microsoft JhengHei"/>
-          <w:sz w:val="20"/>
-          <w:szCs w:val="20"/>
-        </w:rPr>
-        <w:t xml:space="preserve">C++ </w:t>
-      </w:r>
-      <w:r>
-        <w:rPr>
-          <w:rFonts w:eastAsia="Microsoft JhengHei"/>
-          <w:sz w:val="20"/>
-          <w:szCs w:val="20"/>
-        </w:rPr>
-        <w:t>與</w:t>
-      </w:r>
-      <w:r>
-        <w:rPr>
-          <w:rFonts w:eastAsia="Microsoft JhengHei"/>
-          <w:sz w:val="20"/>
-          <w:szCs w:val="20"/>
-        </w:rPr>
-        <w:t xml:space="preserve"> Python</w:t>
-      </w:r>
-      <w:r>
-        <w:rPr>
-          <w:rFonts w:eastAsia="Microsoft JhengHei"/>
-          <w:sz w:val="20"/>
-          <w:szCs w:val="20"/>
-        </w:rPr>
-        <w:t>（課程／基礎）</w:t>
-      </w:r>
+      <w:proofErr w:type="spellEnd"/>
     </w:p>
     <w:p>
       <w:pPr>
@@ -1604,6 +1587,7 @@
           <w:lang w:eastAsia="zh-TW"/>
         </w:rPr>
       </w:pPr>
+      <w:proofErr w:type="spellStart"/>
       <w:r>
         <w:rPr>
           <w:rFonts w:eastAsia="Microsoft JhengHei"/>
@@ -1611,6 +1595,40 @@
           <w:szCs w:val="20"/>
         </w:rPr>
         <w:t>工具：</w:t>
+      </w:r>
+      <w:r>
+        <w:rPr>
+          <w:rFonts w:eastAsia="Microsoft JhengHei"/>
+          <w:sz w:val="20"/>
+          <w:szCs w:val="20"/>
+        </w:rPr>
+        <w:t>Digital</w:t>
+      </w:r>
+      <w:proofErr w:type="spellEnd"/>
+      <w:r>
+        <w:rPr>
+          <w:rFonts w:eastAsia="Microsoft JhengHei"/>
+          <w:sz w:val="20"/>
+          <w:szCs w:val="20"/>
+        </w:rPr>
+        <w:t xml:space="preserve"> Logic </w:t>
+      </w:r>
+      <w:proofErr w:type="spellStart"/>
+      <w:r>
+        <w:rPr>
+          <w:rFonts w:eastAsia="Microsoft JhengHei"/>
+          <w:sz w:val="20"/>
+          <w:szCs w:val="20"/>
+        </w:rPr>
+        <w:t>Simulator</w:t>
+      </w:r>
+      <w:r>
+        <w:rPr>
+          <w:rFonts w:eastAsia="Microsoft JhengHei"/>
+          <w:sz w:val="20"/>
+          <w:szCs w:val="20"/>
+        </w:rPr>
+        <w:t>、</w:t>
       </w:r>
       <w:r>
         <w:rPr>
@@ -1650,7 +1668,25 @@
           <w:sz w:val="20"/>
           <w:szCs w:val="20"/>
         </w:rPr>
-        <w:t>VS Code</w:t>
+        <w:t>VS</w:t>
+      </w:r>
+      <w:proofErr w:type="spellEnd"/>
+      <w:r>
+        <w:rPr>
+          <w:rFonts w:eastAsia="Microsoft JhengHei"/>
+          <w:sz w:val="20"/>
+          <w:szCs w:val="20"/>
+        </w:rPr>
+        <w:t xml:space="preserve"> </w:t>
+      </w:r>
+      <w:proofErr w:type="spellStart"/>
+      <w:r>
+        <w:rPr>
+          <w:rFonts w:eastAsia="Microsoft JhengHei"/>
+          <w:sz w:val="20"/>
+          <w:szCs w:val="20"/>
+        </w:rPr>
+        <w:t>Code</w:t>
       </w:r>
       <w:r>
         <w:rPr>
@@ -1668,54 +1704,7 @@
         </w:rPr>
         <w:t>Excel</w:t>
       </w:r>
-      <w:r>
-        <w:rPr>
-          <w:rFonts w:eastAsia="Microsoft JhengHei"/>
-          <w:sz w:val="20"/>
-          <w:szCs w:val="20"/>
-        </w:rPr>
-        <w:t>、</w:t>
-      </w:r>
-      <w:r>
-        <w:rPr>
-          <w:rFonts w:eastAsia="Microsoft JhengHei"/>
-          <w:sz w:val="20"/>
-          <w:szCs w:val="20"/>
-        </w:rPr>
-        <w:t>Windows</w:t>
-      </w:r>
-      <w:r>
-        <w:rPr>
-          <w:rFonts w:eastAsia="Microsoft JhengHei"/>
-          <w:sz w:val="20"/>
-          <w:szCs w:val="20"/>
-        </w:rPr>
-        <w:t>、</w:t>
-      </w:r>
-      <w:r>
-        <w:rPr>
-          <w:rFonts w:eastAsia="Microsoft JhengHei"/>
-          <w:sz w:val="20"/>
-          <w:szCs w:val="20"/>
-        </w:rPr>
-        <w:t>macOS</w:t>
-      </w:r>
-      <w:r>
-        <w:rPr>
-          <w:rFonts w:eastAsia="Microsoft JhengHei"/>
-          <w:sz w:val="20"/>
-          <w:szCs w:val="20"/>
-        </w:rPr>
-        <w:t>、</w:t>
-      </w:r>
-      <w:r>
-        <w:rPr>
-          <w:rFonts w:eastAsia="Microsoft JhengHei"/>
-          <w:sz w:val="20"/>
-          <w:szCs w:val="20"/>
-        </w:rPr>
-        <w:t>Vite, Digital</w:t>
-      </w:r>
+      <w:proofErr w:type="spellEnd"/>
     </w:p>
     <w:p>
       <w:pPr>
@@ -1739,7 +1728,7 @@
           <w:szCs w:val="20"/>
           <w:lang w:eastAsia="zh-TW"/>
         </w:rPr>
-        <w:t>技術領域：前端開發、</w:t>
+        <w:t>核心能力</w:t>
       </w:r>
       <w:r>
         <w:rPr>
@@ -1748,7 +1737,7 @@
           <w:szCs w:val="20"/>
           <w:lang w:eastAsia="zh-TW"/>
         </w:rPr>
-        <w:t>JSON</w:t>
+        <w:t>：</w:t>
       </w:r>
       <w:r>
         <w:rPr>
@@ -1757,7 +1746,7 @@
           <w:szCs w:val="20"/>
           <w:lang w:eastAsia="zh-TW"/>
         </w:rPr>
-        <w:t>／資料流程、電腦架構、</w:t>
+        <w:t>前端開發、電腦架構、邏輯驗證、系統除錯、</w:t>
       </w:r>
       <w:r>
         <w:rPr>
@@ -1775,16 +1764,7 @@
           <w:szCs w:val="20"/>
           <w:lang w:eastAsia="zh-TW"/>
         </w:rPr>
-        <w:t>／測試</w:t>
-      </w:r>
-      <w:r>
-        <w:rPr>
-          <w:rFonts w:eastAsia="Microsoft JhengHei"/>
-          <w:sz w:val="20"/>
-          <w:szCs w:val="20"/>
-          <w:lang w:eastAsia="zh-TW"/>
-        </w:rPr>
-        <w:t>、</w:t>
+        <w:t>／測試、</w:t>
       </w:r>
       <w:r>
         <w:rPr>
@@ -1807,6 +1787,7 @@
           <w:szCs w:val="20"/>
         </w:rPr>
       </w:pPr>
+      <w:proofErr w:type="spellStart"/>
       <w:r>
         <w:rPr>
           <w:rFonts w:eastAsia="Microsoft JhengHei"/>
@@ -1816,6 +1797,7 @@
         </w:rPr>
         <w:t>工作經驗</w:t>
       </w:r>
+      <w:proofErr w:type="spellEnd"/>
     </w:p>
     <w:tbl>
       <w:tblPr>
@@ -1916,6 +1898,7 @@
               </w:rPr>
               <w:t xml:space="preserve">IT </w:t>
             </w:r>
+            <w:proofErr w:type="spellStart"/>
             <w:r>
               <w:rPr>
                 <w:rFonts w:eastAsia="Microsoft JhengHei"/>
@@ -1925,6 +1908,7 @@
               </w:rPr>
               <w:t>專員</w:t>
             </w:r>
+            <w:proofErr w:type="spellEnd"/>
           </w:p>
         </w:tc>
         <w:tc>
@@ -2186,6 +2170,7 @@
           <w:szCs w:val="20"/>
         </w:rPr>
       </w:pPr>
+      <w:proofErr w:type="spellStart"/>
       <w:r>
         <w:rPr>
           <w:rFonts w:eastAsia="Microsoft JhengHei"/>
@@ -2195,6 +2180,7 @@
         </w:rPr>
         <w:t>其他經驗</w:t>
       </w:r>
+      <w:proofErr w:type="spellEnd"/>
       <w:r>
         <w:rPr>
           <w:rFonts w:eastAsia="Microsoft JhengHei"/>
@@ -2267,6 +2253,7 @@
               </w:rPr>
               <w:t xml:space="preserve">Pontchartrain Partners — </w:t>
             </w:r>
+            <w:proofErr w:type="spellStart"/>
             <w:r>
               <w:rPr>
                 <w:rFonts w:eastAsia="Microsoft JhengHei"/>
@@ -2275,6 +2262,7 @@
               </w:rPr>
               <w:t>設施維護專員</w:t>
             </w:r>
+            <w:proofErr w:type="spellEnd"/>
           </w:p>
         </w:tc>
         <w:tc>
@@ -2334,6 +2322,7 @@
               </w:rPr>
               <w:t xml:space="preserve">Canal Street Veterinary Hospital — </w:t>
             </w:r>
+            <w:proofErr w:type="spellStart"/>
             <w:r>
               <w:rPr>
                 <w:rFonts w:eastAsia="Microsoft JhengHei"/>
@@ -2342,6 +2331,7 @@
               </w:rPr>
               <w:t>獸醫助理</w:t>
             </w:r>
+            <w:proofErr w:type="spellEnd"/>
             <w:r>
               <w:rPr>
                 <w:rFonts w:eastAsia="Microsoft JhengHei"/>
@@ -2391,6 +2381,7 @@
           <w:szCs w:val="20"/>
         </w:rPr>
       </w:pPr>
+      <w:proofErr w:type="spellStart"/>
       <w:r>
         <w:rPr>
           <w:rFonts w:eastAsia="Microsoft JhengHei"/>
@@ -2400,6 +2391,7 @@
         </w:rPr>
         <w:t>證照與語言</w:t>
       </w:r>
+      <w:proofErr w:type="spellEnd"/>
     </w:p>
     <w:p>
       <w:pPr>

--- a/docs/Asiah_Crutchfield_Resume_ZH.docx
+++ b/docs/Asiah_Crutchfield_Resume_ZH.docx
@@ -218,11 +218,32 @@
           <w:rFonts w:eastAsia="Microsoft JhengHei"/>
           <w:b/>
           <w:i/>
+          <w:sz w:val="10"/>
+          <w:szCs w:val="10"/>
+        </w:rPr>
+      </w:pPr>
+    </w:p>
+    <w:p>
+      <w:pPr>
+        <w:widowControl w:val="0"/>
+        <w:pBdr>
+          <w:top w:val="nil"/>
+          <w:left w:val="nil"/>
+          <w:bottom w:val="nil"/>
+          <w:right w:val="nil"/>
+          <w:between w:val="nil"/>
+        </w:pBdr>
+        <w:spacing w:after="0" w:line="240" w:lineRule="auto"/>
+        <w:jc w:val="center"/>
+        <w:rPr>
+          <w:rFonts w:eastAsia="Microsoft JhengHei"/>
+          <w:b/>
+          <w:i/>
           <w:sz w:val="20"/>
           <w:szCs w:val="20"/>
+          <w:lang w:eastAsia="zh-TW"/>
         </w:rPr>
       </w:pPr>
-      <w:proofErr w:type="spellStart"/>
       <w:r>
         <w:rPr>
           <w:rFonts w:eastAsia="Microsoft JhengHei"/>
@@ -230,10 +251,10 @@
           <w:i/>
           <w:sz w:val="20"/>
           <w:szCs w:val="20"/>
+          <w:lang w:eastAsia="zh-TW"/>
         </w:rPr>
         <w:t>資訊學程學生</w:t>
       </w:r>
-      <w:proofErr w:type="spellEnd"/>
       <w:r>
         <w:rPr>
           <w:rFonts w:eastAsia="Microsoft JhengHei"/>
@@ -241,10 +262,10 @@
           <w:i/>
           <w:sz w:val="20"/>
           <w:szCs w:val="20"/>
+          <w:lang w:eastAsia="zh-TW"/>
         </w:rPr>
         <w:t xml:space="preserve"> | </w:t>
       </w:r>
-      <w:proofErr w:type="spellStart"/>
       <w:r>
         <w:rPr>
           <w:rFonts w:eastAsia="Microsoft JhengHei"/>
@@ -252,14 +273,17 @@
           <w:i/>
           <w:sz w:val="20"/>
           <w:szCs w:val="20"/>
+          <w:lang w:eastAsia="zh-TW"/>
         </w:rPr>
         <w:t>軟體／工程實習申請者</w:t>
       </w:r>
-      <w:proofErr w:type="spellEnd"/>
     </w:p>
     <w:p>
       <w:pPr>
-        <w:spacing w:after="60" w:line="240" w:lineRule="auto"/>
+        <w:pBdr>
+          <w:bottom w:val="single" w:sz="6" w:space="1" w:color="000000"/>
+        </w:pBdr>
+        <w:spacing w:after="0" w:line="240" w:lineRule="auto"/>
         <w:jc w:val="center"/>
         <w:rPr>
           <w:rFonts w:eastAsia="Microsoft JhengHei"/>
@@ -302,7 +326,7 @@
           <w:szCs w:val="20"/>
           <w:lang w:eastAsia="zh-TW"/>
         </w:rPr>
-        <w:t xml:space="preserve"> | IT </w:t>
+        <w:t xml:space="preserve"> | </w:t>
       </w:r>
       <w:r>
         <w:rPr>
@@ -311,7 +335,7 @@
           <w:szCs w:val="20"/>
           <w:lang w:eastAsia="zh-TW"/>
         </w:rPr>
-        <w:t>支援</w:t>
+        <w:t>系統除錯</w:t>
       </w:r>
       <w:r>
         <w:rPr>
@@ -331,31 +355,13 @@
         </w:rPr>
         <w:t>／測試</w:t>
       </w:r>
-      <w:r>
-        <w:rPr>
-          <w:rFonts w:eastAsia="Microsoft JhengHei"/>
-          <w:sz w:val="20"/>
-          <w:szCs w:val="20"/>
-          <w:lang w:eastAsia="zh-TW"/>
-        </w:rPr>
-        <w:t>|</w:t>
-      </w:r>
-      <w:r>
-        <w:rPr>
-          <w:rFonts w:eastAsia="Microsoft JhengHei"/>
-          <w:sz w:val="20"/>
-          <w:szCs w:val="20"/>
-          <w:lang w:eastAsia="zh-TW"/>
-        </w:rPr>
-        <w:t>AI</w:t>
-      </w:r>
     </w:p>
     <w:p>
       <w:pPr>
         <w:pBdr>
           <w:bottom w:val="single" w:sz="6" w:space="1" w:color="000000"/>
         </w:pBdr>
-        <w:spacing w:before="80" w:after="0" w:line="240" w:lineRule="auto"/>
+        <w:spacing w:after="0" w:line="240" w:lineRule="auto"/>
         <w:rPr>
           <w:rFonts w:eastAsia="Microsoft JhengHei"/>
           <w:sz w:val="20"/>
@@ -434,30 +440,23 @@
     </w:p>
     <w:tbl>
       <w:tblPr>
-        <w:tblW w:w="11106" w:type="dxa"/>
+        <w:tblW w:w="10799" w:type="dxa"/>
         <w:jc w:val="center"/>
-        <w:tblBorders>
-          <w:top w:val="nil"/>
-          <w:left w:val="nil"/>
-          <w:bottom w:val="nil"/>
-          <w:right w:val="nil"/>
-          <w:insideH w:val="nil"/>
-          <w:insideV w:val="nil"/>
-        </w:tblBorders>
         <w:tblLayout w:type="fixed"/>
         <w:tblLook w:val="04A0" w:firstRow="1" w:lastRow="0" w:firstColumn="1" w:lastColumn="0" w:noHBand="0" w:noVBand="1"/>
       </w:tblPr>
       <w:tblGrid>
-        <w:gridCol w:w="8226"/>
-        <w:gridCol w:w="2880"/>
+        <w:gridCol w:w="4120"/>
+        <w:gridCol w:w="6679"/>
       </w:tblGrid>
       <w:tr>
         <w:trPr>
+          <w:trHeight w:val="345"/>
           <w:jc w:val="center"/>
         </w:trPr>
         <w:tc>
           <w:tcPr>
-            <w:tcW w:w="8226" w:type="dxa"/>
+            <w:tcW w:w="4120" w:type="dxa"/>
           </w:tcPr>
           <w:p>
             <w:pPr>
@@ -516,217 +515,20 @@
               <w:t>架構與模擬</w:t>
             </w:r>
           </w:p>
-          <w:p>
-            <w:pPr>
-              <w:spacing w:after="0" w:line="240" w:lineRule="auto"/>
-              <w:rPr>
-                <w:rFonts w:eastAsia="Microsoft JhengHei"/>
-                <w:bCs/>
-                <w:i/>
-                <w:iCs/>
-                <w:sz w:val="20"/>
-                <w:szCs w:val="20"/>
-                <w:lang w:eastAsia="zh-TW"/>
-              </w:rPr>
-            </w:pPr>
-            <w:r>
-              <w:rPr>
-                <w:rFonts w:eastAsia="Microsoft JhengHei"/>
-                <w:bCs/>
-                <w:i/>
-                <w:iCs/>
-                <w:sz w:val="20"/>
-                <w:szCs w:val="20"/>
-                <w:lang w:eastAsia="zh-TW"/>
-              </w:rPr>
-              <w:t>自主電腦架構專案</w:t>
-            </w:r>
-          </w:p>
-          <w:p>
-            <w:pPr>
-              <w:pStyle w:val="ListParagraph"/>
-              <w:numPr>
-                <w:ilvl w:val="0"/>
-                <w:numId w:val="15"/>
-              </w:numPr>
-              <w:spacing w:after="0" w:line="240" w:lineRule="auto"/>
-              <w:rPr>
-                <w:rFonts w:eastAsia="Microsoft JhengHei"/>
-                <w:bCs/>
-                <w:sz w:val="20"/>
-                <w:szCs w:val="20"/>
-                <w:lang w:eastAsia="zh-TW"/>
-              </w:rPr>
-            </w:pPr>
-            <w:r>
-              <w:rPr>
-                <w:rFonts w:eastAsia="Microsoft JhengHei"/>
-                <w:bCs/>
-                <w:sz w:val="20"/>
-                <w:szCs w:val="20"/>
-                <w:lang w:eastAsia="zh-TW"/>
-              </w:rPr>
-              <w:t>設計並模擬受</w:t>
-            </w:r>
-            <w:r>
-              <w:rPr>
-                <w:rFonts w:eastAsia="Microsoft JhengHei"/>
-                <w:bCs/>
-                <w:sz w:val="20"/>
-                <w:szCs w:val="20"/>
-                <w:lang w:eastAsia="zh-TW"/>
-              </w:rPr>
-              <w:t xml:space="preserve"> SAP-1 </w:t>
-            </w:r>
-            <w:r>
-              <w:rPr>
-                <w:rFonts w:eastAsia="Microsoft JhengHei"/>
-                <w:bCs/>
-                <w:sz w:val="20"/>
-                <w:szCs w:val="20"/>
-                <w:lang w:eastAsia="zh-TW"/>
-              </w:rPr>
-              <w:t>啟發的</w:t>
-            </w:r>
-            <w:r>
-              <w:rPr>
-                <w:rFonts w:eastAsia="Microsoft JhengHei"/>
-                <w:bCs/>
-                <w:sz w:val="20"/>
-                <w:szCs w:val="20"/>
-                <w:lang w:eastAsia="zh-TW"/>
-              </w:rPr>
-              <w:t xml:space="preserve"> 8 </w:t>
-            </w:r>
-            <w:r>
-              <w:rPr>
-                <w:rFonts w:eastAsia="Microsoft JhengHei"/>
-                <w:bCs/>
-                <w:sz w:val="20"/>
-                <w:szCs w:val="20"/>
-                <w:lang w:eastAsia="zh-TW"/>
-              </w:rPr>
-              <w:t>位元</w:t>
-            </w:r>
-            <w:r>
-              <w:rPr>
-                <w:rFonts w:eastAsia="Microsoft JhengHei"/>
-                <w:bCs/>
-                <w:sz w:val="20"/>
-                <w:szCs w:val="20"/>
-                <w:lang w:eastAsia="zh-TW"/>
-              </w:rPr>
-              <w:t xml:space="preserve"> CPU</w:t>
-            </w:r>
-            <w:r>
-              <w:rPr>
-                <w:rFonts w:eastAsia="Microsoft JhengHei"/>
-                <w:bCs/>
-                <w:sz w:val="20"/>
-                <w:szCs w:val="20"/>
-                <w:lang w:eastAsia="zh-TW"/>
-              </w:rPr>
-              <w:t>，以分析系統層級的電腦架構。</w:t>
-            </w:r>
-          </w:p>
-          <w:p>
-            <w:pPr>
-              <w:pStyle w:val="ListParagraph"/>
-              <w:numPr>
-                <w:ilvl w:val="0"/>
-                <w:numId w:val="15"/>
-              </w:numPr>
-              <w:spacing w:after="0" w:line="240" w:lineRule="auto"/>
-              <w:rPr>
-                <w:rFonts w:eastAsia="Microsoft JhengHei"/>
-                <w:bCs/>
-                <w:sz w:val="20"/>
-                <w:szCs w:val="20"/>
-                <w:lang w:eastAsia="zh-TW"/>
-              </w:rPr>
-            </w:pPr>
-            <w:r>
-              <w:rPr>
-                <w:rFonts w:eastAsia="Microsoft JhengHei"/>
-                <w:bCs/>
-                <w:sz w:val="20"/>
-                <w:szCs w:val="20"/>
-                <w:lang w:eastAsia="zh-TW"/>
-              </w:rPr>
-              <w:t>實作支援二進位加減法的</w:t>
-            </w:r>
-            <w:r>
-              <w:rPr>
-                <w:rFonts w:eastAsia="Microsoft JhengHei"/>
-                <w:bCs/>
-                <w:sz w:val="20"/>
-                <w:szCs w:val="20"/>
-                <w:lang w:eastAsia="zh-TW"/>
-              </w:rPr>
-              <w:t xml:space="preserve"> 8 </w:t>
-            </w:r>
-            <w:r>
-              <w:rPr>
-                <w:rFonts w:eastAsia="Microsoft JhengHei"/>
-                <w:bCs/>
-                <w:sz w:val="20"/>
-                <w:szCs w:val="20"/>
-                <w:lang w:eastAsia="zh-TW"/>
-              </w:rPr>
-              <w:t>位元</w:t>
-            </w:r>
-            <w:r>
-              <w:rPr>
-                <w:rFonts w:eastAsia="Microsoft JhengHei"/>
-                <w:bCs/>
-                <w:sz w:val="20"/>
-                <w:szCs w:val="20"/>
-                <w:lang w:eastAsia="zh-TW"/>
-              </w:rPr>
-              <w:t xml:space="preserve"> ALU</w:t>
-            </w:r>
-            <w:r>
-              <w:rPr>
-                <w:rFonts w:eastAsia="Microsoft JhengHei"/>
-                <w:bCs/>
-                <w:sz w:val="20"/>
-                <w:szCs w:val="20"/>
-                <w:lang w:eastAsia="zh-TW"/>
-              </w:rPr>
-              <w:t>，以及使用鎖存器與正反器構成的暫存器、</w:t>
-            </w:r>
-            <w:r>
-              <w:rPr>
-                <w:rFonts w:eastAsia="Microsoft JhengHei"/>
-                <w:bCs/>
-                <w:sz w:val="20"/>
-                <w:szCs w:val="20"/>
-                <w:lang w:eastAsia="zh-TW"/>
-              </w:rPr>
-              <w:t xml:space="preserve">RAM </w:t>
-            </w:r>
-            <w:r>
-              <w:rPr>
-                <w:rFonts w:eastAsia="Microsoft JhengHei"/>
-                <w:bCs/>
-                <w:sz w:val="20"/>
-                <w:szCs w:val="20"/>
-                <w:lang w:eastAsia="zh-TW"/>
-              </w:rPr>
-              <w:t>與程式計數器。</w:t>
-            </w:r>
-          </w:p>
         </w:tc>
         <w:tc>
           <w:tcPr>
-            <w:tcW w:w="2880" w:type="dxa"/>
+            <w:tcW w:w="6679" w:type="dxa"/>
           </w:tcPr>
           <w:p>
             <w:pPr>
               <w:spacing w:after="0" w:line="240" w:lineRule="auto"/>
               <w:jc w:val="right"/>
               <w:rPr>
-                <w:b/>
+                <w:rFonts w:eastAsia="Microsoft JhengHei"/>
+                <w:bCs/>
+                <w:i/>
+                <w:iCs/>
                 <w:sz w:val="20"/>
                 <w:szCs w:val="20"/>
                 <w:lang w:eastAsia="zh-TW"/>
@@ -758,11 +560,247 @@
       </w:tr>
       <w:tr>
         <w:trPr>
+          <w:trHeight w:val="345"/>
           <w:jc w:val="center"/>
         </w:trPr>
         <w:tc>
           <w:tcPr>
-            <w:tcW w:w="8226" w:type="dxa"/>
+            <w:tcW w:w="4120" w:type="dxa"/>
+          </w:tcPr>
+          <w:p>
+            <w:pPr>
+              <w:spacing w:after="0" w:line="240" w:lineRule="auto"/>
+              <w:rPr>
+                <w:rFonts w:eastAsia="Microsoft JhengHei"/>
+                <w:b/>
+                <w:bCs/>
+                <w:sz w:val="20"/>
+                <w:szCs w:val="20"/>
+                <w:lang w:eastAsia="zh-TW"/>
+              </w:rPr>
+            </w:pPr>
+            <w:r>
+              <w:rPr>
+                <w:rFonts w:eastAsia="Microsoft JhengHei"/>
+                <w:bCs/>
+                <w:i/>
+                <w:iCs/>
+                <w:sz w:val="20"/>
+                <w:szCs w:val="20"/>
+                <w:lang w:eastAsia="zh-TW"/>
+              </w:rPr>
+              <w:t>自主電腦架構專案</w:t>
+            </w:r>
+          </w:p>
+        </w:tc>
+        <w:tc>
+          <w:tcPr>
+            <w:tcW w:w="6679" w:type="dxa"/>
+          </w:tcPr>
+          <w:p>
+            <w:pPr>
+              <w:spacing w:after="0" w:line="240" w:lineRule="auto"/>
+              <w:rPr>
+                <w:rFonts w:eastAsia="Microsoft JhengHei"/>
+                <w:b/>
+                <w:bCs/>
+                <w:sz w:val="20"/>
+                <w:szCs w:val="20"/>
+                <w:lang w:eastAsia="zh-TW"/>
+              </w:rPr>
+            </w:pPr>
+          </w:p>
+        </w:tc>
+      </w:tr>
+    </w:tbl>
+    <w:p>
+      <w:pPr>
+        <w:pStyle w:val="ListParagraph"/>
+        <w:numPr>
+          <w:ilvl w:val="0"/>
+          <w:numId w:val="15"/>
+        </w:numPr>
+        <w:spacing w:after="0" w:line="240" w:lineRule="auto"/>
+        <w:rPr>
+          <w:rFonts w:eastAsia="Microsoft JhengHei"/>
+          <w:bCs/>
+          <w:sz w:val="20"/>
+          <w:szCs w:val="20"/>
+          <w:lang w:eastAsia="zh-TW"/>
+        </w:rPr>
+      </w:pPr>
+      <w:r>
+        <w:rPr>
+          <w:rFonts w:eastAsia="Microsoft JhengHei"/>
+          <w:bCs/>
+          <w:sz w:val="20"/>
+          <w:szCs w:val="20"/>
+          <w:lang w:eastAsia="zh-TW"/>
+        </w:rPr>
+        <w:t>建置並模擬受</w:t>
+      </w:r>
+      <w:r>
+        <w:rPr>
+          <w:rFonts w:eastAsia="Microsoft JhengHei"/>
+          <w:bCs/>
+          <w:sz w:val="20"/>
+          <w:szCs w:val="20"/>
+          <w:lang w:eastAsia="zh-TW"/>
+        </w:rPr>
+        <w:t xml:space="preserve"> SAP-1 </w:t>
+      </w:r>
+      <w:r>
+        <w:rPr>
+          <w:rFonts w:eastAsia="Microsoft JhengHei"/>
+          <w:bCs/>
+          <w:sz w:val="20"/>
+          <w:szCs w:val="20"/>
+          <w:lang w:eastAsia="zh-TW"/>
+        </w:rPr>
+        <w:t>啟發的</w:t>
+      </w:r>
+      <w:r>
+        <w:rPr>
+          <w:rFonts w:eastAsia="Microsoft JhengHei"/>
+          <w:bCs/>
+          <w:sz w:val="20"/>
+          <w:szCs w:val="20"/>
+          <w:lang w:eastAsia="zh-TW"/>
+        </w:rPr>
+        <w:t xml:space="preserve"> 8 </w:t>
+      </w:r>
+      <w:r>
+        <w:rPr>
+          <w:rFonts w:eastAsia="Microsoft JhengHei"/>
+          <w:bCs/>
+          <w:sz w:val="20"/>
+          <w:szCs w:val="20"/>
+          <w:lang w:eastAsia="zh-TW"/>
+        </w:rPr>
+        <w:t>位元</w:t>
+      </w:r>
+      <w:r>
+        <w:rPr>
+          <w:rFonts w:eastAsia="Microsoft JhengHei"/>
+          <w:bCs/>
+          <w:sz w:val="20"/>
+          <w:szCs w:val="20"/>
+          <w:lang w:eastAsia="zh-TW"/>
+        </w:rPr>
+        <w:t xml:space="preserve"> CPU</w:t>
+      </w:r>
+      <w:r>
+        <w:rPr>
+          <w:rFonts w:eastAsia="Microsoft JhengHei"/>
+          <w:bCs/>
+          <w:sz w:val="20"/>
+          <w:szCs w:val="20"/>
+          <w:lang w:eastAsia="zh-TW"/>
+        </w:rPr>
+        <w:t>，以分析系統層級的電腦架構。</w:t>
+      </w:r>
+    </w:p>
+    <w:p>
+      <w:pPr>
+        <w:pStyle w:val="ListParagraph"/>
+        <w:numPr>
+          <w:ilvl w:val="0"/>
+          <w:numId w:val="15"/>
+        </w:numPr>
+        <w:spacing w:after="0"/>
+        <w:rPr>
+          <w:lang w:eastAsia="zh-TW"/>
+        </w:rPr>
+      </w:pPr>
+      <w:r>
+        <w:rPr>
+          <w:rFonts w:eastAsia="Microsoft JhengHei"/>
+          <w:bCs/>
+          <w:sz w:val="20"/>
+          <w:szCs w:val="20"/>
+          <w:lang w:eastAsia="zh-TW"/>
+        </w:rPr>
+        <w:t>實作支援二進位加減法的</w:t>
+      </w:r>
+      <w:r>
+        <w:rPr>
+          <w:rFonts w:eastAsia="Microsoft JhengHei"/>
+          <w:bCs/>
+          <w:sz w:val="20"/>
+          <w:szCs w:val="20"/>
+          <w:lang w:eastAsia="zh-TW"/>
+        </w:rPr>
+        <w:t xml:space="preserve"> 8 </w:t>
+      </w:r>
+      <w:r>
+        <w:rPr>
+          <w:rFonts w:eastAsia="Microsoft JhengHei"/>
+          <w:bCs/>
+          <w:sz w:val="20"/>
+          <w:szCs w:val="20"/>
+          <w:lang w:eastAsia="zh-TW"/>
+        </w:rPr>
+        <w:t>位元</w:t>
+      </w:r>
+      <w:r>
+        <w:rPr>
+          <w:rFonts w:eastAsia="Microsoft JhengHei"/>
+          <w:bCs/>
+          <w:sz w:val="20"/>
+          <w:szCs w:val="20"/>
+          <w:lang w:eastAsia="zh-TW"/>
+        </w:rPr>
+        <w:t xml:space="preserve"> ALU</w:t>
+      </w:r>
+      <w:r>
+        <w:rPr>
+          <w:rFonts w:eastAsia="Microsoft JhengHei"/>
+          <w:bCs/>
+          <w:sz w:val="20"/>
+          <w:szCs w:val="20"/>
+          <w:lang w:eastAsia="zh-TW"/>
+        </w:rPr>
+        <w:t>，以及使用鎖存器與正反器構成的暫存器、</w:t>
+      </w:r>
+      <w:r>
+        <w:rPr>
+          <w:rFonts w:eastAsia="Microsoft JhengHei"/>
+          <w:bCs/>
+          <w:sz w:val="20"/>
+          <w:szCs w:val="20"/>
+          <w:lang w:eastAsia="zh-TW"/>
+        </w:rPr>
+        <w:t xml:space="preserve">RAM </w:t>
+      </w:r>
+      <w:r>
+        <w:rPr>
+          <w:rFonts w:eastAsia="Microsoft JhengHei"/>
+          <w:bCs/>
+          <w:sz w:val="20"/>
+          <w:szCs w:val="20"/>
+          <w:lang w:eastAsia="zh-TW"/>
+        </w:rPr>
+        <w:t>與程式計數器。</w:t>
+      </w:r>
+    </w:p>
+    <w:tbl>
+      <w:tblPr>
+        <w:tblW w:w="10751" w:type="dxa"/>
+        <w:jc w:val="center"/>
+        <w:tblLayout w:type="fixed"/>
+        <w:tblLook w:val="04A0" w:firstRow="1" w:lastRow="0" w:firstColumn="1" w:lastColumn="0" w:noHBand="0" w:noVBand="1"/>
+      </w:tblPr>
+      <w:tblGrid>
+        <w:gridCol w:w="7871"/>
+        <w:gridCol w:w="2880"/>
+      </w:tblGrid>
+      <w:tr>
+        <w:trPr>
+          <w:jc w:val="center"/>
+        </w:trPr>
+        <w:tc>
+          <w:tcPr>
+            <w:tcW w:w="7871" w:type="dxa"/>
           </w:tcPr>
           <w:p>
             <w:pPr>
@@ -834,7 +872,7 @@
         </w:trPr>
         <w:tc>
           <w:tcPr>
-            <w:tcW w:w="8226" w:type="dxa"/>
+            <w:tcW w:w="7871" w:type="dxa"/>
           </w:tcPr>
           <w:p>
             <w:pPr>
@@ -960,21 +998,13 @@
     </w:p>
     <w:tbl>
       <w:tblPr>
-        <w:tblW w:w="11106" w:type="dxa"/>
+        <w:tblW w:w="10725" w:type="dxa"/>
         <w:jc w:val="center"/>
-        <w:tblBorders>
-          <w:top w:val="nil"/>
-          <w:left w:val="nil"/>
-          <w:bottom w:val="nil"/>
-          <w:right w:val="nil"/>
-          <w:insideH w:val="nil"/>
-          <w:insideV w:val="nil"/>
-        </w:tblBorders>
         <w:tblLayout w:type="fixed"/>
         <w:tblLook w:val="04A0" w:firstRow="1" w:lastRow="0" w:firstColumn="1" w:lastColumn="0" w:noHBand="0" w:noVBand="1"/>
       </w:tblPr>
       <w:tblGrid>
-        <w:gridCol w:w="8226"/>
+        <w:gridCol w:w="7845"/>
         <w:gridCol w:w="2880"/>
       </w:tblGrid>
       <w:tr>
@@ -983,7 +1013,7 @@
         </w:trPr>
         <w:tc>
           <w:tcPr>
-            <w:tcW w:w="8226" w:type="dxa"/>
+            <w:tcW w:w="7845" w:type="dxa"/>
           </w:tcPr>
           <w:p>
             <w:pPr>
@@ -1034,7 +1064,7 @@
         </w:trPr>
         <w:tc>
           <w:tcPr>
-            <w:tcW w:w="8226" w:type="dxa"/>
+            <w:tcW w:w="7845" w:type="dxa"/>
           </w:tcPr>
           <w:p>
             <w:pPr>
@@ -1120,21 +1150,13 @@
     </w:p>
     <w:tbl>
       <w:tblPr>
-        <w:tblW w:w="11106" w:type="dxa"/>
+        <w:tblW w:w="10703" w:type="dxa"/>
         <w:jc w:val="center"/>
-        <w:tblBorders>
-          <w:top w:val="nil"/>
-          <w:left w:val="nil"/>
-          <w:bottom w:val="nil"/>
-          <w:right w:val="nil"/>
-          <w:insideH w:val="nil"/>
-          <w:insideV w:val="nil"/>
-        </w:tblBorders>
         <w:tblLayout w:type="fixed"/>
         <w:tblLook w:val="04A0" w:firstRow="1" w:lastRow="0" w:firstColumn="1" w:lastColumn="0" w:noHBand="0" w:noVBand="1"/>
       </w:tblPr>
       <w:tblGrid>
-        <w:gridCol w:w="8226"/>
+        <w:gridCol w:w="7823"/>
         <w:gridCol w:w="2880"/>
       </w:tblGrid>
       <w:tr>
@@ -1143,7 +1165,7 @@
         </w:trPr>
         <w:tc>
           <w:tcPr>
-            <w:tcW w:w="8226" w:type="dxa"/>
+            <w:tcW w:w="7823" w:type="dxa"/>
           </w:tcPr>
           <w:p>
             <w:pPr>
@@ -1217,7 +1239,7 @@
         </w:trPr>
         <w:tc>
           <w:tcPr>
-            <w:tcW w:w="8226" w:type="dxa"/>
+            <w:tcW w:w="7823" w:type="dxa"/>
           </w:tcPr>
           <w:p>
             <w:pPr>
@@ -1801,32 +1823,25 @@
     </w:p>
     <w:tbl>
       <w:tblPr>
-        <w:tblW w:w="10966" w:type="dxa"/>
+        <w:tblW w:w="10973" w:type="dxa"/>
         <w:jc w:val="center"/>
-        <w:tblBorders>
-          <w:top w:val="nil"/>
-          <w:left w:val="nil"/>
-          <w:bottom w:val="nil"/>
-          <w:right w:val="nil"/>
-          <w:insideH w:val="nil"/>
-          <w:insideV w:val="nil"/>
-        </w:tblBorders>
         <w:tblLayout w:type="fixed"/>
         <w:tblLook w:val="04A0" w:firstRow="1" w:lastRow="0" w:firstColumn="1" w:lastColumn="0" w:noHBand="0" w:noVBand="1"/>
       </w:tblPr>
       <w:tblGrid>
         <w:gridCol w:w="7823"/>
-        <w:gridCol w:w="542"/>
-        <w:gridCol w:w="2601"/>
+        <w:gridCol w:w="3143"/>
+        <w:gridCol w:w="7"/>
       </w:tblGrid>
       <w:tr>
         <w:trPr>
+          <w:gridAfter w:val="1"/>
+          <w:wAfter w:w="7" w:type="dxa"/>
           <w:jc w:val="center"/>
         </w:trPr>
         <w:tc>
           <w:tcPr>
-            <w:tcW w:w="8365" w:type="dxa"/>
-            <w:gridSpan w:val="2"/>
+            <w:tcW w:w="7823" w:type="dxa"/>
           </w:tcPr>
           <w:p>
             <w:pPr>
@@ -1849,7 +1864,7 @@
         </w:tc>
         <w:tc>
           <w:tcPr>
-            <w:tcW w:w="2601" w:type="dxa"/>
+            <w:tcW w:w="3143" w:type="dxa"/>
           </w:tcPr>
           <w:p>
             <w:pPr>
@@ -1913,13 +1928,13 @@
         </w:tc>
         <w:tc>
           <w:tcPr>
-            <w:tcW w:w="3143" w:type="dxa"/>
+            <w:tcW w:w="3150" w:type="dxa"/>
             <w:gridSpan w:val="2"/>
           </w:tcPr>
           <w:p>
             <w:pPr>
               <w:spacing w:after="0" w:line="240" w:lineRule="auto"/>
-              <w:ind w:right="-120"/>
+              <w:ind w:right="-20"/>
               <w:jc w:val="right"/>
               <w:rPr>
                 <w:sz w:val="20"/>
@@ -1935,7 +1950,7 @@
                 <w:szCs w:val="20"/>
                 <w:lang w:eastAsia="zh-TW"/>
               </w:rPr>
-              <w:t xml:space="preserve">         </w:t>
+              <w:t>美國路易斯安州紐奧</w:t>
             </w:r>
             <w:r>
               <w:rPr>
@@ -1945,17 +1960,7 @@
                 <w:szCs w:val="20"/>
                 <w:lang w:eastAsia="zh-TW"/>
               </w:rPr>
-              <w:t xml:space="preserve">     </w:t>
-            </w:r>
-            <w:r>
-              <w:rPr>
-                <w:rFonts w:eastAsia="Microsoft JhengHei"/>
-                <w:i/>
-                <w:sz w:val="20"/>
-                <w:szCs w:val="20"/>
-                <w:lang w:eastAsia="zh-TW"/>
-              </w:rPr>
-              <w:t>美國路易斯安州紐奧良</w:t>
+              <w:t>良</w:t>
             </w:r>
           </w:p>
         </w:tc>
@@ -3136,7 +3141,7 @@
   <w:abstractNum w:abstractNumId="13" w15:restartNumberingAfterBreak="0">
     <w:nsid w:val="45131CB8"/>
     <w:multiLevelType w:val="hybridMultilevel"/>
-    <w:tmpl w:val="E82C9120"/>
+    <w:tmpl w:val="AD701788"/>
     <w:lvl w:ilvl="0" w:tplc="04090001">
       <w:start w:val="1"/>
       <w:numFmt w:val="bullet"/>
